--- a/SantanderCS/report/빅데이터 20기 프로젝트_보고서_ejm.docx
+++ b/SantanderCS/report/빅데이터 20기 프로젝트_보고서_ejm.docx
@@ -18,19 +18,11 @@
         </w:rPr>
         <w:t xml:space="preserve">. </w:t>
       </w:r>
-      <w:proofErr w:type="spellStart"/>
       <w:r>
         <w:rPr>
           <w:rFonts w:hint="eastAsia"/>
         </w:rPr>
-        <w:t>산탄데르</w:t>
-      </w:r>
-      <w:proofErr w:type="spellEnd"/>
-      <w:r>
-        <w:rPr>
-          <w:rFonts w:hint="eastAsia"/>
-        </w:rPr>
-        <w:t xml:space="preserve"> 고객 만족평가</w:t>
+        <w:t>산탄데르 고객 만족평가</w:t>
       </w:r>
     </w:p>
     <w:p>
@@ -147,14 +139,12 @@
         </w:rPr>
         <w:t xml:space="preserve">- </w:t>
       </w:r>
-      <w:proofErr w:type="spellStart"/>
       <w:r>
         <w:rPr>
           <w:rFonts w:hint="eastAsia"/>
         </w:rPr>
         <w:t>재현율</w:t>
       </w:r>
-      <w:proofErr w:type="spellEnd"/>
       <w:r>
         <w:rPr>
           <w:rFonts w:hint="eastAsia"/>
@@ -191,21 +181,7 @@
         <w:rPr>
           <w:rFonts w:hint="eastAsia"/>
         </w:rPr>
-        <w:t xml:space="preserve">불균형데이터구조의 데이터를 </w:t>
-      </w:r>
-      <w:proofErr w:type="spellStart"/>
-      <w:r>
-        <w:rPr>
-          <w:rFonts w:hint="eastAsia"/>
-        </w:rPr>
-        <w:t>DummyClassfier</w:t>
-      </w:r>
-      <w:proofErr w:type="spellEnd"/>
-      <w:r>
-        <w:rPr>
-          <w:rFonts w:hint="eastAsia"/>
-        </w:rPr>
-        <w:t>에 넣어 Accuracy(정확도)를 측정하게 되면, 학습을 안 한 상태에서도 정확도가 0.96까지 측정된다.</w:t>
+        <w:t>불균형데이터구조의 데이터를 DummyClassfier에 넣어 Accuracy(정확도)를 측정하게 되면, 학습을 안 한 상태에서도 정확도가 0.96까지 측정된다.</w:t>
       </w:r>
     </w:p>
     <w:tbl>
@@ -223,41 +199,26 @@
             <w:tcW w:w="10456" w:type="dxa"/>
           </w:tcPr>
           <w:p>
-            <w:proofErr w:type="spellStart"/>
-            <w:r>
-              <w:t>train_df</w:t>
-            </w:r>
-            <w:proofErr w:type="spellEnd"/>
-            <w:r>
-              <w:t xml:space="preserve"> = </w:t>
-            </w:r>
-            <w:proofErr w:type="spellStart"/>
+            <w:r>
+              <w:t xml:space="preserve">train_df = </w:t>
+            </w:r>
             <w:proofErr w:type="gramStart"/>
             <w:r>
               <w:t>pd.read</w:t>
             </w:r>
             <w:proofErr w:type="gramEnd"/>
             <w:r>
-              <w:t>_csv</w:t>
-            </w:r>
-            <w:proofErr w:type="spellEnd"/>
-            <w:r>
-              <w:t>('../data/train.csv')</w:t>
-            </w:r>
-          </w:p>
-          <w:p>
-            <w:r>
-              <w:t xml:space="preserve">X = </w:t>
-            </w:r>
-            <w:proofErr w:type="spellStart"/>
-            <w:r>
-              <w:t>train_</w:t>
+              <w:t>_csv('../data/train.csv')</w:t>
+            </w:r>
+          </w:p>
+          <w:p>
+            <w:r>
+              <w:t>X = train_</w:t>
             </w:r>
             <w:proofErr w:type="gramStart"/>
             <w:r>
               <w:t>df.drop</w:t>
             </w:r>
-            <w:proofErr w:type="spellEnd"/>
             <w:proofErr w:type="gramEnd"/>
             <w:r>
               <w:t>('TARGET', axis=1)</w:t>
@@ -265,15 +226,7 @@
           </w:p>
           <w:p>
             <w:r>
-              <w:t xml:space="preserve">y = </w:t>
-            </w:r>
-            <w:proofErr w:type="spellStart"/>
-            <w:r>
-              <w:t>train_df</w:t>
-            </w:r>
-            <w:proofErr w:type="spellEnd"/>
-            <w:r>
-              <w:t>['TARGET']</w:t>
+              <w:t>y = train_df['TARGET']</w:t>
             </w:r>
           </w:p>
           <w:p/>
@@ -283,71 +236,18 @@
             </w:r>
           </w:p>
           <w:p>
-            <w:proofErr w:type="spellStart"/>
-            <w:r>
-              <w:t>X_train</w:t>
-            </w:r>
-            <w:proofErr w:type="spellEnd"/>
-            <w:r>
-              <w:t xml:space="preserve">, </w:t>
-            </w:r>
-            <w:proofErr w:type="spellStart"/>
-            <w:r>
-              <w:t>X_test</w:t>
-            </w:r>
-            <w:proofErr w:type="spellEnd"/>
-            <w:r>
-              <w:t xml:space="preserve">, </w:t>
-            </w:r>
-            <w:proofErr w:type="spellStart"/>
-            <w:r>
-              <w:t>y_train</w:t>
-            </w:r>
-            <w:proofErr w:type="spellEnd"/>
-            <w:r>
-              <w:t xml:space="preserve">, </w:t>
-            </w:r>
-            <w:proofErr w:type="spellStart"/>
-            <w:r>
-              <w:t>y_test</w:t>
-            </w:r>
-            <w:proofErr w:type="spellEnd"/>
-            <w:r>
-              <w:t xml:space="preserve"> = </w:t>
-            </w:r>
-            <w:proofErr w:type="spellStart"/>
-            <w:r>
-              <w:t>train_test_</w:t>
+            <w:r>
+              <w:t>X_train, X_test, y_train, y_test = train_test_</w:t>
             </w:r>
             <w:proofErr w:type="gramStart"/>
             <w:r>
-              <w:t>split</w:t>
-            </w:r>
-            <w:proofErr w:type="spellEnd"/>
-            <w:r>
-              <w:t>(</w:t>
+              <w:t>split(</w:t>
             </w:r>
             <w:proofErr w:type="gramEnd"/>
           </w:p>
           <w:p>
             <w:r>
-              <w:t xml:space="preserve">    X, y, </w:t>
-            </w:r>
-            <w:proofErr w:type="spellStart"/>
-            <w:r>
-              <w:t>test_size</w:t>
-            </w:r>
-            <w:proofErr w:type="spellEnd"/>
-            <w:r>
-              <w:t xml:space="preserve">=0.2, </w:t>
-            </w:r>
-            <w:proofErr w:type="spellStart"/>
-            <w:r>
-              <w:t>random_state</w:t>
-            </w:r>
-            <w:proofErr w:type="spellEnd"/>
-            <w:r>
-              <w:t>=42, stratify=y</w:t>
+              <w:t>    X, y, test_size=0.2, random_state=42, stratify=y</w:t>
             </w:r>
           </w:p>
           <w:p>
@@ -358,82 +258,30 @@
           <w:p/>
           <w:p>
             <w:r>
-              <w:t xml:space="preserve"># 4. </w:t>
-            </w:r>
-            <w:proofErr w:type="spellStart"/>
-            <w:r>
-              <w:t>DummyClassifier</w:t>
-            </w:r>
-            <w:proofErr w:type="spellEnd"/>
-            <w:r>
-              <w:t xml:space="preserve"> 생성 및 학습</w:t>
-            </w:r>
-          </w:p>
-          <w:p>
-            <w:proofErr w:type="spellStart"/>
-            <w:r>
-              <w:t>dummy_clf</w:t>
-            </w:r>
-            <w:proofErr w:type="spellEnd"/>
-            <w:r>
-              <w:t xml:space="preserve"> = </w:t>
-            </w:r>
-            <w:proofErr w:type="spellStart"/>
+              <w:t># 4. DummyClassifier 생성 및 학습</w:t>
+            </w:r>
+          </w:p>
+          <w:p>
+            <w:r>
+              <w:t xml:space="preserve">dummy_clf = </w:t>
+            </w:r>
             <w:proofErr w:type="gramStart"/>
             <w:r>
-              <w:t>DummyClassifier</w:t>
-            </w:r>
-            <w:proofErr w:type="spellEnd"/>
-            <w:r>
-              <w:t>(</w:t>
+              <w:t>DummyClassifier(</w:t>
             </w:r>
             <w:proofErr w:type="gramEnd"/>
             <w:r>
-              <w:t>strategy="</w:t>
-            </w:r>
-            <w:proofErr w:type="spellStart"/>
-            <w:r>
-              <w:t>most_frequent</w:t>
-            </w:r>
-            <w:proofErr w:type="spellEnd"/>
-            <w:r>
-              <w:t xml:space="preserve">", </w:t>
-            </w:r>
-            <w:proofErr w:type="spellStart"/>
-            <w:r>
-              <w:t>random_state</w:t>
-            </w:r>
-            <w:proofErr w:type="spellEnd"/>
-            <w:r>
-              <w:t>=42)</w:t>
-            </w:r>
-          </w:p>
-          <w:p>
-            <w:proofErr w:type="spellStart"/>
+              <w:t>strategy="most_frequent", random_state=42)</w:t>
+            </w:r>
+          </w:p>
+          <w:p>
             <w:proofErr w:type="gramStart"/>
             <w:r>
-              <w:t>dummy_clf.fit</w:t>
-            </w:r>
-            <w:proofErr w:type="spellEnd"/>
-            <w:r>
-              <w:t>(</w:t>
-            </w:r>
-            <w:proofErr w:type="spellStart"/>
+              <w:t>dummy_clf.fit(</w:t>
+            </w:r>
             <w:proofErr w:type="gramEnd"/>
             <w:r>
-              <w:t>X_train</w:t>
-            </w:r>
-            <w:proofErr w:type="spellEnd"/>
-            <w:r>
-              <w:t xml:space="preserve">, </w:t>
-            </w:r>
-            <w:proofErr w:type="spellStart"/>
-            <w:r>
-              <w:t>y_train</w:t>
-            </w:r>
-            <w:proofErr w:type="spellEnd"/>
-            <w:r>
-              <w:t>)</w:t>
+              <w:t>X_train, y_train)</w:t>
             </w:r>
           </w:p>
           <w:p/>
@@ -443,34 +291,16 @@
             </w:r>
           </w:p>
           <w:p>
-            <w:proofErr w:type="spellStart"/>
-            <w:r>
-              <w:t>y_pred</w:t>
-            </w:r>
-            <w:proofErr w:type="spellEnd"/>
-            <w:r>
-              <w:t xml:space="preserve"> = </w:t>
-            </w:r>
-            <w:proofErr w:type="spellStart"/>
-            <w:r>
-              <w:t>dummy_</w:t>
+            <w:r>
+              <w:t>y_pred = dummy_</w:t>
             </w:r>
             <w:proofErr w:type="gramStart"/>
             <w:r>
               <w:t>clf.predict</w:t>
             </w:r>
-            <w:proofErr w:type="spellEnd"/>
             <w:proofErr w:type="gramEnd"/>
             <w:r>
-              <w:t>(</w:t>
-            </w:r>
-            <w:proofErr w:type="spellStart"/>
-            <w:r>
-              <w:t>X_test</w:t>
-            </w:r>
-            <w:proofErr w:type="spellEnd"/>
-            <w:r>
-              <w:t>)</w:t>
+              <w:t>(X_test)</w:t>
             </w:r>
           </w:p>
           <w:p/>
@@ -481,44 +311,15 @@
             </w:r>
             <w:proofErr w:type="gramEnd"/>
             <w:r>
-              <w:t>"</w:t>
-            </w:r>
-            <w:proofErr w:type="spellStart"/>
-            <w:r>
-              <w:t>DummyClassifier</w:t>
-            </w:r>
-            <w:proofErr w:type="spellEnd"/>
-            <w:r>
-              <w:t xml:space="preserve"> Accuracy:", </w:t>
-            </w:r>
-            <w:proofErr w:type="spellStart"/>
-            <w:r>
-              <w:t>accuracy_</w:t>
+              <w:t>"DummyClassifier Accuracy:", accuracy_</w:t>
             </w:r>
             <w:proofErr w:type="gramStart"/>
             <w:r>
-              <w:t>score</w:t>
-            </w:r>
-            <w:proofErr w:type="spellEnd"/>
-            <w:r>
-              <w:t>(</w:t>
-            </w:r>
-            <w:proofErr w:type="spellStart"/>
+              <w:t>score(</w:t>
+            </w:r>
             <w:proofErr w:type="gramEnd"/>
             <w:r>
-              <w:t>y_test</w:t>
-            </w:r>
-            <w:proofErr w:type="spellEnd"/>
-            <w:r>
-              <w:t xml:space="preserve">, </w:t>
-            </w:r>
-            <w:proofErr w:type="spellStart"/>
-            <w:r>
-              <w:t>y_pred</w:t>
-            </w:r>
-            <w:proofErr w:type="spellEnd"/>
-            <w:r>
-              <w:t>))</w:t>
+              <w:t>y_test, y_pred))</w:t>
             </w:r>
           </w:p>
           <w:p/>
@@ -625,13 +426,13 @@
       <w:tblGrid>
         <w:gridCol w:w="2263"/>
         <w:gridCol w:w="4111"/>
-        <w:gridCol w:w="1276"/>
-        <w:gridCol w:w="1276"/>
-        <w:gridCol w:w="1422"/>
+        <w:gridCol w:w="1324"/>
+        <w:gridCol w:w="1325"/>
+        <w:gridCol w:w="1325"/>
       </w:tblGrid>
       <w:tr>
         <w:trPr>
-          <w:trHeight w:val="1134"/>
+          <w:trHeight w:val="601"/>
           <w:jc w:val="center"/>
         </w:trPr>
         <w:tc>
@@ -649,17 +450,6 @@
           </w:tcPr>
           <w:p>
             <w:pPr>
-              <w:spacing w:after="0" w:line="240" w:lineRule="auto"/>
-              <w:jc w:val="center"/>
-              <w:rPr>
-                <w:rFonts w:ascii="맑은 고딕" w:eastAsia="맑은 고딕" w:hAnsi="맑은 고딕" w:cs="굴림"/>
-                <w:sz w:val="22"/>
-                <w:szCs w:val="22"/>
-              </w:rPr>
-            </w:pPr>
-          </w:p>
-          <w:p>
-            <w:pPr>
               <w:jc w:val="center"/>
               <w:rPr>
                 <w:rFonts w:ascii="맑은 고딕" w:eastAsia="맑은 고딕" w:hAnsi="맑은 고딕" w:cs="굴림"/>
@@ -706,23 +496,13 @@
                 <w:sz w:val="22"/>
                 <w:szCs w:val="22"/>
               </w:rPr>
-              <w:t xml:space="preserve">데이터 </w:t>
-            </w:r>
-            <w:proofErr w:type="spellStart"/>
-            <w:r>
-              <w:rPr>
-                <w:rFonts w:ascii="맑은 고딕" w:eastAsia="맑은 고딕" w:hAnsi="맑은 고딕" w:cs="굴림" w:hint="eastAsia"/>
-                <w:sz w:val="22"/>
-                <w:szCs w:val="22"/>
-              </w:rPr>
-              <w:t>전처리</w:t>
-            </w:r>
-            <w:proofErr w:type="spellEnd"/>
+              <w:t>데이터 전처리</w:t>
+            </w:r>
           </w:p>
         </w:tc>
         <w:tc>
           <w:tcPr>
-            <w:tcW w:w="1276" w:type="dxa"/>
+            <w:tcW w:w="1324" w:type="dxa"/>
             <w:tcBorders>
               <w:top w:val="single" w:sz="4" w:space="0" w:color="auto"/>
               <w:left w:val="nil"/>
@@ -755,7 +535,7 @@
         </w:tc>
         <w:tc>
           <w:tcPr>
-            <w:tcW w:w="1276" w:type="dxa"/>
+            <w:tcW w:w="1325" w:type="dxa"/>
             <w:tcBorders>
               <w:top w:val="single" w:sz="4" w:space="0" w:color="auto"/>
               <w:left w:val="nil"/>
@@ -788,7 +568,7 @@
         </w:tc>
         <w:tc>
           <w:tcPr>
-            <w:tcW w:w="1422" w:type="dxa"/>
+            <w:tcW w:w="1325" w:type="dxa"/>
             <w:tcBorders>
               <w:top w:val="single" w:sz="4" w:space="0" w:color="auto"/>
               <w:left w:val="nil"/>
@@ -822,7 +602,7 @@
       </w:tr>
       <w:tr>
         <w:trPr>
-          <w:trHeight w:val="1134"/>
+          <w:trHeight w:val="997"/>
           <w:jc w:val="center"/>
         </w:trPr>
         <w:tc>
@@ -849,7 +629,6 @@
                 <w:szCs w:val="22"/>
               </w:rPr>
             </w:pPr>
-            <w:proofErr w:type="spellStart"/>
             <w:r>
               <w:rPr>
                 <w:rFonts w:ascii="맑은 고딕" w:eastAsia="맑은 고딕" w:hAnsi="맑은 고딕" w:cs="굴림" w:hint="eastAsia"/>
@@ -858,7 +637,6 @@
               </w:rPr>
               <w:t>XGBoost</w:t>
             </w:r>
-            <w:proofErr w:type="spellEnd"/>
           </w:p>
         </w:tc>
         <w:tc>
@@ -899,60 +677,32 @@
                 <w:sz w:val="22"/>
                 <w:szCs w:val="22"/>
               </w:rPr>
-              <w:t xml:space="preserve">ar3이상치를 </w:t>
-            </w:r>
-            <w:proofErr w:type="spellStart"/>
+              <w:t>ar3이상치를 최빈값 2로 대체</w:t>
+            </w:r>
+          </w:p>
+          <w:p>
+            <w:pPr>
+              <w:spacing w:after="0" w:line="240" w:lineRule="auto"/>
+              <w:jc w:val="center"/>
+              <w:rPr>
+                <w:rFonts w:ascii="맑은 고딕" w:eastAsia="맑은 고딕" w:hAnsi="맑은 고딕" w:cs="굴림"/>
+                <w:sz w:val="22"/>
+                <w:szCs w:val="22"/>
+              </w:rPr>
+            </w:pPr>
             <w:r>
               <w:rPr>
                 <w:rFonts w:ascii="맑은 고딕" w:eastAsia="맑은 고딕" w:hAnsi="맑은 고딕" w:cs="굴림" w:hint="eastAsia"/>
                 <w:sz w:val="22"/>
                 <w:szCs w:val="22"/>
               </w:rPr>
-              <w:t>최빈값</w:t>
-            </w:r>
-            <w:proofErr w:type="spellEnd"/>
-            <w:r>
-              <w:rPr>
-                <w:rFonts w:ascii="맑은 고딕" w:eastAsia="맑은 고딕" w:hAnsi="맑은 고딕" w:cs="굴림" w:hint="eastAsia"/>
-                <w:sz w:val="22"/>
-                <w:szCs w:val="22"/>
-              </w:rPr>
-              <w:t xml:space="preserve"> 2로 대체</w:t>
-            </w:r>
-          </w:p>
-          <w:p>
-            <w:pPr>
-              <w:spacing w:after="0" w:line="240" w:lineRule="auto"/>
-              <w:jc w:val="center"/>
-              <w:rPr>
-                <w:rFonts w:ascii="맑은 고딕" w:eastAsia="맑은 고딕" w:hAnsi="맑은 고딕" w:cs="굴림"/>
-                <w:sz w:val="22"/>
-                <w:szCs w:val="22"/>
-              </w:rPr>
-            </w:pPr>
-            <w:proofErr w:type="spellStart"/>
-            <w:r>
-              <w:rPr>
-                <w:rFonts w:ascii="맑은 고딕" w:eastAsia="맑은 고딕" w:hAnsi="맑은 고딕" w:cs="굴림" w:hint="eastAsia"/>
-                <w:sz w:val="22"/>
-                <w:szCs w:val="22"/>
-              </w:rPr>
-              <w:t>StandardScaler</w:t>
-            </w:r>
-            <w:proofErr w:type="spellEnd"/>
-            <w:r>
-              <w:rPr>
-                <w:rFonts w:ascii="맑은 고딕" w:eastAsia="맑은 고딕" w:hAnsi="맑은 고딕" w:cs="굴림" w:hint="eastAsia"/>
-                <w:sz w:val="22"/>
-                <w:szCs w:val="22"/>
-              </w:rPr>
-              <w:t xml:space="preserve"> 적용</w:t>
+              <w:t>StandardScaler 적용</w:t>
             </w:r>
           </w:p>
         </w:tc>
         <w:tc>
           <w:tcPr>
-            <w:tcW w:w="1276" w:type="dxa"/>
+            <w:tcW w:w="1324" w:type="dxa"/>
             <w:tcBorders>
               <w:top w:val="single" w:sz="4" w:space="0" w:color="auto"/>
               <w:left w:val="nil"/>
@@ -986,7 +736,7 @@
         </w:tc>
         <w:tc>
           <w:tcPr>
-            <w:tcW w:w="1276" w:type="dxa"/>
+            <w:tcW w:w="1325" w:type="dxa"/>
             <w:tcBorders>
               <w:top w:val="single" w:sz="4" w:space="0" w:color="auto"/>
               <w:left w:val="nil"/>
@@ -1020,7 +770,7 @@
         </w:tc>
         <w:tc>
           <w:tcPr>
-            <w:tcW w:w="1422" w:type="dxa"/>
+            <w:tcW w:w="1325" w:type="dxa"/>
             <w:tcBorders>
               <w:top w:val="single" w:sz="4" w:space="0" w:color="auto"/>
               <w:left w:val="nil"/>
@@ -1055,7 +805,7 @@
       </w:tr>
       <w:tr>
         <w:trPr>
-          <w:trHeight w:val="1134"/>
+          <w:trHeight w:val="971"/>
           <w:jc w:val="center"/>
         </w:trPr>
         <w:tc>
@@ -1081,7 +831,6 @@
                 <w:szCs w:val="22"/>
               </w:rPr>
             </w:pPr>
-            <w:proofErr w:type="spellStart"/>
             <w:r>
               <w:rPr>
                 <w:rFonts w:ascii="맑은 고딕" w:eastAsia="맑은 고딕" w:hAnsi="맑은 고딕" w:cs="굴림"/>
@@ -1090,7 +839,6 @@
               </w:rPr>
               <w:t>LightGBM</w:t>
             </w:r>
-            <w:proofErr w:type="spellEnd"/>
           </w:p>
         </w:tc>
         <w:tc>
@@ -1130,60 +878,32 @@
                 <w:sz w:val="22"/>
                 <w:szCs w:val="22"/>
               </w:rPr>
-              <w:t xml:space="preserve">ar3이상치를 </w:t>
-            </w:r>
-            <w:proofErr w:type="spellStart"/>
+              <w:t>ar3이상치를 최빈값 2로 대체</w:t>
+            </w:r>
+          </w:p>
+          <w:p>
+            <w:pPr>
+              <w:spacing w:after="0" w:line="240" w:lineRule="auto"/>
+              <w:jc w:val="center"/>
+              <w:rPr>
+                <w:rFonts w:ascii="맑은 고딕" w:eastAsia="맑은 고딕" w:hAnsi="맑은 고딕" w:cs="굴림"/>
+                <w:sz w:val="22"/>
+                <w:szCs w:val="22"/>
+              </w:rPr>
+            </w:pPr>
             <w:r>
               <w:rPr>
                 <w:rFonts w:ascii="맑은 고딕" w:eastAsia="맑은 고딕" w:hAnsi="맑은 고딕" w:cs="굴림" w:hint="eastAsia"/>
                 <w:sz w:val="22"/>
                 <w:szCs w:val="22"/>
               </w:rPr>
-              <w:t>최빈값</w:t>
-            </w:r>
-            <w:proofErr w:type="spellEnd"/>
-            <w:r>
-              <w:rPr>
-                <w:rFonts w:ascii="맑은 고딕" w:eastAsia="맑은 고딕" w:hAnsi="맑은 고딕" w:cs="굴림" w:hint="eastAsia"/>
-                <w:sz w:val="22"/>
-                <w:szCs w:val="22"/>
-              </w:rPr>
-              <w:t xml:space="preserve"> 2로 대체</w:t>
-            </w:r>
-          </w:p>
-          <w:p>
-            <w:pPr>
-              <w:spacing w:after="0" w:line="240" w:lineRule="auto"/>
-              <w:jc w:val="center"/>
-              <w:rPr>
-                <w:rFonts w:ascii="맑은 고딕" w:eastAsia="맑은 고딕" w:hAnsi="맑은 고딕" w:cs="굴림"/>
-                <w:sz w:val="22"/>
-                <w:szCs w:val="22"/>
-              </w:rPr>
-            </w:pPr>
-            <w:proofErr w:type="spellStart"/>
-            <w:r>
-              <w:rPr>
-                <w:rFonts w:ascii="맑은 고딕" w:eastAsia="맑은 고딕" w:hAnsi="맑은 고딕" w:cs="굴림" w:hint="eastAsia"/>
-                <w:sz w:val="22"/>
-                <w:szCs w:val="22"/>
-              </w:rPr>
-              <w:t>StandardScaler</w:t>
-            </w:r>
-            <w:proofErr w:type="spellEnd"/>
-            <w:r>
-              <w:rPr>
-                <w:rFonts w:ascii="맑은 고딕" w:eastAsia="맑은 고딕" w:hAnsi="맑은 고딕" w:cs="굴림" w:hint="eastAsia"/>
-                <w:sz w:val="22"/>
-                <w:szCs w:val="22"/>
-              </w:rPr>
-              <w:t xml:space="preserve"> 적용</w:t>
+              <w:t>StandardScaler 적용</w:t>
             </w:r>
           </w:p>
         </w:tc>
         <w:tc>
           <w:tcPr>
-            <w:tcW w:w="1276" w:type="dxa"/>
+            <w:tcW w:w="1324" w:type="dxa"/>
             <w:tcBorders>
               <w:top w:val="single" w:sz="4" w:space="0" w:color="auto"/>
               <w:left w:val="nil"/>
@@ -1216,7 +936,7 @@
         </w:tc>
         <w:tc>
           <w:tcPr>
-            <w:tcW w:w="1276" w:type="dxa"/>
+            <w:tcW w:w="1325" w:type="dxa"/>
             <w:tcBorders>
               <w:top w:val="single" w:sz="4" w:space="0" w:color="auto"/>
               <w:left w:val="nil"/>
@@ -1249,7 +969,7 @@
         </w:tc>
         <w:tc>
           <w:tcPr>
-            <w:tcW w:w="1422" w:type="dxa"/>
+            <w:tcW w:w="1325" w:type="dxa"/>
             <w:tcBorders>
               <w:top w:val="single" w:sz="4" w:space="0" w:color="auto"/>
               <w:left w:val="nil"/>
@@ -1283,7 +1003,7 @@
       </w:tr>
       <w:tr>
         <w:trPr>
-          <w:trHeight w:val="1134"/>
+          <w:trHeight w:val="973"/>
           <w:jc w:val="center"/>
         </w:trPr>
         <w:tc>
@@ -1309,7 +1029,6 @@
                 <w:szCs w:val="22"/>
               </w:rPr>
             </w:pPr>
-            <w:proofErr w:type="spellStart"/>
             <w:r>
               <w:rPr>
                 <w:rFonts w:ascii="맑은 고딕" w:eastAsia="맑은 고딕" w:hAnsi="맑은 고딕" w:hint="eastAsia"/>
@@ -1318,7 +1037,6 @@
               </w:rPr>
               <w:t>LogisticRegression</w:t>
             </w:r>
-            <w:proofErr w:type="spellEnd"/>
           </w:p>
         </w:tc>
         <w:tc>
@@ -1358,60 +1076,32 @@
                 <w:sz w:val="22"/>
                 <w:szCs w:val="22"/>
               </w:rPr>
-              <w:t xml:space="preserve">ar3이상치를 </w:t>
-            </w:r>
-            <w:proofErr w:type="spellStart"/>
+              <w:t>ar3이상치를 최빈값 2로 대체</w:t>
+            </w:r>
+          </w:p>
+          <w:p>
+            <w:pPr>
+              <w:spacing w:after="0" w:line="240" w:lineRule="auto"/>
+              <w:jc w:val="center"/>
+              <w:rPr>
+                <w:rFonts w:ascii="맑은 고딕" w:eastAsia="맑은 고딕" w:hAnsi="맑은 고딕" w:cs="굴림"/>
+                <w:sz w:val="22"/>
+                <w:szCs w:val="22"/>
+              </w:rPr>
+            </w:pPr>
             <w:r>
               <w:rPr>
                 <w:rFonts w:ascii="맑은 고딕" w:eastAsia="맑은 고딕" w:hAnsi="맑은 고딕" w:cs="굴림" w:hint="eastAsia"/>
                 <w:sz w:val="22"/>
                 <w:szCs w:val="22"/>
               </w:rPr>
-              <w:t>최빈값</w:t>
-            </w:r>
-            <w:proofErr w:type="spellEnd"/>
-            <w:r>
-              <w:rPr>
-                <w:rFonts w:ascii="맑은 고딕" w:eastAsia="맑은 고딕" w:hAnsi="맑은 고딕" w:cs="굴림" w:hint="eastAsia"/>
-                <w:sz w:val="22"/>
-                <w:szCs w:val="22"/>
-              </w:rPr>
-              <w:t xml:space="preserve"> 2로 대체</w:t>
-            </w:r>
-          </w:p>
-          <w:p>
-            <w:pPr>
-              <w:spacing w:after="0" w:line="240" w:lineRule="auto"/>
-              <w:jc w:val="center"/>
-              <w:rPr>
-                <w:rFonts w:ascii="맑은 고딕" w:eastAsia="맑은 고딕" w:hAnsi="맑은 고딕" w:cs="굴림"/>
-                <w:sz w:val="22"/>
-                <w:szCs w:val="22"/>
-              </w:rPr>
-            </w:pPr>
-            <w:proofErr w:type="spellStart"/>
-            <w:r>
-              <w:rPr>
-                <w:rFonts w:ascii="맑은 고딕" w:eastAsia="맑은 고딕" w:hAnsi="맑은 고딕" w:cs="굴림" w:hint="eastAsia"/>
-                <w:sz w:val="22"/>
-                <w:szCs w:val="22"/>
-              </w:rPr>
-              <w:t>StandardScaler</w:t>
-            </w:r>
-            <w:proofErr w:type="spellEnd"/>
-            <w:r>
-              <w:rPr>
-                <w:rFonts w:ascii="맑은 고딕" w:eastAsia="맑은 고딕" w:hAnsi="맑은 고딕" w:cs="굴림" w:hint="eastAsia"/>
-                <w:sz w:val="22"/>
-                <w:szCs w:val="22"/>
-              </w:rPr>
-              <w:t xml:space="preserve"> 적용</w:t>
+              <w:t>StandardScaler 적용</w:t>
             </w:r>
           </w:p>
         </w:tc>
         <w:tc>
           <w:tcPr>
-            <w:tcW w:w="1276" w:type="dxa"/>
+            <w:tcW w:w="1324" w:type="dxa"/>
             <w:tcBorders>
               <w:top w:val="single" w:sz="4" w:space="0" w:color="auto"/>
               <w:left w:val="nil"/>
@@ -1444,7 +1134,7 @@
         </w:tc>
         <w:tc>
           <w:tcPr>
-            <w:tcW w:w="1276" w:type="dxa"/>
+            <w:tcW w:w="1325" w:type="dxa"/>
             <w:tcBorders>
               <w:top w:val="single" w:sz="4" w:space="0" w:color="auto"/>
               <w:left w:val="nil"/>
@@ -1477,7 +1167,7 @@
         </w:tc>
         <w:tc>
           <w:tcPr>
-            <w:tcW w:w="1422" w:type="dxa"/>
+            <w:tcW w:w="1325" w:type="dxa"/>
             <w:tcBorders>
               <w:top w:val="single" w:sz="4" w:space="0" w:color="auto"/>
               <w:left w:val="nil"/>
@@ -1511,7 +1201,7 @@
       </w:tr>
       <w:tr>
         <w:trPr>
-          <w:trHeight w:val="1134"/>
+          <w:trHeight w:val="961"/>
           <w:jc w:val="center"/>
         </w:trPr>
         <w:tc>
@@ -1537,7 +1227,6 @@
                 <w:szCs w:val="22"/>
               </w:rPr>
             </w:pPr>
-            <w:proofErr w:type="spellStart"/>
             <w:r>
               <w:rPr>
                 <w:rFonts w:ascii="맑은 고딕" w:eastAsia="맑은 고딕" w:hAnsi="맑은 고딕" w:cs="굴림"/>
@@ -1546,7 +1235,6 @@
               </w:rPr>
               <w:t>RandomForest</w:t>
             </w:r>
-            <w:proofErr w:type="spellEnd"/>
           </w:p>
           <w:p>
             <w:pPr>
@@ -1597,60 +1285,32 @@
                 <w:sz w:val="22"/>
                 <w:szCs w:val="22"/>
               </w:rPr>
-              <w:t xml:space="preserve">ar3이상치를 </w:t>
-            </w:r>
-            <w:proofErr w:type="spellStart"/>
+              <w:t>ar3이상치를 최빈값 2로 대체</w:t>
+            </w:r>
+          </w:p>
+          <w:p>
+            <w:pPr>
+              <w:spacing w:after="0" w:line="240" w:lineRule="auto"/>
+              <w:jc w:val="center"/>
+              <w:rPr>
+                <w:rFonts w:ascii="맑은 고딕" w:eastAsia="맑은 고딕" w:hAnsi="맑은 고딕" w:cs="굴림"/>
+                <w:sz w:val="22"/>
+                <w:szCs w:val="22"/>
+              </w:rPr>
+            </w:pPr>
             <w:r>
               <w:rPr>
                 <w:rFonts w:ascii="맑은 고딕" w:eastAsia="맑은 고딕" w:hAnsi="맑은 고딕" w:cs="굴림" w:hint="eastAsia"/>
                 <w:sz w:val="22"/>
                 <w:szCs w:val="22"/>
               </w:rPr>
-              <w:t>최빈값</w:t>
-            </w:r>
-            <w:proofErr w:type="spellEnd"/>
-            <w:r>
-              <w:rPr>
-                <w:rFonts w:ascii="맑은 고딕" w:eastAsia="맑은 고딕" w:hAnsi="맑은 고딕" w:cs="굴림" w:hint="eastAsia"/>
-                <w:sz w:val="22"/>
-                <w:szCs w:val="22"/>
-              </w:rPr>
-              <w:t xml:space="preserve"> 2로 대체</w:t>
-            </w:r>
-          </w:p>
-          <w:p>
-            <w:pPr>
-              <w:spacing w:after="0" w:line="240" w:lineRule="auto"/>
-              <w:jc w:val="center"/>
-              <w:rPr>
-                <w:rFonts w:ascii="맑은 고딕" w:eastAsia="맑은 고딕" w:hAnsi="맑은 고딕" w:cs="굴림"/>
-                <w:sz w:val="22"/>
-                <w:szCs w:val="22"/>
-              </w:rPr>
-            </w:pPr>
-            <w:proofErr w:type="spellStart"/>
-            <w:r>
-              <w:rPr>
-                <w:rFonts w:ascii="맑은 고딕" w:eastAsia="맑은 고딕" w:hAnsi="맑은 고딕" w:cs="굴림" w:hint="eastAsia"/>
-                <w:sz w:val="22"/>
-                <w:szCs w:val="22"/>
-              </w:rPr>
-              <w:t>StandardScaler</w:t>
-            </w:r>
-            <w:proofErr w:type="spellEnd"/>
-            <w:r>
-              <w:rPr>
-                <w:rFonts w:ascii="맑은 고딕" w:eastAsia="맑은 고딕" w:hAnsi="맑은 고딕" w:cs="굴림" w:hint="eastAsia"/>
-                <w:sz w:val="22"/>
-                <w:szCs w:val="22"/>
-              </w:rPr>
-              <w:t xml:space="preserve"> 적용</w:t>
+              <w:t>StandardScaler 적용</w:t>
             </w:r>
           </w:p>
         </w:tc>
         <w:tc>
           <w:tcPr>
-            <w:tcW w:w="1276" w:type="dxa"/>
+            <w:tcW w:w="1324" w:type="dxa"/>
             <w:tcBorders>
               <w:top w:val="single" w:sz="4" w:space="0" w:color="auto"/>
               <w:left w:val="nil"/>
@@ -1683,7 +1343,7 @@
         </w:tc>
         <w:tc>
           <w:tcPr>
-            <w:tcW w:w="1276" w:type="dxa"/>
+            <w:tcW w:w="1325" w:type="dxa"/>
             <w:tcBorders>
               <w:top w:val="single" w:sz="4" w:space="0" w:color="auto"/>
               <w:left w:val="nil"/>
@@ -1716,7 +1376,7 @@
         </w:tc>
         <w:tc>
           <w:tcPr>
-            <w:tcW w:w="1422" w:type="dxa"/>
+            <w:tcW w:w="1325" w:type="dxa"/>
             <w:tcBorders>
               <w:top w:val="single" w:sz="4" w:space="0" w:color="auto"/>
               <w:left w:val="nil"/>
@@ -1897,18 +1557,8 @@
                 <w:sz w:val="22"/>
                 <w:szCs w:val="22"/>
               </w:rPr>
-              <w:t xml:space="preserve">데이터 </w:t>
-            </w:r>
-            <w:proofErr w:type="spellStart"/>
-            <w:r>
-              <w:rPr>
-                <w:rFonts w:ascii="맑은 고딕" w:eastAsia="맑은 고딕" w:hAnsi="맑은 고딕" w:cs="굴림" w:hint="eastAsia"/>
-                <w:sz w:val="22"/>
-                <w:szCs w:val="22"/>
-              </w:rPr>
-              <w:t>전처리</w:t>
-            </w:r>
-            <w:proofErr w:type="spellEnd"/>
+              <w:t>데이터 전처리</w:t>
+            </w:r>
           </w:p>
         </w:tc>
         <w:tc>
@@ -2040,7 +1690,6 @@
                 <w:szCs w:val="22"/>
               </w:rPr>
             </w:pPr>
-            <w:proofErr w:type="spellStart"/>
             <w:r>
               <w:rPr>
                 <w:rFonts w:ascii="맑은 고딕" w:eastAsia="맑은 고딕" w:hAnsi="맑은 고딕" w:cs="굴림" w:hint="eastAsia"/>
@@ -2049,7 +1698,6 @@
               </w:rPr>
               <w:t>XGBoost</w:t>
             </w:r>
-            <w:proofErr w:type="spellEnd"/>
           </w:p>
         </w:tc>
         <w:tc>
@@ -2090,91 +1738,45 @@
                 <w:sz w:val="22"/>
                 <w:szCs w:val="22"/>
               </w:rPr>
-              <w:t xml:space="preserve">ar3이상치를 </w:t>
-            </w:r>
-            <w:proofErr w:type="spellStart"/>
+              <w:t>ar3이상치를 최빈값 2로 대체</w:t>
+            </w:r>
+          </w:p>
+          <w:p>
+            <w:pPr>
+              <w:spacing w:after="0" w:line="240" w:lineRule="auto"/>
+              <w:jc w:val="center"/>
+              <w:rPr>
+                <w:rFonts w:ascii="맑은 고딕" w:eastAsia="맑은 고딕" w:hAnsi="맑은 고딕" w:cs="굴림"/>
+                <w:sz w:val="22"/>
+                <w:szCs w:val="22"/>
+              </w:rPr>
+            </w:pPr>
             <w:r>
               <w:rPr>
                 <w:rFonts w:ascii="맑은 고딕" w:eastAsia="맑은 고딕" w:hAnsi="맑은 고딕" w:cs="굴림" w:hint="eastAsia"/>
                 <w:sz w:val="22"/>
                 <w:szCs w:val="22"/>
               </w:rPr>
-              <w:t>최빈값</w:t>
-            </w:r>
-            <w:proofErr w:type="spellEnd"/>
+              <w:t>StandardScaler 적용</w:t>
+            </w:r>
+          </w:p>
+          <w:p>
+            <w:pPr>
+              <w:spacing w:after="0" w:line="240" w:lineRule="auto"/>
+              <w:jc w:val="center"/>
+              <w:rPr>
+                <w:rFonts w:ascii="맑은 고딕" w:eastAsia="맑은 고딕" w:hAnsi="맑은 고딕" w:cs="굴림"/>
+                <w:sz w:val="22"/>
+                <w:szCs w:val="22"/>
+              </w:rPr>
+            </w:pPr>
             <w:r>
               <w:rPr>
                 <w:rFonts w:ascii="맑은 고딕" w:eastAsia="맑은 고딕" w:hAnsi="맑은 고딕" w:cs="굴림" w:hint="eastAsia"/>
                 <w:sz w:val="22"/>
                 <w:szCs w:val="22"/>
               </w:rPr>
-              <w:t xml:space="preserve"> 2로 대체</w:t>
-            </w:r>
-          </w:p>
-          <w:p>
-            <w:pPr>
-              <w:spacing w:after="0" w:line="240" w:lineRule="auto"/>
-              <w:jc w:val="center"/>
-              <w:rPr>
-                <w:rFonts w:ascii="맑은 고딕" w:eastAsia="맑은 고딕" w:hAnsi="맑은 고딕" w:cs="굴림"/>
-                <w:sz w:val="22"/>
-                <w:szCs w:val="22"/>
-              </w:rPr>
-            </w:pPr>
-            <w:proofErr w:type="spellStart"/>
-            <w:r>
-              <w:rPr>
-                <w:rFonts w:ascii="맑은 고딕" w:eastAsia="맑은 고딕" w:hAnsi="맑은 고딕" w:cs="굴림" w:hint="eastAsia"/>
-                <w:sz w:val="22"/>
-                <w:szCs w:val="22"/>
-              </w:rPr>
-              <w:t>StandardScaler</w:t>
-            </w:r>
-            <w:proofErr w:type="spellEnd"/>
-            <w:r>
-              <w:rPr>
-                <w:rFonts w:ascii="맑은 고딕" w:eastAsia="맑은 고딕" w:hAnsi="맑은 고딕" w:cs="굴림" w:hint="eastAsia"/>
-                <w:sz w:val="22"/>
-                <w:szCs w:val="22"/>
-              </w:rPr>
-              <w:t xml:space="preserve"> 적용</w:t>
-            </w:r>
-          </w:p>
-          <w:p>
-            <w:pPr>
-              <w:spacing w:after="0" w:line="240" w:lineRule="auto"/>
-              <w:jc w:val="center"/>
-              <w:rPr>
-                <w:rFonts w:ascii="맑은 고딕" w:eastAsia="맑은 고딕" w:hAnsi="맑은 고딕" w:cs="굴림"/>
-                <w:sz w:val="22"/>
-                <w:szCs w:val="22"/>
-              </w:rPr>
-            </w:pPr>
-            <w:r>
-              <w:rPr>
-                <w:rFonts w:ascii="맑은 고딕" w:eastAsia="맑은 고딕" w:hAnsi="맑은 고딕" w:cs="굴림" w:hint="eastAsia"/>
-                <w:sz w:val="22"/>
-                <w:szCs w:val="22"/>
-              </w:rPr>
-              <w:t xml:space="preserve">행전체가 0인 피처 삭제, </w:t>
-            </w:r>
-            <w:proofErr w:type="spellStart"/>
-            <w:r>
-              <w:rPr>
-                <w:rFonts w:ascii="맑은 고딕" w:eastAsia="맑은 고딕" w:hAnsi="맑은 고딕" w:cs="굴림" w:hint="eastAsia"/>
-                <w:sz w:val="22"/>
-                <w:szCs w:val="22"/>
-              </w:rPr>
-              <w:t>corr</w:t>
-            </w:r>
-            <w:proofErr w:type="spellEnd"/>
-            <w:r>
-              <w:rPr>
-                <w:rFonts w:ascii="맑은 고딕" w:eastAsia="맑은 고딕" w:hAnsi="맑은 고딕" w:cs="굴림" w:hint="eastAsia"/>
-                <w:sz w:val="22"/>
-                <w:szCs w:val="22"/>
-              </w:rPr>
-              <w:t xml:space="preserve"> 비율 0.95이하인 피처 삭제</w:t>
+              <w:t>행전체가 0인 피처 삭제, corr 비율 0.95이하인 피처 삭제</w:t>
             </w:r>
           </w:p>
         </w:tc>
@@ -2209,7 +1811,7 @@
                 <w:sz w:val="22"/>
                 <w:szCs w:val="22"/>
               </w:rPr>
-              <w:t>0.8402</w:t>
+              <w:t>0.852</w:t>
             </w:r>
           </w:p>
         </w:tc>
@@ -2244,7 +1846,7 @@
                 <w:sz w:val="22"/>
                 <w:szCs w:val="22"/>
               </w:rPr>
-              <w:t>0.535</w:t>
+              <w:t>0.0066</w:t>
             </w:r>
           </w:p>
         </w:tc>
@@ -2279,7 +1881,7 @@
                 <w:sz w:val="22"/>
                 <w:szCs w:val="22"/>
               </w:rPr>
-              <w:t>0.7425</w:t>
+              <w:t>0.0033</w:t>
             </w:r>
           </w:p>
         </w:tc>
@@ -2312,7 +1914,6 @@
                 <w:szCs w:val="22"/>
               </w:rPr>
             </w:pPr>
-            <w:proofErr w:type="spellStart"/>
             <w:r>
               <w:rPr>
                 <w:rFonts w:ascii="맑은 고딕" w:eastAsia="맑은 고딕" w:hAnsi="맑은 고딕" w:cs="굴림"/>
@@ -2321,7 +1922,6 @@
               </w:rPr>
               <w:t>LightGBM</w:t>
             </w:r>
-            <w:proofErr w:type="spellEnd"/>
           </w:p>
         </w:tc>
         <w:tc>
@@ -2361,91 +1961,45 @@
                 <w:sz w:val="22"/>
                 <w:szCs w:val="22"/>
               </w:rPr>
-              <w:t xml:space="preserve">ar3이상치를 </w:t>
-            </w:r>
-            <w:proofErr w:type="spellStart"/>
+              <w:t>ar3이상치를 최빈값 2로 대체</w:t>
+            </w:r>
+          </w:p>
+          <w:p>
+            <w:pPr>
+              <w:spacing w:after="0" w:line="240" w:lineRule="auto"/>
+              <w:jc w:val="center"/>
+              <w:rPr>
+                <w:rFonts w:ascii="맑은 고딕" w:eastAsia="맑은 고딕" w:hAnsi="맑은 고딕" w:cs="굴림"/>
+                <w:sz w:val="22"/>
+                <w:szCs w:val="22"/>
+              </w:rPr>
+            </w:pPr>
             <w:r>
               <w:rPr>
                 <w:rFonts w:ascii="맑은 고딕" w:eastAsia="맑은 고딕" w:hAnsi="맑은 고딕" w:cs="굴림" w:hint="eastAsia"/>
                 <w:sz w:val="22"/>
                 <w:szCs w:val="22"/>
               </w:rPr>
-              <w:t>최빈값</w:t>
-            </w:r>
-            <w:proofErr w:type="spellEnd"/>
+              <w:t>StandardScaler 적용</w:t>
+            </w:r>
+          </w:p>
+          <w:p>
+            <w:pPr>
+              <w:spacing w:after="0" w:line="240" w:lineRule="auto"/>
+              <w:jc w:val="center"/>
+              <w:rPr>
+                <w:rFonts w:ascii="맑은 고딕" w:eastAsia="맑은 고딕" w:hAnsi="맑은 고딕" w:cs="굴림"/>
+                <w:sz w:val="22"/>
+                <w:szCs w:val="22"/>
+              </w:rPr>
+            </w:pPr>
             <w:r>
               <w:rPr>
                 <w:rFonts w:ascii="맑은 고딕" w:eastAsia="맑은 고딕" w:hAnsi="맑은 고딕" w:cs="굴림" w:hint="eastAsia"/>
                 <w:sz w:val="22"/>
                 <w:szCs w:val="22"/>
               </w:rPr>
-              <w:t xml:space="preserve"> 2로 대체</w:t>
-            </w:r>
-          </w:p>
-          <w:p>
-            <w:pPr>
-              <w:spacing w:after="0" w:line="240" w:lineRule="auto"/>
-              <w:jc w:val="center"/>
-              <w:rPr>
-                <w:rFonts w:ascii="맑은 고딕" w:eastAsia="맑은 고딕" w:hAnsi="맑은 고딕" w:cs="굴림"/>
-                <w:sz w:val="22"/>
-                <w:szCs w:val="22"/>
-              </w:rPr>
-            </w:pPr>
-            <w:proofErr w:type="spellStart"/>
-            <w:r>
-              <w:rPr>
-                <w:rFonts w:ascii="맑은 고딕" w:eastAsia="맑은 고딕" w:hAnsi="맑은 고딕" w:cs="굴림" w:hint="eastAsia"/>
-                <w:sz w:val="22"/>
-                <w:szCs w:val="22"/>
-              </w:rPr>
-              <w:t>StandardScaler</w:t>
-            </w:r>
-            <w:proofErr w:type="spellEnd"/>
-            <w:r>
-              <w:rPr>
-                <w:rFonts w:ascii="맑은 고딕" w:eastAsia="맑은 고딕" w:hAnsi="맑은 고딕" w:cs="굴림" w:hint="eastAsia"/>
-                <w:sz w:val="22"/>
-                <w:szCs w:val="22"/>
-              </w:rPr>
-              <w:t xml:space="preserve"> 적용</w:t>
-            </w:r>
-          </w:p>
-          <w:p>
-            <w:pPr>
-              <w:spacing w:after="0" w:line="240" w:lineRule="auto"/>
-              <w:jc w:val="center"/>
-              <w:rPr>
-                <w:rFonts w:ascii="맑은 고딕" w:eastAsia="맑은 고딕" w:hAnsi="맑은 고딕" w:cs="굴림"/>
-                <w:sz w:val="22"/>
-                <w:szCs w:val="22"/>
-              </w:rPr>
-            </w:pPr>
-            <w:r>
-              <w:rPr>
-                <w:rFonts w:ascii="맑은 고딕" w:eastAsia="맑은 고딕" w:hAnsi="맑은 고딕" w:cs="굴림" w:hint="eastAsia"/>
-                <w:sz w:val="22"/>
-                <w:szCs w:val="22"/>
-              </w:rPr>
-              <w:t xml:space="preserve">행전체가 0인 피처 삭제, </w:t>
-            </w:r>
-            <w:proofErr w:type="spellStart"/>
-            <w:r>
-              <w:rPr>
-                <w:rFonts w:ascii="맑은 고딕" w:eastAsia="맑은 고딕" w:hAnsi="맑은 고딕" w:cs="굴림" w:hint="eastAsia"/>
-                <w:sz w:val="22"/>
-                <w:szCs w:val="22"/>
-              </w:rPr>
-              <w:t>corr</w:t>
-            </w:r>
-            <w:proofErr w:type="spellEnd"/>
-            <w:r>
-              <w:rPr>
-                <w:rFonts w:ascii="맑은 고딕" w:eastAsia="맑은 고딕" w:hAnsi="맑은 고딕" w:cs="굴림" w:hint="eastAsia"/>
-                <w:sz w:val="22"/>
-                <w:szCs w:val="22"/>
-              </w:rPr>
-              <w:t xml:space="preserve"> 비율 0.95이하인 피처 삭제</w:t>
+              <w:t>행전체가 0인 피처 삭제, corr 비율 0.95이하인 피처 삭제</w:t>
             </w:r>
           </w:p>
         </w:tc>
@@ -2577,7 +2131,6 @@
                 <w:szCs w:val="22"/>
               </w:rPr>
             </w:pPr>
-            <w:proofErr w:type="spellStart"/>
             <w:r>
               <w:rPr>
                 <w:rFonts w:ascii="맑은 고딕" w:eastAsia="맑은 고딕" w:hAnsi="맑은 고딕" w:hint="eastAsia"/>
@@ -2586,7 +2139,6 @@
               </w:rPr>
               <w:t>LogisticRegression</w:t>
             </w:r>
-            <w:proofErr w:type="spellEnd"/>
           </w:p>
         </w:tc>
         <w:tc>
@@ -2626,91 +2178,45 @@
                 <w:sz w:val="22"/>
                 <w:szCs w:val="22"/>
               </w:rPr>
-              <w:t xml:space="preserve">ar3이상치를 </w:t>
-            </w:r>
-            <w:proofErr w:type="spellStart"/>
+              <w:t>ar3이상치를 최빈값 2로 대체</w:t>
+            </w:r>
+          </w:p>
+          <w:p>
+            <w:pPr>
+              <w:spacing w:after="0" w:line="240" w:lineRule="auto"/>
+              <w:jc w:val="center"/>
+              <w:rPr>
+                <w:rFonts w:ascii="맑은 고딕" w:eastAsia="맑은 고딕" w:hAnsi="맑은 고딕" w:cs="굴림"/>
+                <w:sz w:val="22"/>
+                <w:szCs w:val="22"/>
+              </w:rPr>
+            </w:pPr>
             <w:r>
               <w:rPr>
                 <w:rFonts w:ascii="맑은 고딕" w:eastAsia="맑은 고딕" w:hAnsi="맑은 고딕" w:cs="굴림" w:hint="eastAsia"/>
                 <w:sz w:val="22"/>
                 <w:szCs w:val="22"/>
               </w:rPr>
-              <w:t>최빈값</w:t>
-            </w:r>
-            <w:proofErr w:type="spellEnd"/>
+              <w:t>StandardScaler 적용</w:t>
+            </w:r>
+          </w:p>
+          <w:p>
+            <w:pPr>
+              <w:spacing w:after="0" w:line="240" w:lineRule="auto"/>
+              <w:jc w:val="center"/>
+              <w:rPr>
+                <w:rFonts w:ascii="맑은 고딕" w:eastAsia="맑은 고딕" w:hAnsi="맑은 고딕" w:cs="굴림"/>
+                <w:sz w:val="22"/>
+                <w:szCs w:val="22"/>
+              </w:rPr>
+            </w:pPr>
             <w:r>
               <w:rPr>
                 <w:rFonts w:ascii="맑은 고딕" w:eastAsia="맑은 고딕" w:hAnsi="맑은 고딕" w:cs="굴림" w:hint="eastAsia"/>
                 <w:sz w:val="22"/>
                 <w:szCs w:val="22"/>
               </w:rPr>
-              <w:t xml:space="preserve"> 2로 대체</w:t>
-            </w:r>
-          </w:p>
-          <w:p>
-            <w:pPr>
-              <w:spacing w:after="0" w:line="240" w:lineRule="auto"/>
-              <w:jc w:val="center"/>
-              <w:rPr>
-                <w:rFonts w:ascii="맑은 고딕" w:eastAsia="맑은 고딕" w:hAnsi="맑은 고딕" w:cs="굴림"/>
-                <w:sz w:val="22"/>
-                <w:szCs w:val="22"/>
-              </w:rPr>
-            </w:pPr>
-            <w:proofErr w:type="spellStart"/>
-            <w:r>
-              <w:rPr>
-                <w:rFonts w:ascii="맑은 고딕" w:eastAsia="맑은 고딕" w:hAnsi="맑은 고딕" w:cs="굴림" w:hint="eastAsia"/>
-                <w:sz w:val="22"/>
-                <w:szCs w:val="22"/>
-              </w:rPr>
-              <w:t>StandardScaler</w:t>
-            </w:r>
-            <w:proofErr w:type="spellEnd"/>
-            <w:r>
-              <w:rPr>
-                <w:rFonts w:ascii="맑은 고딕" w:eastAsia="맑은 고딕" w:hAnsi="맑은 고딕" w:cs="굴림" w:hint="eastAsia"/>
-                <w:sz w:val="22"/>
-                <w:szCs w:val="22"/>
-              </w:rPr>
-              <w:t xml:space="preserve"> 적용</w:t>
-            </w:r>
-          </w:p>
-          <w:p>
-            <w:pPr>
-              <w:spacing w:after="0" w:line="240" w:lineRule="auto"/>
-              <w:jc w:val="center"/>
-              <w:rPr>
-                <w:rFonts w:ascii="맑은 고딕" w:eastAsia="맑은 고딕" w:hAnsi="맑은 고딕" w:cs="굴림"/>
-                <w:sz w:val="22"/>
-                <w:szCs w:val="22"/>
-              </w:rPr>
-            </w:pPr>
-            <w:r>
-              <w:rPr>
-                <w:rFonts w:ascii="맑은 고딕" w:eastAsia="맑은 고딕" w:hAnsi="맑은 고딕" w:cs="굴림" w:hint="eastAsia"/>
-                <w:sz w:val="22"/>
-                <w:szCs w:val="22"/>
-              </w:rPr>
-              <w:t xml:space="preserve">행전체가 0인 피처 삭제, </w:t>
-            </w:r>
-            <w:proofErr w:type="spellStart"/>
-            <w:r>
-              <w:rPr>
-                <w:rFonts w:ascii="맑은 고딕" w:eastAsia="맑은 고딕" w:hAnsi="맑은 고딕" w:cs="굴림" w:hint="eastAsia"/>
-                <w:sz w:val="22"/>
-                <w:szCs w:val="22"/>
-              </w:rPr>
-              <w:t>corr</w:t>
-            </w:r>
-            <w:proofErr w:type="spellEnd"/>
-            <w:r>
-              <w:rPr>
-                <w:rFonts w:ascii="맑은 고딕" w:eastAsia="맑은 고딕" w:hAnsi="맑은 고딕" w:cs="굴림" w:hint="eastAsia"/>
-                <w:sz w:val="22"/>
-                <w:szCs w:val="22"/>
-              </w:rPr>
-              <w:t xml:space="preserve"> 비율 0.95이하인 피처 삭제</w:t>
+              <w:t>행전체가 0인 피처 삭제, corr 비율 0.95이하인 피처 삭제</w:t>
             </w:r>
           </w:p>
         </w:tc>
@@ -2845,17 +2351,14 @@
                 <w:szCs w:val="22"/>
               </w:rPr>
             </w:pPr>
-            <w:proofErr w:type="spellStart"/>
             <w:r>
               <w:rPr>
                 <w:rFonts w:ascii="맑은 고딕" w:eastAsia="맑은 고딕" w:hAnsi="맑은 고딕" w:cs="굴림"/>
                 <w:sz w:val="22"/>
                 <w:szCs w:val="22"/>
               </w:rPr>
-              <w:lastRenderedPageBreak/>
               <w:t>RandomForest</w:t>
             </w:r>
-            <w:proofErr w:type="spellEnd"/>
           </w:p>
         </w:tc>
         <w:tc>
@@ -2895,91 +2398,45 @@
                 <w:sz w:val="22"/>
                 <w:szCs w:val="22"/>
               </w:rPr>
-              <w:t xml:space="preserve">ar3이상치를 </w:t>
-            </w:r>
-            <w:proofErr w:type="spellStart"/>
+              <w:t>ar3이상치를 최빈값 2로 대체</w:t>
+            </w:r>
+          </w:p>
+          <w:p>
+            <w:pPr>
+              <w:spacing w:after="0" w:line="240" w:lineRule="auto"/>
+              <w:jc w:val="center"/>
+              <w:rPr>
+                <w:rFonts w:ascii="맑은 고딕" w:eastAsia="맑은 고딕" w:hAnsi="맑은 고딕" w:cs="굴림"/>
+                <w:sz w:val="22"/>
+                <w:szCs w:val="22"/>
+              </w:rPr>
+            </w:pPr>
             <w:r>
               <w:rPr>
                 <w:rFonts w:ascii="맑은 고딕" w:eastAsia="맑은 고딕" w:hAnsi="맑은 고딕" w:cs="굴림" w:hint="eastAsia"/>
                 <w:sz w:val="22"/>
                 <w:szCs w:val="22"/>
               </w:rPr>
-              <w:t>최빈값</w:t>
-            </w:r>
-            <w:proofErr w:type="spellEnd"/>
+              <w:t>StandardScaler 적용</w:t>
+            </w:r>
+          </w:p>
+          <w:p>
+            <w:pPr>
+              <w:spacing w:after="0" w:line="240" w:lineRule="auto"/>
+              <w:jc w:val="center"/>
+              <w:rPr>
+                <w:rFonts w:ascii="맑은 고딕" w:eastAsia="맑은 고딕" w:hAnsi="맑은 고딕" w:cs="굴림"/>
+                <w:sz w:val="22"/>
+                <w:szCs w:val="22"/>
+              </w:rPr>
+            </w:pPr>
             <w:r>
               <w:rPr>
                 <w:rFonts w:ascii="맑은 고딕" w:eastAsia="맑은 고딕" w:hAnsi="맑은 고딕" w:cs="굴림" w:hint="eastAsia"/>
                 <w:sz w:val="22"/>
                 <w:szCs w:val="22"/>
               </w:rPr>
-              <w:t xml:space="preserve"> 2로 대체</w:t>
-            </w:r>
-          </w:p>
-          <w:p>
-            <w:pPr>
-              <w:spacing w:after="0" w:line="240" w:lineRule="auto"/>
-              <w:jc w:val="center"/>
-              <w:rPr>
-                <w:rFonts w:ascii="맑은 고딕" w:eastAsia="맑은 고딕" w:hAnsi="맑은 고딕" w:cs="굴림"/>
-                <w:sz w:val="22"/>
-                <w:szCs w:val="22"/>
-              </w:rPr>
-            </w:pPr>
-            <w:proofErr w:type="spellStart"/>
-            <w:r>
-              <w:rPr>
-                <w:rFonts w:ascii="맑은 고딕" w:eastAsia="맑은 고딕" w:hAnsi="맑은 고딕" w:cs="굴림" w:hint="eastAsia"/>
-                <w:sz w:val="22"/>
-                <w:szCs w:val="22"/>
-              </w:rPr>
-              <w:t>StandardScaler</w:t>
-            </w:r>
-            <w:proofErr w:type="spellEnd"/>
-            <w:r>
-              <w:rPr>
-                <w:rFonts w:ascii="맑은 고딕" w:eastAsia="맑은 고딕" w:hAnsi="맑은 고딕" w:cs="굴림" w:hint="eastAsia"/>
-                <w:sz w:val="22"/>
-                <w:szCs w:val="22"/>
-              </w:rPr>
-              <w:t xml:space="preserve"> 적용</w:t>
-            </w:r>
-          </w:p>
-          <w:p>
-            <w:pPr>
-              <w:spacing w:after="0" w:line="240" w:lineRule="auto"/>
-              <w:jc w:val="center"/>
-              <w:rPr>
-                <w:rFonts w:ascii="맑은 고딕" w:eastAsia="맑은 고딕" w:hAnsi="맑은 고딕" w:cs="굴림"/>
-                <w:sz w:val="22"/>
-                <w:szCs w:val="22"/>
-              </w:rPr>
-            </w:pPr>
-            <w:r>
-              <w:rPr>
-                <w:rFonts w:ascii="맑은 고딕" w:eastAsia="맑은 고딕" w:hAnsi="맑은 고딕" w:cs="굴림" w:hint="eastAsia"/>
-                <w:sz w:val="22"/>
-                <w:szCs w:val="22"/>
-              </w:rPr>
-              <w:t xml:space="preserve">행전체가 0인 피처 삭제, </w:t>
-            </w:r>
-            <w:proofErr w:type="spellStart"/>
-            <w:r>
-              <w:rPr>
-                <w:rFonts w:ascii="맑은 고딕" w:eastAsia="맑은 고딕" w:hAnsi="맑은 고딕" w:cs="굴림" w:hint="eastAsia"/>
-                <w:sz w:val="22"/>
-                <w:szCs w:val="22"/>
-              </w:rPr>
-              <w:t>corr</w:t>
-            </w:r>
-            <w:proofErr w:type="spellEnd"/>
-            <w:r>
-              <w:rPr>
-                <w:rFonts w:ascii="맑은 고딕" w:eastAsia="맑은 고딕" w:hAnsi="맑은 고딕" w:cs="굴림" w:hint="eastAsia"/>
-                <w:sz w:val="22"/>
-                <w:szCs w:val="22"/>
-              </w:rPr>
-              <w:t xml:space="preserve"> 비율 0.95이하인 피처 삭제</w:t>
+              <w:t>행전체가 0인 피처 삭제, corr 비율 0.95이하인 피처 삭제</w:t>
             </w:r>
           </w:p>
         </w:tc>
@@ -3099,6 +2556,7 @@
         <w:rPr>
           <w:rFonts w:hint="eastAsia"/>
         </w:rPr>
+        <w:lastRenderedPageBreak/>
         <w:t xml:space="preserve"> </w:t>
       </w:r>
     </w:p>
@@ -3113,6 +2571,12 @@
         <w:rPr>
           <w:rFonts w:hint="eastAsia"/>
         </w:rPr>
+        <w:t xml:space="preserve">대부분의 모델은 </w:t>
+      </w:r>
+      <w:r>
+        <w:rPr>
+          <w:rFonts w:hint="eastAsia"/>
+        </w:rPr>
         <w:t xml:space="preserve">ROC-AUC는 감소하였으나 F1-Score와 recall 에서는 </w:t>
       </w:r>
       <w:r>
@@ -3139,7 +2603,13 @@
         <w:rPr>
           <w:rFonts w:hint="eastAsia"/>
         </w:rPr>
-        <w:t>모든 모델에서 양성 탐지 능력이 향상되었다.</w:t>
+        <w:t>거의 모든</w:t>
+      </w:r>
+      <w:r>
+        <w:rPr>
+          <w:rFonts w:hint="eastAsia"/>
+        </w:rPr>
+        <w:t xml:space="preserve"> 모델에서 양성 탐지 능력이 향상되었다.</w:t>
       </w:r>
     </w:p>
     <w:p>
@@ -3156,42 +2626,122 @@
         <w:t xml:space="preserve"> </w:t>
       </w:r>
       <w:r>
-        <w:t xml:space="preserve">피처 </w:t>
-      </w:r>
-      <w:proofErr w:type="gramStart"/>
-      <w:r>
-        <w:t xml:space="preserve">수 </w:t>
+        <w:t>피처 수</w:t>
       </w:r>
       <w:r>
         <w:rPr>
           <w:rFonts w:hint="eastAsia"/>
         </w:rPr>
-        <w:t>를</w:t>
-      </w:r>
-      <w:proofErr w:type="gramEnd"/>
+        <w:t xml:space="preserve">를 감소시킴으로 </w:t>
+      </w:r>
+      <w:r>
+        <w:t>과적합</w:t>
+      </w:r>
       <w:r>
         <w:rPr>
           <w:rFonts w:hint="eastAsia"/>
         </w:rPr>
-        <w:t xml:space="preserve"> 감소시킴으로 </w:t>
-      </w:r>
-      <w:r>
-        <w:t>과적합</w:t>
+        <w:t>을</w:t>
+      </w:r>
+      <w:r>
+        <w:t xml:space="preserve"> 방지</w:t>
       </w:r>
       <w:r>
         <w:rPr>
           <w:rFonts w:hint="eastAsia"/>
         </w:rPr>
-        <w:t>을</w:t>
-      </w:r>
-      <w:r>
-        <w:t xml:space="preserve"> 방지</w:t>
+        <w:t>하였다.</w:t>
+      </w:r>
+    </w:p>
+    <w:p>
+      <w:r>
+        <w:rPr>
+          <w:b/>
+          <w:bCs/>
+        </w:rPr>
+        <w:t>XGBoost</w:t>
+      </w:r>
+      <w:r>
+        <w:t xml:space="preserve">의 비정상적 </w:t>
       </w:r>
       <w:r>
         <w:rPr>
           <w:rFonts w:hint="eastAsia"/>
         </w:rPr>
-        <w:t>하였다.</w:t>
+        <w:t>수치 하락</w:t>
+      </w:r>
+    </w:p>
+    <w:p>
+      <w:r>
+        <w:t>가능한 원인:</w:t>
+      </w:r>
+    </w:p>
+    <w:p>
+      <w:pPr>
+        <w:numPr>
+          <w:ilvl w:val="0"/>
+          <w:numId w:val="50"/>
+        </w:numPr>
+      </w:pPr>
+      <w:r>
+        <w:t>하이퍼파라미터 미조정: 전처리 후 피처 수 감소에 맞춘 재튜닝</w:t>
+      </w:r>
+      <w:r>
+        <w:rPr>
+          <w:rFonts w:hint="eastAsia"/>
+        </w:rPr>
+        <w:t>을 안 하였다</w:t>
+      </w:r>
+    </w:p>
+    <w:p>
+      <w:pPr>
+        <w:numPr>
+          <w:ilvl w:val="0"/>
+          <w:numId w:val="50"/>
+        </w:numPr>
+      </w:pPr>
+      <w:r>
+        <w:t>Threshold 문제: 예측 임계값이 너무 높게 설정</w:t>
+      </w:r>
+      <w:r>
+        <w:rPr>
+          <w:rFonts w:hint="eastAsia"/>
+        </w:rPr>
+        <w:t>되었을 수 있다</w:t>
+      </w:r>
+    </w:p>
+    <w:p>
+      <w:pPr>
+        <w:numPr>
+          <w:ilvl w:val="0"/>
+          <w:numId w:val="50"/>
+        </w:numPr>
+      </w:pPr>
+      <w:r>
+        <w:t>Class Weight 미적용: 불균형 처리 없이 학습</w:t>
+      </w:r>
+      <w:r>
+        <w:rPr>
+          <w:rFonts w:hint="eastAsia"/>
+        </w:rPr>
+        <w:t>했을 수 있다</w:t>
+      </w:r>
+    </w:p>
+    <w:p>
+      <w:pPr>
+        <w:numPr>
+          <w:ilvl w:val="0"/>
+          <w:numId w:val="50"/>
+        </w:numPr>
+      </w:pPr>
+      <w:r>
+        <w:t>데이터 누수: 전처리 과정에서 중요 정보 손실</w:t>
+      </w:r>
+      <w:r>
+        <w:rPr>
+          <w:rFonts w:hint="eastAsia"/>
+        </w:rPr>
+        <w:t>이 있을 수 있다</w:t>
       </w:r>
     </w:p>
     <w:p>
@@ -3264,10 +2814,24 @@
       </w:r>
     </w:p>
     <w:p>
-      <w:r>
+      <w:pPr>
+        <w:jc w:val="center"/>
+      </w:pPr>
+    </w:p>
+    <w:p>
+      <w:pPr>
+        <w:jc w:val="center"/>
         <w:rPr>
           <w:rFonts w:hint="eastAsia"/>
         </w:rPr>
+      </w:pPr>
+    </w:p>
+    <w:p>
+      <w:r>
+        <w:rPr>
+          <w:rFonts w:hint="eastAsia"/>
+        </w:rPr>
+        <w:lastRenderedPageBreak/>
         <w:t>-</w:t>
       </w:r>
       <w:r>
@@ -3406,14 +2970,12 @@
             <w:vAlign w:val="center"/>
           </w:tcPr>
           <w:p>
-            <w:proofErr w:type="spellStart"/>
             <w:r>
               <w:rPr>
                 <w:rStyle w:val="ad"/>
               </w:rPr>
               <w:t>XGBoost</w:t>
             </w:r>
-            <w:proofErr w:type="spellEnd"/>
           </w:p>
         </w:tc>
         <w:tc>
@@ -3423,7 +2985,40 @@
           </w:tcPr>
           <w:p>
             <w:r>
-              <w:t>0.8509 → 0.8402 (↓0.0107)</w:t>
+              <w:t>0.8509 → 0.</w:t>
+            </w:r>
+            <w:r>
+              <w:rPr>
+                <w:rFonts w:ascii="맑은 고딕" w:eastAsia="맑은 고딕" w:hAnsi="맑은 고딕" w:hint="eastAsia"/>
+                <w:color w:val="000000"/>
+                <w:sz w:val="22"/>
+                <w:szCs w:val="22"/>
+              </w:rPr>
+              <w:t>851</w:t>
+            </w:r>
+            <w:r>
+              <w:rPr>
+                <w:rFonts w:ascii="맑은 고딕" w:eastAsia="맑은 고딕" w:hAnsi="맑은 고딕" w:hint="eastAsia"/>
+                <w:color w:val="000000"/>
+                <w:sz w:val="22"/>
+                <w:szCs w:val="22"/>
+              </w:rPr>
+              <w:t>0</w:t>
+            </w:r>
+            <w:r>
+              <w:t xml:space="preserve"> </w:t>
+            </w:r>
+            <w:r>
+              <w:t>(</w:t>
+            </w:r>
+            <w:r>
+              <w:t>↑</w:t>
+            </w:r>
+            <w:r>
+              <w:t>0.0001</w:t>
+            </w:r>
+            <w:r>
+              <w:t>)</w:t>
             </w:r>
           </w:p>
         </w:tc>
@@ -3434,13 +3029,49 @@
           </w:tcPr>
           <w:p>
             <w:r>
-              <w:t>0.2974 → 0.535 (↑</w:t>
-            </w:r>
-            <w:r>
-              <w:rPr>
-                <w:rStyle w:val="ad"/>
-              </w:rPr>
-              <w:t>0.2376</w:t>
+              <w:t>0.2974 → 0.</w:t>
+            </w:r>
+            <w:r>
+              <w:rPr>
+                <w:rFonts w:ascii="맑은 고딕" w:eastAsia="맑은 고딕" w:hAnsi="맑은 고딕" w:hint="eastAsia"/>
+                <w:color w:val="000000"/>
+                <w:sz w:val="22"/>
+                <w:szCs w:val="22"/>
+              </w:rPr>
+              <w:t>00</w:t>
+            </w:r>
+            <w:r>
+              <w:rPr>
+                <w:rFonts w:ascii="맑은 고딕" w:eastAsia="맑은 고딕" w:hAnsi="맑은 고딕" w:hint="eastAsia"/>
+                <w:color w:val="000000"/>
+                <w:sz w:val="22"/>
+                <w:szCs w:val="22"/>
+              </w:rPr>
+              <w:t>66</w:t>
+            </w:r>
+            <w:r>
+              <w:t xml:space="preserve"> </w:t>
+            </w:r>
+            <w:r>
+              <w:t>(</w:t>
+            </w:r>
+            <w:r>
+              <w:t>↓</w:t>
+            </w:r>
+            <w:r>
+              <w:rPr>
+                <w:b/>
+                <w:bCs/>
+              </w:rPr>
+              <w:t>0.29</w:t>
+            </w:r>
+            <w:r>
+              <w:rPr>
+                <w:rFonts w:hint="eastAsia"/>
+                <w:b/>
+                <w:bCs/>
+              </w:rPr>
+              <w:t>08</w:t>
             </w:r>
             <w:r>
               <w:t>)</w:t>
@@ -3454,13 +3085,46 @@
           </w:tcPr>
           <w:p>
             <w:r>
-              <w:t>0.515 → 0.7425 (↑</w:t>
-            </w:r>
-            <w:r>
-              <w:rPr>
-                <w:rStyle w:val="ad"/>
-              </w:rPr>
-              <w:t>0.2275</w:t>
+              <w:t>0.515</w:t>
+            </w:r>
+            <w:r>
+              <w:rPr>
+                <w:rFonts w:hint="eastAsia"/>
+              </w:rPr>
+              <w:t>0</w:t>
+            </w:r>
+            <w:r>
+              <w:t xml:space="preserve"> → </w:t>
+            </w:r>
+            <w:r>
+              <w:t>0.00</w:t>
+            </w:r>
+            <w:r>
+              <w:rPr>
+                <w:rFonts w:hint="eastAsia"/>
+              </w:rPr>
+              <w:t xml:space="preserve">33 </w:t>
+            </w:r>
+            <w:r>
+              <w:t>(</w:t>
+            </w:r>
+            <w:r>
+              <w:t>↓</w:t>
+            </w:r>
+            <w:r>
+              <w:rPr>
+                <w:b/>
+                <w:bCs/>
+              </w:rPr>
+              <w:t>0.51</w:t>
+            </w:r>
+            <w:r>
+              <w:rPr>
+                <w:rFonts w:hint="eastAsia"/>
+                <w:b/>
+                <w:bCs/>
+              </w:rPr>
+              <w:t>17</w:t>
             </w:r>
             <w:r>
               <w:t>)</w:t>
@@ -3475,14 +3139,12 @@
             <w:vAlign w:val="center"/>
           </w:tcPr>
           <w:p>
-            <w:proofErr w:type="spellStart"/>
             <w:r>
               <w:rPr>
                 <w:rStyle w:val="ad"/>
               </w:rPr>
               <w:t>LightGBM</w:t>
             </w:r>
-            <w:proofErr w:type="spellEnd"/>
           </w:p>
         </w:tc>
         <w:tc>
@@ -3544,14 +3206,12 @@
             <w:vAlign w:val="center"/>
           </w:tcPr>
           <w:p>
-            <w:proofErr w:type="spellStart"/>
             <w:r>
               <w:rPr>
                 <w:rStyle w:val="ad"/>
               </w:rPr>
               <w:t>LogisticRegression</w:t>
             </w:r>
-            <w:proofErr w:type="spellEnd"/>
           </w:p>
         </w:tc>
         <w:tc>
@@ -3613,15 +3273,12 @@
             <w:vAlign w:val="center"/>
           </w:tcPr>
           <w:p>
-            <w:proofErr w:type="spellStart"/>
             <w:r>
               <w:rPr>
                 <w:rStyle w:val="ad"/>
               </w:rPr>
-              <w:lastRenderedPageBreak/>
               <w:t>RandomForest</w:t>
             </w:r>
-            <w:proofErr w:type="spellEnd"/>
           </w:p>
         </w:tc>
         <w:tc>
@@ -3709,13 +3366,13 @@
           <w:noProof/>
         </w:rPr>
         <w:drawing>
-          <wp:anchor distT="0" distB="0" distL="114300" distR="114300" simplePos="0" relativeHeight="251658240" behindDoc="1" locked="0" layoutInCell="1" allowOverlap="0" wp14:anchorId="21E265FB" wp14:editId="2ADCD8DD">
+          <wp:anchor distT="0" distB="0" distL="114300" distR="114300" simplePos="0" relativeHeight="251658240" behindDoc="1" locked="0" layoutInCell="1" allowOverlap="0" wp14:anchorId="21E265FB" wp14:editId="7D4506CB">
             <wp:simplePos x="0" y="0"/>
             <wp:positionH relativeFrom="margin">
-              <wp:align>center</wp:align>
+              <wp:posOffset>65405</wp:posOffset>
             </wp:positionH>
             <wp:positionV relativeFrom="page">
-              <wp:posOffset>2069465</wp:posOffset>
+              <wp:posOffset>4498340</wp:posOffset>
             </wp:positionV>
             <wp:extent cx="6476527" cy="5116131"/>
             <wp:effectExtent l="0" t="0" r="635" b="8890"/>
@@ -3824,6 +3481,7 @@
         <w:rPr>
           <w:rFonts w:hint="eastAsia"/>
         </w:rPr>
+        <w:lastRenderedPageBreak/>
         <w:t>2.5.2.2 해석</w:t>
       </w:r>
     </w:p>
@@ -3877,7 +3535,6 @@
                 <w:bCs/>
               </w:rPr>
             </w:pPr>
-            <w:proofErr w:type="spellStart"/>
             <w:r>
               <w:rPr>
                 <w:rFonts w:hint="eastAsia"/>
@@ -3886,7 +3543,6 @@
               </w:rPr>
               <w:t>XGBoost</w:t>
             </w:r>
-            <w:proofErr w:type="spellEnd"/>
           </w:p>
         </w:tc>
         <w:tc>
@@ -3901,7 +3557,6 @@
                 <w:bCs/>
               </w:rPr>
             </w:pPr>
-            <w:proofErr w:type="spellStart"/>
             <w:r>
               <w:rPr>
                 <w:rFonts w:hint="eastAsia"/>
@@ -3910,7 +3565,6 @@
               </w:rPr>
               <w:t>LightGBM</w:t>
             </w:r>
-            <w:proofErr w:type="spellEnd"/>
           </w:p>
         </w:tc>
         <w:tc>
@@ -3925,7 +3579,6 @@
                 <w:bCs/>
               </w:rPr>
             </w:pPr>
-            <w:proofErr w:type="spellStart"/>
             <w:r>
               <w:rPr>
                 <w:rFonts w:hint="eastAsia"/>
@@ -3934,7 +3587,6 @@
               </w:rPr>
               <w:t>RandomForest</w:t>
             </w:r>
-            <w:proofErr w:type="spellEnd"/>
           </w:p>
         </w:tc>
         <w:tc>
@@ -3949,7 +3601,6 @@
                 <w:bCs/>
               </w:rPr>
             </w:pPr>
-            <w:proofErr w:type="spellStart"/>
             <w:r>
               <w:rPr>
                 <w:rFonts w:hint="eastAsia"/>
@@ -3958,7 +3609,6 @@
               </w:rPr>
               <w:t>LogisticRegression</w:t>
             </w:r>
-            <w:proofErr w:type="spellEnd"/>
           </w:p>
         </w:tc>
       </w:tr>
@@ -4184,7 +3834,6 @@
           <w:b/>
           <w:bCs/>
         </w:rPr>
-        <w:lastRenderedPageBreak/>
         <w:t>핵심 발견</w:t>
       </w:r>
       <w:r>
@@ -4272,45 +3921,27 @@
           <w:bCs/>
         </w:rPr>
       </w:pPr>
-      <w:proofErr w:type="spellStart"/>
       <w:r>
         <w:rPr>
           <w:b/>
           <w:bCs/>
         </w:rPr>
-        <w:t>모델별</w:t>
-      </w:r>
-      <w:proofErr w:type="spellEnd"/>
-      <w:r>
+        <w:t>모델별 특성</w:t>
+      </w:r>
+    </w:p>
+    <w:p>
+      <w:pPr>
         <w:rPr>
           <w:b/>
           <w:bCs/>
         </w:rPr>
-        <w:t xml:space="preserve"> 특성</w:t>
-      </w:r>
-    </w:p>
-    <w:p>
-      <w:pPr>
+      </w:pPr>
+      <w:r>
         <w:rPr>
           <w:b/>
           <w:bCs/>
         </w:rPr>
-      </w:pPr>
-      <w:proofErr w:type="spellStart"/>
-      <w:r>
-        <w:rPr>
-          <w:b/>
-          <w:bCs/>
-        </w:rPr>
-        <w:t>XGBoost</w:t>
-      </w:r>
-      <w:proofErr w:type="spellEnd"/>
-      <w:r>
-        <w:rPr>
-          <w:b/>
-          <w:bCs/>
-        </w:rPr>
-        <w:t xml:space="preserve"> - 중요도 분산이 가장 균등</w:t>
+        <w:t>XGBoost - 중요도 분산이 가장 균등</w:t>
       </w:r>
       <w:r>
         <w:rPr>
@@ -4380,21 +4011,12 @@
           <w:bCs/>
         </w:rPr>
       </w:pPr>
-      <w:proofErr w:type="spellStart"/>
       <w:r>
         <w:rPr>
           <w:b/>
           <w:bCs/>
         </w:rPr>
-        <w:t>LightGBM</w:t>
-      </w:r>
-      <w:proofErr w:type="spellEnd"/>
-      <w:r>
-        <w:rPr>
-          <w:b/>
-          <w:bCs/>
-        </w:rPr>
-        <w:t xml:space="preserve"> - 상위 피처 집중도가 높음</w:t>
+        <w:t>LightGBM - 상위 피처 집중도가 높음</w:t>
       </w:r>
     </w:p>
     <w:p>
@@ -4450,37 +4072,12 @@
           <w:bCs/>
         </w:rPr>
       </w:pPr>
-      <w:proofErr w:type="spellStart"/>
       <w:r>
         <w:rPr>
           <w:b/>
           <w:bCs/>
         </w:rPr>
-        <w:t>RandomForest</w:t>
-      </w:r>
-      <w:proofErr w:type="spellEnd"/>
-      <w:r>
-        <w:rPr>
-          <w:b/>
-          <w:bCs/>
-        </w:rPr>
-        <w:t xml:space="preserve"> - </w:t>
-      </w:r>
-      <w:proofErr w:type="spellStart"/>
-      <w:r>
-        <w:rPr>
-          <w:b/>
-          <w:bCs/>
-        </w:rPr>
-        <w:t>XGBoost</w:t>
-      </w:r>
-      <w:proofErr w:type="spellEnd"/>
-      <w:r>
-        <w:rPr>
-          <w:b/>
-          <w:bCs/>
-        </w:rPr>
-        <w:t>와 유사한 패턴</w:t>
+        <w:t>RandomForest - XGBoost와 유사한 패턴</w:t>
       </w:r>
     </w:p>
     <w:p>
@@ -4530,19 +4127,11 @@
       </w:r>
     </w:p>
     <w:p>
-      <w:proofErr w:type="spellStart"/>
       <w:r>
         <w:rPr>
           <w:rStyle w:val="ad"/>
         </w:rPr>
-        <w:t>LogisticRegression</w:t>
-      </w:r>
-      <w:proofErr w:type="spellEnd"/>
-      <w:r>
-        <w:rPr>
-          <w:rStyle w:val="ad"/>
-        </w:rPr>
-        <w:t xml:space="preserve"> - 거래 금액 중심</w:t>
+        <w:t>LogisticRegression - 거래 금액 중심</w:t>
       </w:r>
       <w:r>
         <w:t xml:space="preserve"> </w:t>
@@ -4585,6 +4174,7 @@
           <w:b/>
           <w:bCs/>
         </w:rPr>
+        <w:lastRenderedPageBreak/>
         <w:t>해석</w:t>
       </w:r>
       <w:r>
@@ -4620,56 +4210,26 @@
     </w:p>
     <w:p>
       <w:pPr>
-        <w:rPr>
-          <w:b/>
-          <w:bCs/>
-        </w:rPr>
-      </w:pPr>
-      <w:r>
         <w:rPr>
           <w:rFonts w:hint="eastAsia"/>
           <w:b/>
           <w:bCs/>
         </w:rPr>
-        <w:t xml:space="preserve">결론: </w:t>
-      </w:r>
-      <w:r>
-        <w:rPr>
-          <w:b/>
-          <w:bCs/>
-        </w:rPr>
-        <w:t>var15와 saldo_var30가 모든 모델이</w:t>
-      </w:r>
+      </w:pPr>
       <w:r>
         <w:rPr>
           <w:rFonts w:hint="eastAsia"/>
           <w:b/>
           <w:bCs/>
         </w:rPr>
-        <w:t xml:space="preserve"> 선택한</w:t>
+        <w:t xml:space="preserve">결론: </w:t>
       </w:r>
       <w:r>
         <w:rPr>
           <w:b/>
           <w:bCs/>
         </w:rPr>
-        <w:t xml:space="preserve"> 핵심 변수이며, </w:t>
-      </w:r>
-      <w:proofErr w:type="spellStart"/>
-      <w:r>
-        <w:rPr>
-          <w:b/>
-          <w:bCs/>
-        </w:rPr>
-        <w:t>XGBoost</w:t>
-      </w:r>
-      <w:proofErr w:type="spellEnd"/>
-      <w:r>
-        <w:rPr>
-          <w:b/>
-          <w:bCs/>
-        </w:rPr>
-        <w:t>의 균형</w:t>
+        <w:t>var15와 saldo_var30가 모든 모델이</w:t>
       </w:r>
       <w:r>
         <w:rPr>
@@ -4677,14 +4237,21 @@
           <w:b/>
           <w:bCs/>
         </w:rPr>
-        <w:t xml:space="preserve"> </w:t>
+        <w:t xml:space="preserve"> 선택한</w:t>
       </w:r>
       <w:r>
         <w:rPr>
           <w:b/>
           <w:bCs/>
         </w:rPr>
-        <w:t xml:space="preserve">잡힌 접근이 최고 성능을 내고 </w:t>
+        <w:t xml:space="preserve"> 핵심 변수이며, </w:t>
+      </w:r>
+      <w:r>
+        <w:rPr>
+          <w:b/>
+          <w:bCs/>
+        </w:rPr>
+        <w:t>LogisticRegression 선형 모델의 단순함이 오히려 장점</w:t>
       </w:r>
       <w:r>
         <w:rPr>
@@ -4692,16 +4259,8 @@
           <w:b/>
           <w:bCs/>
         </w:rPr>
-        <w:t>있다</w:t>
-      </w:r>
-    </w:p>
-    <w:p>
-      <w:pPr>
-        <w:rPr>
-          <w:b/>
-          <w:bCs/>
-        </w:rPr>
-      </w:pPr>
+        <w:t>으로 적용되었다</w:t>
+      </w:r>
     </w:p>
     <w:p/>
     <w:p>
@@ -4712,7 +4271,6 @@
         <w:rPr>
           <w:rFonts w:hint="eastAsia"/>
         </w:rPr>
-        <w:lastRenderedPageBreak/>
         <w:t>2.5.3 예측 결과 분석</w:t>
       </w:r>
     </w:p>
@@ -4727,7 +4285,1825 @@
         <w:t>2.5.3.1 예측 vs 실제 비교</w:t>
       </w:r>
     </w:p>
+    <w:p>
+      <w:r>
+        <w:rPr>
+          <w:rFonts w:hint="eastAsia"/>
+        </w:rPr>
+        <w:t xml:space="preserve">데이터 </w:t>
+      </w:r>
+      <w:r>
+        <w:rPr>
+          <w:rFonts w:hint="eastAsia"/>
+        </w:rPr>
+        <w:t>전처리 이후 예측한 값과 실제</w:t>
+      </w:r>
+      <w:r>
+        <w:rPr>
+          <w:rFonts w:hint="eastAsia"/>
+        </w:rPr>
+        <w:t xml:space="preserve"> </w:t>
+      </w:r>
+      <w:r>
+        <w:rPr>
+          <w:rFonts w:hint="eastAsia"/>
+        </w:rPr>
+        <w:t>값을 비교하기위해 오차행렬</w:t>
+      </w:r>
+      <w:r>
+        <w:t>을 통해 실제 불만족 고객(양성, Target=1)과 만족 고객(음성, Target=0)에 대한 예측 결과를 비교</w:t>
+      </w:r>
+      <w:r>
+        <w:rPr>
+          <w:rFonts w:hint="eastAsia"/>
+        </w:rPr>
+        <w:t>하였다</w:t>
+      </w:r>
+    </w:p>
+    <w:p>
+      <w:r>
+        <w:rPr>
+          <w:rFonts w:hint="eastAsia"/>
+          <w:b/>
+          <w:bCs/>
+        </w:rPr>
+        <w:t>XGBoost모델</w:t>
+      </w:r>
+      <w:r>
+        <w:rPr>
+          <w:rFonts w:hint="eastAsia"/>
+        </w:rPr>
+        <w:t xml:space="preserve"> 오차행렬:</w:t>
+      </w:r>
+    </w:p>
+    <w:tbl>
+      <w:tblPr>
+        <w:tblStyle w:val="af3"/>
+        <w:tblW w:w="0" w:type="auto"/>
+        <w:tblLook w:val="04A0" w:firstRow="1" w:lastRow="0" w:firstColumn="1" w:lastColumn="0" w:noHBand="0" w:noVBand="1"/>
+      </w:tblPr>
+      <w:tblGrid>
+        <w:gridCol w:w="3485"/>
+        <w:gridCol w:w="3485"/>
+        <w:gridCol w:w="3486"/>
+      </w:tblGrid>
+      <w:tr>
+        <w:tc>
+          <w:tcPr>
+            <w:tcW w:w="3485" w:type="dxa"/>
+          </w:tcPr>
+          <w:p>
+            <w:pPr>
+              <w:jc w:val="center"/>
+              <w:rPr>
+                <w:rFonts w:hint="eastAsia"/>
+                <w:b/>
+                <w:bCs/>
+              </w:rPr>
+            </w:pPr>
+            <w:r>
+              <w:rPr>
+                <w:b/>
+                <w:bCs/>
+              </w:rPr>
+              <w:t xml:space="preserve">실제 </w:t>
+            </w:r>
+            <w:proofErr w:type="gramStart"/>
+            <w:r>
+              <w:rPr>
+                <w:b/>
+                <w:bCs/>
+              </w:rPr>
+              <w:t xml:space="preserve">클래스 </w:t>
+            </w:r>
+            <w:r>
+              <w:rPr>
+                <w:rFonts w:hint="eastAsia"/>
+                <w:b/>
+                <w:bCs/>
+              </w:rPr>
+              <w:t>/</w:t>
+            </w:r>
+            <w:proofErr w:type="gramEnd"/>
+            <w:r>
+              <w:rPr>
+                <w:b/>
+                <w:bCs/>
+              </w:rPr>
+              <w:t xml:space="preserve"> 예측 클래스</w:t>
+            </w:r>
+          </w:p>
+        </w:tc>
+        <w:tc>
+          <w:tcPr>
+            <w:tcW w:w="3485" w:type="dxa"/>
+          </w:tcPr>
+          <w:p>
+            <w:pPr>
+              <w:jc w:val="center"/>
+              <w:rPr>
+                <w:rFonts w:hint="eastAsia"/>
+              </w:rPr>
+            </w:pPr>
+            <w:r>
+              <w:rPr>
+                <w:b/>
+                <w:bCs/>
+              </w:rPr>
+              <w:t>만족 예측 (0)</w:t>
+            </w:r>
+          </w:p>
+        </w:tc>
+        <w:tc>
+          <w:tcPr>
+            <w:tcW w:w="3486" w:type="dxa"/>
+          </w:tcPr>
+          <w:p>
+            <w:pPr>
+              <w:jc w:val="center"/>
+              <w:rPr>
+                <w:rFonts w:hint="eastAsia"/>
+              </w:rPr>
+            </w:pPr>
+            <w:r>
+              <w:rPr>
+                <w:b/>
+                <w:bCs/>
+              </w:rPr>
+              <w:t>불만족 예측 (1)</w:t>
+            </w:r>
+          </w:p>
+        </w:tc>
+      </w:tr>
+      <w:tr>
+        <w:tc>
+          <w:tcPr>
+            <w:tcW w:w="3485" w:type="dxa"/>
+          </w:tcPr>
+          <w:p>
+            <w:pPr>
+              <w:jc w:val="center"/>
+              <w:rPr>
+                <w:rFonts w:hint="eastAsia"/>
+                <w:b/>
+                <w:bCs/>
+              </w:rPr>
+            </w:pPr>
+            <w:r>
+              <w:rPr>
+                <w:b/>
+                <w:bCs/>
+              </w:rPr>
+              <w:t>실제 만족 (0)</w:t>
+            </w:r>
+          </w:p>
+        </w:tc>
+        <w:tc>
+          <w:tcPr>
+            <w:tcW w:w="3485" w:type="dxa"/>
+          </w:tcPr>
+          <w:p>
+            <w:pPr>
+              <w:jc w:val="center"/>
+              <w:rPr>
+                <w:rFonts w:hint="eastAsia"/>
+              </w:rPr>
+            </w:pPr>
+            <w:r>
+              <w:t>14599</w:t>
+            </w:r>
+          </w:p>
+        </w:tc>
+        <w:tc>
+          <w:tcPr>
+            <w:tcW w:w="3486" w:type="dxa"/>
+          </w:tcPr>
+          <w:p>
+            <w:pPr>
+              <w:jc w:val="center"/>
+              <w:rPr>
+                <w:rFonts w:hint="eastAsia"/>
+              </w:rPr>
+            </w:pPr>
+            <w:r>
+              <w:t>3</w:t>
+            </w:r>
+          </w:p>
+        </w:tc>
+      </w:tr>
+      <w:tr>
+        <w:tc>
+          <w:tcPr>
+            <w:tcW w:w="3485" w:type="dxa"/>
+          </w:tcPr>
+          <w:p>
+            <w:pPr>
+              <w:jc w:val="center"/>
+              <w:rPr>
+                <w:rFonts w:hint="eastAsia"/>
+                <w:b/>
+                <w:bCs/>
+              </w:rPr>
+            </w:pPr>
+            <w:r>
+              <w:rPr>
+                <w:b/>
+                <w:bCs/>
+              </w:rPr>
+              <w:t>실제 불만족 (1)</w:t>
+            </w:r>
+          </w:p>
+        </w:tc>
+        <w:tc>
+          <w:tcPr>
+            <w:tcW w:w="3485" w:type="dxa"/>
+          </w:tcPr>
+          <w:p>
+            <w:pPr>
+              <w:jc w:val="center"/>
+              <w:rPr>
+                <w:rFonts w:hint="eastAsia"/>
+              </w:rPr>
+            </w:pPr>
+            <w:r>
+              <w:t>600</w:t>
+            </w:r>
+          </w:p>
+        </w:tc>
+        <w:tc>
+          <w:tcPr>
+            <w:tcW w:w="3486" w:type="dxa"/>
+          </w:tcPr>
+          <w:p>
+            <w:pPr>
+              <w:jc w:val="center"/>
+              <w:rPr>
+                <w:rFonts w:hint="eastAsia"/>
+              </w:rPr>
+            </w:pPr>
+            <w:r>
+              <w:t>2</w:t>
+            </w:r>
+          </w:p>
+        </w:tc>
+      </w:tr>
+    </w:tbl>
+    <w:p>
+      <w:pPr>
+        <w:rPr>
+          <w:b/>
+          <w:bCs/>
+        </w:rPr>
+      </w:pPr>
+    </w:p>
+    <w:p>
+      <w:r>
+        <w:rPr>
+          <w:rFonts w:hint="eastAsia"/>
+          <w:b/>
+          <w:bCs/>
+        </w:rPr>
+        <w:t>LightGBM</w:t>
+      </w:r>
+      <w:r>
+        <w:rPr>
+          <w:rFonts w:hint="eastAsia"/>
+          <w:b/>
+          <w:bCs/>
+        </w:rPr>
+        <w:t>모델</w:t>
+      </w:r>
+      <w:r>
+        <w:rPr>
+          <w:rFonts w:hint="eastAsia"/>
+        </w:rPr>
+        <w:t xml:space="preserve"> 오차행렬:</w:t>
+      </w:r>
+    </w:p>
+    <w:tbl>
+      <w:tblPr>
+        <w:tblStyle w:val="af3"/>
+        <w:tblW w:w="0" w:type="auto"/>
+        <w:tblLook w:val="04A0" w:firstRow="1" w:lastRow="0" w:firstColumn="1" w:lastColumn="0" w:noHBand="0" w:noVBand="1"/>
+      </w:tblPr>
+      <w:tblGrid>
+        <w:gridCol w:w="3485"/>
+        <w:gridCol w:w="3485"/>
+        <w:gridCol w:w="3486"/>
+      </w:tblGrid>
+      <w:tr>
+        <w:tc>
+          <w:tcPr>
+            <w:tcW w:w="3485" w:type="dxa"/>
+          </w:tcPr>
+          <w:p>
+            <w:pPr>
+              <w:jc w:val="center"/>
+              <w:rPr>
+                <w:rFonts w:hint="eastAsia"/>
+                <w:b/>
+                <w:bCs/>
+              </w:rPr>
+            </w:pPr>
+            <w:r>
+              <w:rPr>
+                <w:b/>
+                <w:bCs/>
+              </w:rPr>
+              <w:t xml:space="preserve">실제 </w:t>
+            </w:r>
+            <w:proofErr w:type="gramStart"/>
+            <w:r>
+              <w:rPr>
+                <w:b/>
+                <w:bCs/>
+              </w:rPr>
+              <w:t xml:space="preserve">클래스 </w:t>
+            </w:r>
+            <w:r>
+              <w:rPr>
+                <w:rFonts w:hint="eastAsia"/>
+                <w:b/>
+                <w:bCs/>
+              </w:rPr>
+              <w:t>/</w:t>
+            </w:r>
+            <w:proofErr w:type="gramEnd"/>
+            <w:r>
+              <w:rPr>
+                <w:b/>
+                <w:bCs/>
+              </w:rPr>
+              <w:t xml:space="preserve"> 예측 클래스</w:t>
+            </w:r>
+          </w:p>
+        </w:tc>
+        <w:tc>
+          <w:tcPr>
+            <w:tcW w:w="3485" w:type="dxa"/>
+          </w:tcPr>
+          <w:p>
+            <w:pPr>
+              <w:jc w:val="center"/>
+              <w:rPr>
+                <w:rFonts w:hint="eastAsia"/>
+              </w:rPr>
+            </w:pPr>
+            <w:r>
+              <w:rPr>
+                <w:b/>
+                <w:bCs/>
+              </w:rPr>
+              <w:t>만족 예측 (0)</w:t>
+            </w:r>
+          </w:p>
+        </w:tc>
+        <w:tc>
+          <w:tcPr>
+            <w:tcW w:w="3486" w:type="dxa"/>
+          </w:tcPr>
+          <w:p>
+            <w:pPr>
+              <w:jc w:val="center"/>
+              <w:rPr>
+                <w:rFonts w:hint="eastAsia"/>
+              </w:rPr>
+            </w:pPr>
+            <w:r>
+              <w:rPr>
+                <w:b/>
+                <w:bCs/>
+              </w:rPr>
+              <w:t>불만족 예측 (1)</w:t>
+            </w:r>
+          </w:p>
+        </w:tc>
+      </w:tr>
+      <w:tr>
+        <w:tc>
+          <w:tcPr>
+            <w:tcW w:w="3485" w:type="dxa"/>
+          </w:tcPr>
+          <w:p>
+            <w:pPr>
+              <w:jc w:val="center"/>
+              <w:rPr>
+                <w:rFonts w:hint="eastAsia"/>
+                <w:b/>
+                <w:bCs/>
+              </w:rPr>
+            </w:pPr>
+            <w:r>
+              <w:rPr>
+                <w:b/>
+                <w:bCs/>
+              </w:rPr>
+              <w:t>실제 만족 (0)</w:t>
+            </w:r>
+          </w:p>
+        </w:tc>
+        <w:tc>
+          <w:tcPr>
+            <w:tcW w:w="3485" w:type="dxa"/>
+          </w:tcPr>
+          <w:p>
+            <w:pPr>
+              <w:jc w:val="center"/>
+              <w:rPr>
+                <w:rFonts w:hint="eastAsia"/>
+              </w:rPr>
+            </w:pPr>
+            <w:r>
+              <w:t>13193</w:t>
+            </w:r>
+          </w:p>
+        </w:tc>
+        <w:tc>
+          <w:tcPr>
+            <w:tcW w:w="3486" w:type="dxa"/>
+          </w:tcPr>
+          <w:p>
+            <w:pPr>
+              <w:jc w:val="center"/>
+              <w:rPr>
+                <w:rFonts w:hint="eastAsia"/>
+              </w:rPr>
+            </w:pPr>
+            <w:r>
+              <w:t>1409</w:t>
+            </w:r>
+          </w:p>
+        </w:tc>
+      </w:tr>
+      <w:tr>
+        <w:tc>
+          <w:tcPr>
+            <w:tcW w:w="3485" w:type="dxa"/>
+          </w:tcPr>
+          <w:p>
+            <w:pPr>
+              <w:jc w:val="center"/>
+              <w:rPr>
+                <w:rFonts w:hint="eastAsia"/>
+                <w:b/>
+                <w:bCs/>
+              </w:rPr>
+            </w:pPr>
+            <w:r>
+              <w:rPr>
+                <w:b/>
+                <w:bCs/>
+              </w:rPr>
+              <w:t>실제 불만족 (1)</w:t>
+            </w:r>
+          </w:p>
+        </w:tc>
+        <w:tc>
+          <w:tcPr>
+            <w:tcW w:w="3485" w:type="dxa"/>
+          </w:tcPr>
+          <w:p>
+            <w:pPr>
+              <w:jc w:val="center"/>
+              <w:rPr>
+                <w:rFonts w:hint="eastAsia"/>
+              </w:rPr>
+            </w:pPr>
+            <w:r>
+              <w:t>265</w:t>
+            </w:r>
+          </w:p>
+        </w:tc>
+        <w:tc>
+          <w:tcPr>
+            <w:tcW w:w="3486" w:type="dxa"/>
+          </w:tcPr>
+          <w:p>
+            <w:pPr>
+              <w:jc w:val="center"/>
+              <w:rPr>
+                <w:rFonts w:hint="eastAsia"/>
+              </w:rPr>
+            </w:pPr>
+            <w:r>
+              <w:t>337</w:t>
+            </w:r>
+          </w:p>
+        </w:tc>
+      </w:tr>
+    </w:tbl>
+    <w:p>
+      <w:pPr>
+        <w:rPr>
+          <w:rFonts w:hint="eastAsia"/>
+        </w:rPr>
+      </w:pPr>
+    </w:p>
+    <w:p>
+      <w:pPr>
+        <w:rPr>
+          <w:rFonts w:hint="eastAsia"/>
+        </w:rPr>
+      </w:pPr>
+      <w:r>
+        <w:rPr>
+          <w:rFonts w:hint="eastAsia"/>
+          <w:b/>
+          <w:bCs/>
+        </w:rPr>
+        <w:t>RandomForest</w:t>
+      </w:r>
+      <w:r>
+        <w:rPr>
+          <w:rFonts w:hint="eastAsia"/>
+          <w:b/>
+          <w:bCs/>
+        </w:rPr>
+        <w:t>모델</w:t>
+      </w:r>
+      <w:r>
+        <w:rPr>
+          <w:rFonts w:hint="eastAsia"/>
+        </w:rPr>
+        <w:t xml:space="preserve"> </w:t>
+      </w:r>
+      <w:r>
+        <w:rPr>
+          <w:rFonts w:hint="eastAsia"/>
+        </w:rPr>
+        <w:t>오차행렬</w:t>
+      </w:r>
+      <w:r>
+        <w:t>:</w:t>
+      </w:r>
+    </w:p>
+    <w:tbl>
+      <w:tblPr>
+        <w:tblStyle w:val="af3"/>
+        <w:tblW w:w="0" w:type="auto"/>
+        <w:tblLook w:val="04A0" w:firstRow="1" w:lastRow="0" w:firstColumn="1" w:lastColumn="0" w:noHBand="0" w:noVBand="1"/>
+      </w:tblPr>
+      <w:tblGrid>
+        <w:gridCol w:w="3485"/>
+        <w:gridCol w:w="3485"/>
+        <w:gridCol w:w="3486"/>
+      </w:tblGrid>
+      <w:tr>
+        <w:tc>
+          <w:tcPr>
+            <w:tcW w:w="3485" w:type="dxa"/>
+          </w:tcPr>
+          <w:p>
+            <w:pPr>
+              <w:jc w:val="center"/>
+              <w:rPr>
+                <w:rFonts w:hint="eastAsia"/>
+                <w:b/>
+                <w:bCs/>
+              </w:rPr>
+            </w:pPr>
+            <w:r>
+              <w:rPr>
+                <w:b/>
+                <w:bCs/>
+              </w:rPr>
+              <w:t xml:space="preserve">실제 </w:t>
+            </w:r>
+            <w:proofErr w:type="gramStart"/>
+            <w:r>
+              <w:rPr>
+                <w:b/>
+                <w:bCs/>
+              </w:rPr>
+              <w:t xml:space="preserve">클래스 </w:t>
+            </w:r>
+            <w:r>
+              <w:rPr>
+                <w:rFonts w:hint="eastAsia"/>
+                <w:b/>
+                <w:bCs/>
+              </w:rPr>
+              <w:t>/</w:t>
+            </w:r>
+            <w:proofErr w:type="gramEnd"/>
+            <w:r>
+              <w:rPr>
+                <w:b/>
+                <w:bCs/>
+              </w:rPr>
+              <w:t xml:space="preserve"> 예측 클래스</w:t>
+            </w:r>
+          </w:p>
+        </w:tc>
+        <w:tc>
+          <w:tcPr>
+            <w:tcW w:w="3485" w:type="dxa"/>
+          </w:tcPr>
+          <w:p>
+            <w:pPr>
+              <w:jc w:val="center"/>
+              <w:rPr>
+                <w:rFonts w:hint="eastAsia"/>
+              </w:rPr>
+            </w:pPr>
+            <w:r>
+              <w:rPr>
+                <w:b/>
+                <w:bCs/>
+              </w:rPr>
+              <w:t>만족 예측 (0)</w:t>
+            </w:r>
+          </w:p>
+        </w:tc>
+        <w:tc>
+          <w:tcPr>
+            <w:tcW w:w="3486" w:type="dxa"/>
+          </w:tcPr>
+          <w:p>
+            <w:pPr>
+              <w:jc w:val="center"/>
+              <w:rPr>
+                <w:rFonts w:hint="eastAsia"/>
+              </w:rPr>
+            </w:pPr>
+            <w:r>
+              <w:rPr>
+                <w:b/>
+                <w:bCs/>
+              </w:rPr>
+              <w:t>불만족 예측 (1)</w:t>
+            </w:r>
+          </w:p>
+        </w:tc>
+      </w:tr>
+      <w:tr>
+        <w:tc>
+          <w:tcPr>
+            <w:tcW w:w="3485" w:type="dxa"/>
+          </w:tcPr>
+          <w:p>
+            <w:pPr>
+              <w:jc w:val="center"/>
+              <w:rPr>
+                <w:rFonts w:hint="eastAsia"/>
+                <w:b/>
+                <w:bCs/>
+              </w:rPr>
+            </w:pPr>
+            <w:r>
+              <w:rPr>
+                <w:b/>
+                <w:bCs/>
+              </w:rPr>
+              <w:t>실제 만족 (0)</w:t>
+            </w:r>
+          </w:p>
+        </w:tc>
+        <w:tc>
+          <w:tcPr>
+            <w:tcW w:w="3485" w:type="dxa"/>
+          </w:tcPr>
+          <w:p>
+            <w:pPr>
+              <w:jc w:val="center"/>
+              <w:rPr>
+                <w:rFonts w:hint="eastAsia"/>
+              </w:rPr>
+            </w:pPr>
+            <w:r>
+              <w:t>13648</w:t>
+            </w:r>
+          </w:p>
+        </w:tc>
+        <w:tc>
+          <w:tcPr>
+            <w:tcW w:w="3486" w:type="dxa"/>
+          </w:tcPr>
+          <w:p>
+            <w:pPr>
+              <w:jc w:val="center"/>
+              <w:rPr>
+                <w:rFonts w:hint="eastAsia"/>
+              </w:rPr>
+            </w:pPr>
+            <w:r>
+              <w:t>954</w:t>
+            </w:r>
+          </w:p>
+        </w:tc>
+      </w:tr>
+      <w:tr>
+        <w:tc>
+          <w:tcPr>
+            <w:tcW w:w="3485" w:type="dxa"/>
+          </w:tcPr>
+          <w:p>
+            <w:pPr>
+              <w:jc w:val="center"/>
+              <w:rPr>
+                <w:rFonts w:hint="eastAsia"/>
+                <w:b/>
+                <w:bCs/>
+              </w:rPr>
+            </w:pPr>
+            <w:r>
+              <w:rPr>
+                <w:b/>
+                <w:bCs/>
+              </w:rPr>
+              <w:t>실제 불만족 (1)</w:t>
+            </w:r>
+          </w:p>
+        </w:tc>
+        <w:tc>
+          <w:tcPr>
+            <w:tcW w:w="3485" w:type="dxa"/>
+          </w:tcPr>
+          <w:p>
+            <w:pPr>
+              <w:jc w:val="center"/>
+              <w:rPr>
+                <w:rFonts w:hint="eastAsia"/>
+              </w:rPr>
+            </w:pPr>
+            <w:r>
+              <w:t>364</w:t>
+            </w:r>
+          </w:p>
+        </w:tc>
+        <w:tc>
+          <w:tcPr>
+            <w:tcW w:w="3486" w:type="dxa"/>
+          </w:tcPr>
+          <w:p>
+            <w:pPr>
+              <w:jc w:val="center"/>
+              <w:rPr>
+                <w:rFonts w:hint="eastAsia"/>
+              </w:rPr>
+            </w:pPr>
+            <w:r>
+              <w:t>238</w:t>
+            </w:r>
+          </w:p>
+        </w:tc>
+      </w:tr>
+    </w:tbl>
+    <w:p>
+      <w:pPr>
+        <w:rPr>
+          <w:b/>
+          <w:bCs/>
+        </w:rPr>
+      </w:pPr>
+    </w:p>
+    <w:p>
+      <w:r>
+        <w:rPr>
+          <w:rFonts w:hint="eastAsia"/>
+          <w:b/>
+          <w:bCs/>
+        </w:rPr>
+        <w:t>LogisticRegression</w:t>
+      </w:r>
+      <w:r>
+        <w:rPr>
+          <w:rFonts w:hint="eastAsia"/>
+          <w:b/>
+          <w:bCs/>
+        </w:rPr>
+        <w:t xml:space="preserve"> </w:t>
+      </w:r>
+      <w:r>
+        <w:rPr>
+          <w:rFonts w:hint="eastAsia"/>
+          <w:b/>
+          <w:bCs/>
+        </w:rPr>
+        <w:t>모델</w:t>
+      </w:r>
+      <w:r>
+        <w:rPr>
+          <w:rFonts w:hint="eastAsia"/>
+        </w:rPr>
+        <w:t xml:space="preserve"> 오차행렬:</w:t>
+      </w:r>
+    </w:p>
+    <w:tbl>
+      <w:tblPr>
+        <w:tblStyle w:val="af3"/>
+        <w:tblW w:w="0" w:type="auto"/>
+        <w:tblLook w:val="04A0" w:firstRow="1" w:lastRow="0" w:firstColumn="1" w:lastColumn="0" w:noHBand="0" w:noVBand="1"/>
+      </w:tblPr>
+      <w:tblGrid>
+        <w:gridCol w:w="3485"/>
+        <w:gridCol w:w="3485"/>
+        <w:gridCol w:w="3486"/>
+      </w:tblGrid>
+      <w:tr>
+        <w:tc>
+          <w:tcPr>
+            <w:tcW w:w="3485" w:type="dxa"/>
+          </w:tcPr>
+          <w:p>
+            <w:pPr>
+              <w:jc w:val="center"/>
+              <w:rPr>
+                <w:rFonts w:hint="eastAsia"/>
+                <w:b/>
+                <w:bCs/>
+              </w:rPr>
+            </w:pPr>
+            <w:r>
+              <w:rPr>
+                <w:b/>
+                <w:bCs/>
+              </w:rPr>
+              <w:t xml:space="preserve">실제 </w:t>
+            </w:r>
+            <w:proofErr w:type="gramStart"/>
+            <w:r>
+              <w:rPr>
+                <w:b/>
+                <w:bCs/>
+              </w:rPr>
+              <w:t xml:space="preserve">클래스 </w:t>
+            </w:r>
+            <w:r>
+              <w:rPr>
+                <w:rFonts w:hint="eastAsia"/>
+                <w:b/>
+                <w:bCs/>
+              </w:rPr>
+              <w:t>/</w:t>
+            </w:r>
+            <w:proofErr w:type="gramEnd"/>
+            <w:r>
+              <w:rPr>
+                <w:b/>
+                <w:bCs/>
+              </w:rPr>
+              <w:t xml:space="preserve"> 예측 클래스</w:t>
+            </w:r>
+          </w:p>
+        </w:tc>
+        <w:tc>
+          <w:tcPr>
+            <w:tcW w:w="3485" w:type="dxa"/>
+          </w:tcPr>
+          <w:p>
+            <w:pPr>
+              <w:jc w:val="center"/>
+              <w:rPr>
+                <w:rFonts w:hint="eastAsia"/>
+              </w:rPr>
+            </w:pPr>
+            <w:r>
+              <w:rPr>
+                <w:b/>
+                <w:bCs/>
+              </w:rPr>
+              <w:t>만족 예측 (0)</w:t>
+            </w:r>
+          </w:p>
+        </w:tc>
+        <w:tc>
+          <w:tcPr>
+            <w:tcW w:w="3486" w:type="dxa"/>
+          </w:tcPr>
+          <w:p>
+            <w:pPr>
+              <w:jc w:val="center"/>
+              <w:rPr>
+                <w:rFonts w:hint="eastAsia"/>
+              </w:rPr>
+            </w:pPr>
+            <w:r>
+              <w:rPr>
+                <w:b/>
+                <w:bCs/>
+              </w:rPr>
+              <w:t>불만족 예측 (1)</w:t>
+            </w:r>
+          </w:p>
+        </w:tc>
+      </w:tr>
+      <w:tr>
+        <w:tc>
+          <w:tcPr>
+            <w:tcW w:w="3485" w:type="dxa"/>
+          </w:tcPr>
+          <w:p>
+            <w:pPr>
+              <w:jc w:val="center"/>
+              <w:rPr>
+                <w:rFonts w:hint="eastAsia"/>
+                <w:b/>
+                <w:bCs/>
+              </w:rPr>
+            </w:pPr>
+            <w:r>
+              <w:rPr>
+                <w:b/>
+                <w:bCs/>
+              </w:rPr>
+              <w:t>실제 만족 (0)</w:t>
+            </w:r>
+          </w:p>
+        </w:tc>
+        <w:tc>
+          <w:tcPr>
+            <w:tcW w:w="3485" w:type="dxa"/>
+          </w:tcPr>
+          <w:p>
+            <w:pPr>
+              <w:jc w:val="center"/>
+              <w:rPr>
+                <w:rFonts w:hint="eastAsia"/>
+              </w:rPr>
+            </w:pPr>
+            <w:r>
+              <w:t>9913</w:t>
+            </w:r>
+          </w:p>
+        </w:tc>
+        <w:tc>
+          <w:tcPr>
+            <w:tcW w:w="3486" w:type="dxa"/>
+          </w:tcPr>
+          <w:p>
+            <w:pPr>
+              <w:jc w:val="center"/>
+              <w:rPr>
+                <w:rFonts w:hint="eastAsia"/>
+              </w:rPr>
+            </w:pPr>
+            <w:r>
+              <w:t>4689</w:t>
+            </w:r>
+          </w:p>
+        </w:tc>
+      </w:tr>
+      <w:tr>
+        <w:tc>
+          <w:tcPr>
+            <w:tcW w:w="3485" w:type="dxa"/>
+          </w:tcPr>
+          <w:p>
+            <w:pPr>
+              <w:jc w:val="center"/>
+              <w:rPr>
+                <w:rFonts w:hint="eastAsia"/>
+                <w:b/>
+                <w:bCs/>
+              </w:rPr>
+            </w:pPr>
+            <w:r>
+              <w:rPr>
+                <w:b/>
+                <w:bCs/>
+              </w:rPr>
+              <w:t>실제 불만족 (1)</w:t>
+            </w:r>
+          </w:p>
+        </w:tc>
+        <w:tc>
+          <w:tcPr>
+            <w:tcW w:w="3485" w:type="dxa"/>
+          </w:tcPr>
+          <w:p>
+            <w:pPr>
+              <w:jc w:val="center"/>
+              <w:rPr>
+                <w:rFonts w:hint="eastAsia"/>
+              </w:rPr>
+            </w:pPr>
+            <w:r>
+              <w:t>137</w:t>
+            </w:r>
+          </w:p>
+        </w:tc>
+        <w:tc>
+          <w:tcPr>
+            <w:tcW w:w="3486" w:type="dxa"/>
+          </w:tcPr>
+          <w:p>
+            <w:pPr>
+              <w:jc w:val="center"/>
+              <w:rPr>
+                <w:rFonts w:hint="eastAsia"/>
+              </w:rPr>
+            </w:pPr>
+            <w:r>
+              <w:t>465</w:t>
+            </w:r>
+          </w:p>
+        </w:tc>
+      </w:tr>
+    </w:tbl>
     <w:p/>
+    <w:p>
+      <w:pPr>
+        <w:rPr>
+          <w:b/>
+          <w:bCs/>
+        </w:rPr>
+      </w:pPr>
+    </w:p>
+    <w:p>
+      <w:pPr>
+        <w:rPr>
+          <w:b/>
+          <w:bCs/>
+        </w:rPr>
+      </w:pPr>
+    </w:p>
+    <w:p>
+      <w:pPr>
+        <w:rPr>
+          <w:b/>
+          <w:bCs/>
+        </w:rPr>
+      </w:pPr>
+      <w:r>
+        <w:rPr>
+          <w:b/>
+          <w:bCs/>
+        </w:rPr>
+        <w:lastRenderedPageBreak/>
+        <w:t>XGBoost 모델: 극도의 보수적 예측 (Precision 높음, Recall/F1 극도로 낮음)</w:t>
+      </w:r>
+    </w:p>
+    <w:p>
+      <w:pPr>
+        <w:numPr>
+          <w:ilvl w:val="0"/>
+          <w:numId w:val="51"/>
+        </w:numPr>
+      </w:pPr>
+      <w:r>
+        <w:rPr>
+          <w:b/>
+          <w:bCs/>
+        </w:rPr>
+        <w:t>성향:</w:t>
+      </w:r>
+      <w:r>
+        <w:t xml:space="preserve"> </w:t>
+      </w:r>
+      <w:r>
+        <w:rPr>
+          <w:b/>
+          <w:bCs/>
+        </w:rPr>
+        <w:t>불만족(Target=1)으로 예측하는 것에 극도로 신중</w:t>
+      </w:r>
+      <w:r>
+        <w:rPr>
+          <w:rFonts w:hint="eastAsia"/>
+        </w:rPr>
+        <w:t>하다</w:t>
+      </w:r>
+    </w:p>
+    <w:p>
+      <w:pPr>
+        <w:numPr>
+          <w:ilvl w:val="0"/>
+          <w:numId w:val="51"/>
+        </w:numPr>
+      </w:pPr>
+      <w:r>
+        <w:rPr>
+          <w:b/>
+          <w:bCs/>
+        </w:rPr>
+        <w:t>분석:</w:t>
+      </w:r>
+    </w:p>
+    <w:p>
+      <w:pPr>
+        <w:numPr>
+          <w:ilvl w:val="1"/>
+          <w:numId w:val="51"/>
+        </w:numPr>
+      </w:pPr>
+      <w:r>
+        <w:rPr>
+          <w:rFonts w:hint="eastAsia"/>
+          <w:b/>
+          <w:bCs/>
+        </w:rPr>
+        <w:t>FP</w:t>
+      </w:r>
+      <w:r>
+        <w:t xml:space="preserve"> (3건)가 매우 적어, 불만족으로 예측한 경우 (TP+FP=5건)의 </w:t>
+      </w:r>
+      <w:r>
+        <w:rPr>
+          <w:b/>
+          <w:bCs/>
+        </w:rPr>
+        <w:t>정확도 (Precision: 40.0%)는 높다.</w:t>
+      </w:r>
+    </w:p>
+    <w:p>
+      <w:pPr>
+        <w:numPr>
+          <w:ilvl w:val="1"/>
+          <w:numId w:val="51"/>
+        </w:numPr>
+      </w:pPr>
+      <w:r>
+        <w:t xml:space="preserve">하지만 </w:t>
+      </w:r>
+      <w:r>
+        <w:rPr>
+          <w:rFonts w:hint="eastAsia"/>
+          <w:b/>
+          <w:bCs/>
+        </w:rPr>
+        <w:t>FN</w:t>
+      </w:r>
+      <w:r>
+        <w:t xml:space="preserve">(600건)이 매우 커서, 실제 불만족 고객(TP+FN=602건) 중 </w:t>
+      </w:r>
+      <w:r>
+        <w:rPr>
+          <w:b/>
+          <w:bCs/>
+        </w:rPr>
+        <w:t>거의 전부를 놓치고 있다 (Recall: 0.33%)</w:t>
+      </w:r>
+      <w:r>
+        <w:t>.</w:t>
+      </w:r>
+    </w:p>
+    <w:p>
+      <w:pPr>
+        <w:numPr>
+          <w:ilvl w:val="0"/>
+          <w:numId w:val="51"/>
+        </w:numPr>
+      </w:pPr>
+      <w:r>
+        <w:rPr>
+          <w:b/>
+          <w:bCs/>
+        </w:rPr>
+        <w:t>결론:</w:t>
+      </w:r>
+      <w:r>
+        <w:t xml:space="preserve"> 이 모델은 심각한 </w:t>
+      </w:r>
+      <w:r>
+        <w:rPr>
+          <w:b/>
+          <w:bCs/>
+        </w:rPr>
+        <w:t>과소적합(Underfitting)</w:t>
+      </w:r>
+      <w:r>
+        <w:t xml:space="preserve"> 상태이거나, 예측 임계</w:t>
+      </w:r>
+      <w:r>
+        <w:rPr>
+          <w:rFonts w:hint="eastAsia"/>
+        </w:rPr>
+        <w:t xml:space="preserve"> </w:t>
+      </w:r>
+      <w:r>
+        <w:t>값이 매우 높아 불만족 고객을 거의 포착하지 못하는 상태</w:t>
+      </w:r>
+      <w:r>
+        <w:rPr>
+          <w:rFonts w:hint="eastAsia"/>
+        </w:rPr>
+        <w:t>이</w:t>
+      </w:r>
+      <w:r>
+        <w:t xml:space="preserve">다. 성능 지표 테이블의 Recall 0.7425와는 </w:t>
+      </w:r>
+      <w:r>
+        <w:rPr>
+          <w:b/>
+          <w:bCs/>
+        </w:rPr>
+        <w:t>상반된 결과</w:t>
+      </w:r>
+      <w:r>
+        <w:t xml:space="preserve">를 보여, </w:t>
+      </w:r>
+      <w:r>
+        <w:rPr>
+          <w:b/>
+          <w:bCs/>
+        </w:rPr>
+        <w:t>오차 행렬의 데이터가 잘못되었거나</w:t>
+      </w:r>
+      <w:r>
+        <w:t xml:space="preserve"> (특히</w:t>
+      </w:r>
+      <w:r>
+        <w:rPr>
+          <w:b/>
+          <w:bCs/>
+        </w:rPr>
+        <w:t>TP</w:t>
+      </w:r>
+      <w:r>
+        <w:t>와</w:t>
+      </w:r>
+      <w:r>
+        <w:rPr>
+          <w:b/>
+          <w:bCs/>
+        </w:rPr>
+        <w:t>FN</w:t>
+      </w:r>
+      <w:r>
+        <w:t xml:space="preserve"> 값) </w:t>
+      </w:r>
+      <w:r>
+        <w:rPr>
+          <w:b/>
+          <w:bCs/>
+        </w:rPr>
+        <w:t>임계</w:t>
+      </w:r>
+      <w:r>
+        <w:rPr>
+          <w:rFonts w:hint="eastAsia"/>
+          <w:b/>
+          <w:bCs/>
+        </w:rPr>
+        <w:t xml:space="preserve"> </w:t>
+      </w:r>
+      <w:r>
+        <w:rPr>
+          <w:b/>
+          <w:bCs/>
+        </w:rPr>
+        <w:t>값 조정의 문제가 심각</w:t>
+      </w:r>
+      <w:r>
+        <w:t>함을 시사</w:t>
+      </w:r>
+      <w:r>
+        <w:rPr>
+          <w:rFonts w:hint="eastAsia"/>
+        </w:rPr>
+        <w:t>한</w:t>
+      </w:r>
+      <w:r>
+        <w:t xml:space="preserve">다. </w:t>
+      </w:r>
+    </w:p>
+    <w:p>
+      <w:pPr>
+        <w:rPr>
+          <w:b/>
+          <w:bCs/>
+        </w:rPr>
+      </w:pPr>
+      <w:r>
+        <w:rPr>
+          <w:b/>
+          <w:bCs/>
+        </w:rPr>
+        <w:t>LightGBM 모델: 균형 잡힌 시도 (Recall 대비 Precision 중간)</w:t>
+      </w:r>
+    </w:p>
+    <w:p>
+      <w:pPr>
+        <w:numPr>
+          <w:ilvl w:val="0"/>
+          <w:numId w:val="52"/>
+        </w:numPr>
+      </w:pPr>
+      <w:r>
+        <w:rPr>
+          <w:b/>
+          <w:bCs/>
+        </w:rPr>
+        <w:t>성향:</w:t>
+      </w:r>
+      <w:r>
+        <w:t xml:space="preserve"> 불만족 고객을 어느 정도 탐지하려고 노력했다.</w:t>
+      </w:r>
+    </w:p>
+    <w:p>
+      <w:pPr>
+        <w:numPr>
+          <w:ilvl w:val="0"/>
+          <w:numId w:val="52"/>
+        </w:numPr>
+      </w:pPr>
+      <w:r>
+        <w:rPr>
+          <w:b/>
+          <w:bCs/>
+        </w:rPr>
+        <w:t>분석:</w:t>
+      </w:r>
+    </w:p>
+    <w:p>
+      <w:pPr>
+        <w:numPr>
+          <w:ilvl w:val="1"/>
+          <w:numId w:val="52"/>
+        </w:numPr>
+      </w:pPr>
+      <w:r>
+        <w:rPr>
+          <w:rFonts w:hint="eastAsia"/>
+          <w:b/>
+          <w:bCs/>
+        </w:rPr>
+        <w:t>TP</w:t>
+      </w:r>
+      <w:r>
+        <w:t xml:space="preserve"> (337건)이 XGBoost보다 월등히 높아 </w:t>
+      </w:r>
+      <w:r>
+        <w:rPr>
+          <w:b/>
+          <w:bCs/>
+        </w:rPr>
+        <w:t>불만족 탐지 능력 (Recall: 55.98%)이 양호</w:t>
+      </w:r>
+      <w:r>
+        <w:rPr>
+          <w:rFonts w:hint="eastAsia"/>
+        </w:rPr>
+        <w:t>하</w:t>
+      </w:r>
+      <w:r>
+        <w:t>다.</w:t>
+      </w:r>
+    </w:p>
+    <w:p>
+      <w:pPr>
+        <w:numPr>
+          <w:ilvl w:val="1"/>
+          <w:numId w:val="52"/>
+        </w:numPr>
+      </w:pPr>
+      <w:r>
+        <w:t xml:space="preserve">하지만 $\text{FP}$ (1,409건)도 높아, 불만족으로 예측했을 때 실제 불만족일 확률 </w:t>
+      </w:r>
+      <w:r>
+        <w:rPr>
+          <w:b/>
+          <w:bCs/>
+        </w:rPr>
+        <w:t>(Precision: 19.31%)은 낮다.</w:t>
+      </w:r>
+    </w:p>
+    <w:p>
+      <w:pPr>
+        <w:numPr>
+          <w:ilvl w:val="0"/>
+          <w:numId w:val="52"/>
+        </w:numPr>
+      </w:pPr>
+      <w:r>
+        <w:rPr>
+          <w:b/>
+          <w:bCs/>
+        </w:rPr>
+        <w:t>결론:</w:t>
+      </w:r>
+      <w:r>
+        <w:t xml:space="preserve"> 고객 이탈 모델에서 </w:t>
+      </w:r>
+      <w:r>
+        <w:rPr>
+          <w:b/>
+          <w:bCs/>
+        </w:rPr>
+        <w:t>Recall</w:t>
+      </w:r>
+      <w:r>
+        <w:t xml:space="preserve">을 높이는 것이 중요함을 고려할 때, </w:t>
+      </w:r>
+      <w:r>
+        <w:rPr>
+          <w:b/>
+          <w:bCs/>
+        </w:rPr>
+        <w:t>XGBoost</w:t>
+      </w:r>
+      <w:r>
+        <w:t xml:space="preserve">보다 훨씬 </w:t>
+      </w:r>
+      <w:r>
+        <w:rPr>
+          <w:b/>
+          <w:bCs/>
+        </w:rPr>
+        <w:t>실용적인 결과</w:t>
+      </w:r>
+      <w:r>
+        <w:rPr>
+          <w:rFonts w:hint="eastAsia"/>
+        </w:rPr>
+        <w:t>이</w:t>
+      </w:r>
+      <w:r>
+        <w:t>다. 불필요한 마케팅 비용 증가(FP)를 감수하고 불만족 고객을 포착했다.</w:t>
+      </w:r>
+    </w:p>
+    <w:p>
+      <w:pPr>
+        <w:rPr>
+          <w:b/>
+          <w:bCs/>
+        </w:rPr>
+      </w:pPr>
+      <w:r>
+        <w:rPr>
+          <w:b/>
+          <w:bCs/>
+        </w:rPr>
+        <w:t>RandomForest 모델: LightGBM과 유사 (Recall 낮음, Precision 높음)</w:t>
+      </w:r>
+    </w:p>
+    <w:p>
+      <w:pPr>
+        <w:numPr>
+          <w:ilvl w:val="0"/>
+          <w:numId w:val="53"/>
+        </w:numPr>
+      </w:pPr>
+      <w:r>
+        <w:rPr>
+          <w:b/>
+          <w:bCs/>
+        </w:rPr>
+        <w:t>성향:</w:t>
+      </w:r>
+      <w:r>
+        <w:t xml:space="preserve"> LightGBM보다 약간 더 보수적</w:t>
+      </w:r>
+      <w:r>
+        <w:rPr>
+          <w:rFonts w:hint="eastAsia"/>
+        </w:rPr>
+        <w:t>이</w:t>
+      </w:r>
+      <w:r>
+        <w:t>다.</w:t>
+      </w:r>
+    </w:p>
+    <w:p>
+      <w:pPr>
+        <w:numPr>
+          <w:ilvl w:val="0"/>
+          <w:numId w:val="53"/>
+        </w:numPr>
+      </w:pPr>
+      <w:r>
+        <w:rPr>
+          <w:b/>
+          <w:bCs/>
+        </w:rPr>
+        <w:t>분석:</w:t>
+      </w:r>
+    </w:p>
+    <w:p>
+      <w:pPr>
+        <w:numPr>
+          <w:ilvl w:val="1"/>
+          <w:numId w:val="53"/>
+        </w:numPr>
+      </w:pPr>
+      <w:r>
+        <w:rPr>
+          <w:b/>
+          <w:bCs/>
+        </w:rPr>
+        <w:t>Recall</w:t>
+      </w:r>
+      <w:r>
+        <w:t xml:space="preserve">(39.53%)이 </w:t>
+      </w:r>
+      <w:r>
+        <w:rPr>
+          <w:b/>
+          <w:bCs/>
+        </w:rPr>
+        <w:t>LightGBM</w:t>
+      </w:r>
+      <w:r>
+        <w:t xml:space="preserve">보다 낮고, </w:t>
+      </w:r>
+      <w:r>
+        <w:rPr>
+          <w:b/>
+          <w:bCs/>
+        </w:rPr>
+        <w:t>Precision</w:t>
+      </w:r>
+      <w:r>
+        <w:t xml:space="preserve"> (19.96%)은</w:t>
+      </w:r>
+      <w:r>
+        <w:rPr>
+          <w:b/>
+          <w:bCs/>
+        </w:rPr>
+        <w:t>LightGBM</w:t>
+      </w:r>
+      <w:r>
+        <w:t>과 유사</w:t>
+      </w:r>
+      <w:r>
+        <w:rPr>
+          <w:rFonts w:hint="eastAsia"/>
+        </w:rPr>
+        <w:t>하</w:t>
+      </w:r>
+      <w:r>
+        <w:t>다.</w:t>
+      </w:r>
+    </w:p>
+    <w:p>
+      <w:pPr>
+        <w:numPr>
+          <w:ilvl w:val="1"/>
+          <w:numId w:val="53"/>
+        </w:numPr>
+      </w:pPr>
+      <w:r>
+        <w:rPr>
+          <w:b/>
+          <w:bCs/>
+        </w:rPr>
+        <w:t>FN</w:t>
+      </w:r>
+      <w:r>
+        <w:t xml:space="preserve"> (364건)이 LightGBM (265건)보다 많아, </w:t>
+      </w:r>
+      <w:r>
+        <w:rPr>
+          <w:b/>
+          <w:bCs/>
+        </w:rPr>
+        <w:t>불만족 고객을 더 많이 놓쳤다.</w:t>
+      </w:r>
+    </w:p>
+    <w:p>
+      <w:pPr>
+        <w:numPr>
+          <w:ilvl w:val="0"/>
+          <w:numId w:val="53"/>
+        </w:numPr>
+      </w:pPr>
+      <w:r>
+        <w:rPr>
+          <w:b/>
+          <w:bCs/>
+        </w:rPr>
+        <w:t>결론:</w:t>
+      </w:r>
+      <w:r>
+        <w:t xml:space="preserve"> 불만족 고객 탐지 능력 면에서 LightGBM에 비해 열세</w:t>
+      </w:r>
+      <w:r>
+        <w:rPr>
+          <w:rFonts w:hint="eastAsia"/>
+        </w:rPr>
+        <w:t>이</w:t>
+      </w:r>
+      <w:r>
+        <w:t>다.</w:t>
+      </w:r>
+    </w:p>
+    <w:p>
+      <w:pPr>
+        <w:rPr>
+          <w:b/>
+          <w:bCs/>
+        </w:rPr>
+      </w:pPr>
+      <w:r>
+        <w:rPr>
+          <w:b/>
+          <w:bCs/>
+        </w:rPr>
+        <w:t>LogisticRegression 모델: 극도의 공격적 예측 (Recall 매우 높음, Precision 매우 낮음)</w:t>
+      </w:r>
+    </w:p>
+    <w:p>
+      <w:pPr>
+        <w:numPr>
+          <w:ilvl w:val="0"/>
+          <w:numId w:val="54"/>
+        </w:numPr>
+      </w:pPr>
+      <w:r>
+        <w:rPr>
+          <w:b/>
+          <w:bCs/>
+        </w:rPr>
+        <w:t>성향:</w:t>
+      </w:r>
+      <w:r>
+        <w:t xml:space="preserve"> </w:t>
+      </w:r>
+      <w:r>
+        <w:rPr>
+          <w:b/>
+          <w:bCs/>
+        </w:rPr>
+        <w:t>불만족(Target=1)으로 예측하는 것에 매우 공격적</w:t>
+      </w:r>
+      <w:r>
+        <w:rPr>
+          <w:rFonts w:hint="eastAsia"/>
+        </w:rPr>
+        <w:t>이</w:t>
+      </w:r>
+      <w:r>
+        <w:t>다.</w:t>
+      </w:r>
+    </w:p>
+    <w:p>
+      <w:pPr>
+        <w:numPr>
+          <w:ilvl w:val="0"/>
+          <w:numId w:val="54"/>
+        </w:numPr>
+      </w:pPr>
+      <w:r>
+        <w:rPr>
+          <w:b/>
+          <w:bCs/>
+        </w:rPr>
+        <w:t>분석:</w:t>
+      </w:r>
+    </w:p>
+    <w:p>
+      <w:pPr>
+        <w:numPr>
+          <w:ilvl w:val="1"/>
+          <w:numId w:val="54"/>
+        </w:numPr>
+      </w:pPr>
+      <w:r>
+        <w:rPr>
+          <w:b/>
+          <w:bCs/>
+        </w:rPr>
+        <w:lastRenderedPageBreak/>
+        <w:t>Recall</w:t>
+      </w:r>
+      <w:r>
+        <w:t xml:space="preserve"> (77.24%)이 </w:t>
+      </w:r>
+      <w:r>
+        <w:rPr>
+          <w:b/>
+          <w:bCs/>
+        </w:rPr>
+        <w:t>네 모델 중 가장 높아</w:t>
+      </w:r>
+      <w:r>
+        <w:t>, 실제 불만족 고객 대부분(465건)을 포착했다.</w:t>
+      </w:r>
+    </w:p>
+    <w:p>
+      <w:pPr>
+        <w:numPr>
+          <w:ilvl w:val="1"/>
+          <w:numId w:val="54"/>
+        </w:numPr>
+      </w:pPr>
+      <w:r>
+        <w:t>하지만</w:t>
+      </w:r>
+      <w:r>
+        <w:rPr>
+          <w:b/>
+          <w:bCs/>
+        </w:rPr>
+        <w:t>FP</w:t>
+      </w:r>
+      <w:r>
+        <w:t xml:space="preserve"> (4,689건)가 </w:t>
+      </w:r>
+      <w:r>
+        <w:rPr>
+          <w:b/>
+          <w:bCs/>
+        </w:rPr>
+        <w:t>압도적으로 높아</w:t>
+      </w:r>
+      <w:r>
+        <w:t>, 만족 고객을 불만족으로 잘못 예측하는 오류가 매우 심각</w:t>
+      </w:r>
+      <w:r>
+        <w:rPr>
+          <w:rFonts w:hint="eastAsia"/>
+        </w:rPr>
+        <w:t>하</w:t>
+      </w:r>
+      <w:r>
+        <w:t>다. 이로 인해</w:t>
+      </w:r>
+      <w:r>
+        <w:rPr>
+          <w:b/>
+          <w:bCs/>
+        </w:rPr>
+        <w:t>Precision</w:t>
+      </w:r>
+      <w:r>
+        <w:t>은 9.03%로 최저</w:t>
+      </w:r>
+      <w:r>
+        <w:rPr>
+          <w:rFonts w:hint="eastAsia"/>
+        </w:rPr>
+        <w:t>이</w:t>
+      </w:r>
+      <w:r>
+        <w:t>다.</w:t>
+      </w:r>
+    </w:p>
+    <w:p>
+      <w:pPr>
+        <w:numPr>
+          <w:ilvl w:val="0"/>
+          <w:numId w:val="54"/>
+        </w:numPr>
+        <w:rPr>
+          <w:rFonts w:hint="eastAsia"/>
+        </w:rPr>
+      </w:pPr>
+      <w:r>
+        <w:rPr>
+          <w:b/>
+          <w:bCs/>
+        </w:rPr>
+        <w:t>결론:</w:t>
+      </w:r>
+      <w:r>
+        <w:t xml:space="preserve"> 불균형 데이터에서</w:t>
+      </w:r>
+      <w:r>
+        <w:rPr>
+          <w:b/>
+          <w:bCs/>
+        </w:rPr>
+        <w:t>Recall</w:t>
+      </w:r>
+      <w:r>
+        <w:t xml:space="preserve">을 극대화하기 위해 </w:t>
+      </w:r>
+      <w:r>
+        <w:rPr>
+          <w:b/>
+          <w:bCs/>
+        </w:rPr>
+        <w:t>예측 임계</w:t>
+      </w:r>
+      <w:r>
+        <w:rPr>
+          <w:rFonts w:hint="eastAsia"/>
+          <w:b/>
+          <w:bCs/>
+        </w:rPr>
+        <w:t xml:space="preserve"> </w:t>
+      </w:r>
+      <w:r>
+        <w:rPr>
+          <w:rFonts w:hint="eastAsia"/>
+          <w:b/>
+          <w:bCs/>
+        </w:rPr>
+        <w:t>값</w:t>
+      </w:r>
+      <w:r>
+        <w:rPr>
+          <w:b/>
+          <w:bCs/>
+        </w:rPr>
+        <w:t>이 매우 낮게 설정</w:t>
+      </w:r>
+      <w:r>
+        <w:t>되었을 가능성이 높다. 이는 고객 이탈 방지 기회는 최대화하지만, 대량의 마케팅 비용 비효율 (FP)을 유발</w:t>
+      </w:r>
+      <w:r>
+        <w:rPr>
+          <w:rFonts w:hint="eastAsia"/>
+        </w:rPr>
+        <w:t>한</w:t>
+      </w:r>
+      <w:r>
+        <w:t>다</w:t>
+      </w:r>
+    </w:p>
     <w:p>
       <w:pPr>
         <w:pStyle w:val="4"/>
@@ -5546,6 +6922,119 @@
     </w:lvl>
   </w:abstractNum>
   <w:abstractNum w:abstractNumId="6" w15:restartNumberingAfterBreak="0">
+    <w:nsid w:val="0DDE3C2C"/>
+    <w:multiLevelType w:val="multilevel"/>
+    <w:tmpl w:val="2EE20D6E"/>
+    <w:lvl w:ilvl="0">
+      <w:start w:val="1"/>
+      <w:numFmt w:val="decimal"/>
+      <w:lvlText w:val="%1."/>
+      <w:lvlJc w:val="left"/>
+      <w:pPr>
+        <w:tabs>
+          <w:tab w:val="num" w:pos="720"/>
+        </w:tabs>
+        <w:ind w:left="720" w:hanging="360"/>
+      </w:pPr>
+    </w:lvl>
+    <w:lvl w:ilvl="1" w:tentative="1">
+      <w:start w:val="1"/>
+      <w:numFmt w:val="decimal"/>
+      <w:lvlText w:val="%2."/>
+      <w:lvlJc w:val="left"/>
+      <w:pPr>
+        <w:tabs>
+          <w:tab w:val="num" w:pos="1440"/>
+        </w:tabs>
+        <w:ind w:left="1440" w:hanging="360"/>
+      </w:pPr>
+    </w:lvl>
+    <w:lvl w:ilvl="2" w:tentative="1">
+      <w:start w:val="1"/>
+      <w:numFmt w:val="decimal"/>
+      <w:lvlText w:val="%3."/>
+      <w:lvlJc w:val="left"/>
+      <w:pPr>
+        <w:tabs>
+          <w:tab w:val="num" w:pos="2160"/>
+        </w:tabs>
+        <w:ind w:left="2160" w:hanging="360"/>
+      </w:pPr>
+    </w:lvl>
+    <w:lvl w:ilvl="3" w:tentative="1">
+      <w:start w:val="1"/>
+      <w:numFmt w:val="decimal"/>
+      <w:lvlText w:val="%4."/>
+      <w:lvlJc w:val="left"/>
+      <w:pPr>
+        <w:tabs>
+          <w:tab w:val="num" w:pos="2880"/>
+        </w:tabs>
+        <w:ind w:left="2880" w:hanging="360"/>
+      </w:pPr>
+    </w:lvl>
+    <w:lvl w:ilvl="4" w:tentative="1">
+      <w:start w:val="1"/>
+      <w:numFmt w:val="decimal"/>
+      <w:lvlText w:val="%5."/>
+      <w:lvlJc w:val="left"/>
+      <w:pPr>
+        <w:tabs>
+          <w:tab w:val="num" w:pos="3600"/>
+        </w:tabs>
+        <w:ind w:left="3600" w:hanging="360"/>
+      </w:pPr>
+    </w:lvl>
+    <w:lvl w:ilvl="5" w:tentative="1">
+      <w:start w:val="1"/>
+      <w:numFmt w:val="decimal"/>
+      <w:lvlText w:val="%6."/>
+      <w:lvlJc w:val="left"/>
+      <w:pPr>
+        <w:tabs>
+          <w:tab w:val="num" w:pos="4320"/>
+        </w:tabs>
+        <w:ind w:left="4320" w:hanging="360"/>
+      </w:pPr>
+    </w:lvl>
+    <w:lvl w:ilvl="6" w:tentative="1">
+      <w:start w:val="1"/>
+      <w:numFmt w:val="decimal"/>
+      <w:lvlText w:val="%7."/>
+      <w:lvlJc w:val="left"/>
+      <w:pPr>
+        <w:tabs>
+          <w:tab w:val="num" w:pos="5040"/>
+        </w:tabs>
+        <w:ind w:left="5040" w:hanging="360"/>
+      </w:pPr>
+    </w:lvl>
+    <w:lvl w:ilvl="7" w:tentative="1">
+      <w:start w:val="1"/>
+      <w:numFmt w:val="decimal"/>
+      <w:lvlText w:val="%8."/>
+      <w:lvlJc w:val="left"/>
+      <w:pPr>
+        <w:tabs>
+          <w:tab w:val="num" w:pos="5760"/>
+        </w:tabs>
+        <w:ind w:left="5760" w:hanging="360"/>
+      </w:pPr>
+    </w:lvl>
+    <w:lvl w:ilvl="8" w:tentative="1">
+      <w:start w:val="1"/>
+      <w:numFmt w:val="decimal"/>
+      <w:lvlText w:val="%9."/>
+      <w:lvlJc w:val="left"/>
+      <w:pPr>
+        <w:tabs>
+          <w:tab w:val="num" w:pos="6480"/>
+        </w:tabs>
+        <w:ind w:left="6480" w:hanging="360"/>
+      </w:pPr>
+    </w:lvl>
+  </w:abstractNum>
+  <w:abstractNum w:abstractNumId="7" w15:restartNumberingAfterBreak="0">
     <w:nsid w:val="0E6559E3"/>
     <w:multiLevelType w:val="multilevel"/>
     <w:tmpl w:val="2258F03A"/>
@@ -5694,7 +7183,7 @@
       </w:rPr>
     </w:lvl>
   </w:abstractNum>
-  <w:abstractNum w:abstractNumId="7" w15:restartNumberingAfterBreak="0">
+  <w:abstractNum w:abstractNumId="8" w15:restartNumberingAfterBreak="0">
     <w:nsid w:val="10A00518"/>
     <w:multiLevelType w:val="multilevel"/>
     <w:tmpl w:val="46B62410"/>
@@ -5807,7 +7296,7 @@
       </w:rPr>
     </w:lvl>
   </w:abstractNum>
-  <w:abstractNum w:abstractNumId="8" w15:restartNumberingAfterBreak="0">
+  <w:abstractNum w:abstractNumId="9" w15:restartNumberingAfterBreak="0">
     <w:nsid w:val="11867E7F"/>
     <w:multiLevelType w:val="multilevel"/>
     <w:tmpl w:val="2526AF00"/>
@@ -5920,7 +7409,7 @@
       </w:rPr>
     </w:lvl>
   </w:abstractNum>
-  <w:abstractNum w:abstractNumId="9" w15:restartNumberingAfterBreak="0">
+  <w:abstractNum w:abstractNumId="10" w15:restartNumberingAfterBreak="0">
     <w:nsid w:val="127E269A"/>
     <w:multiLevelType w:val="multilevel"/>
     <w:tmpl w:val="22B86422"/>
@@ -6033,7 +7522,7 @@
       </w:rPr>
     </w:lvl>
   </w:abstractNum>
-  <w:abstractNum w:abstractNumId="10" w15:restartNumberingAfterBreak="0">
+  <w:abstractNum w:abstractNumId="11" w15:restartNumberingAfterBreak="0">
     <w:nsid w:val="14AA7E96"/>
     <w:multiLevelType w:val="multilevel"/>
     <w:tmpl w:val="2A1497FE"/>
@@ -6146,7 +7635,7 @@
       </w:rPr>
     </w:lvl>
   </w:abstractNum>
-  <w:abstractNum w:abstractNumId="11" w15:restartNumberingAfterBreak="0">
+  <w:abstractNum w:abstractNumId="12" w15:restartNumberingAfterBreak="0">
     <w:nsid w:val="16D46EBF"/>
     <w:multiLevelType w:val="multilevel"/>
     <w:tmpl w:val="AE765D84"/>
@@ -6259,7 +7748,7 @@
       </w:rPr>
     </w:lvl>
   </w:abstractNum>
-  <w:abstractNum w:abstractNumId="12" w15:restartNumberingAfterBreak="0">
+  <w:abstractNum w:abstractNumId="13" w15:restartNumberingAfterBreak="0">
     <w:nsid w:val="1BDB5003"/>
     <w:multiLevelType w:val="multilevel"/>
     <w:tmpl w:val="7B9477C6"/>
@@ -6372,7 +7861,7 @@
       </w:rPr>
     </w:lvl>
   </w:abstractNum>
-  <w:abstractNum w:abstractNumId="13" w15:restartNumberingAfterBreak="0">
+  <w:abstractNum w:abstractNumId="14" w15:restartNumberingAfterBreak="0">
     <w:nsid w:val="1EE158ED"/>
     <w:multiLevelType w:val="multilevel"/>
     <w:tmpl w:val="A9CA5906"/>
@@ -6485,7 +7974,7 @@
       </w:rPr>
     </w:lvl>
   </w:abstractNum>
-  <w:abstractNum w:abstractNumId="14" w15:restartNumberingAfterBreak="0">
+  <w:abstractNum w:abstractNumId="15" w15:restartNumberingAfterBreak="0">
     <w:nsid w:val="1F5545A2"/>
     <w:multiLevelType w:val="multilevel"/>
     <w:tmpl w:val="20D0115C"/>
@@ -6598,7 +8087,7 @@
       </w:rPr>
     </w:lvl>
   </w:abstractNum>
-  <w:abstractNum w:abstractNumId="15" w15:restartNumberingAfterBreak="0">
+  <w:abstractNum w:abstractNumId="16" w15:restartNumberingAfterBreak="0">
     <w:nsid w:val="26344A1D"/>
     <w:multiLevelType w:val="multilevel"/>
     <w:tmpl w:val="FA98351A"/>
@@ -6711,7 +8200,7 @@
       </w:rPr>
     </w:lvl>
   </w:abstractNum>
-  <w:abstractNum w:abstractNumId="16" w15:restartNumberingAfterBreak="0">
+  <w:abstractNum w:abstractNumId="17" w15:restartNumberingAfterBreak="0">
     <w:nsid w:val="274942BC"/>
     <w:multiLevelType w:val="multilevel"/>
     <w:tmpl w:val="C748C888"/>
@@ -6824,7 +8313,7 @@
       </w:rPr>
     </w:lvl>
   </w:abstractNum>
-  <w:abstractNum w:abstractNumId="17" w15:restartNumberingAfterBreak="0">
+  <w:abstractNum w:abstractNumId="18" w15:restartNumberingAfterBreak="0">
     <w:nsid w:val="274A0B03"/>
     <w:multiLevelType w:val="multilevel"/>
     <w:tmpl w:val="5226E306"/>
@@ -6937,7 +8426,7 @@
       </w:rPr>
     </w:lvl>
   </w:abstractNum>
-  <w:abstractNum w:abstractNumId="18" w15:restartNumberingAfterBreak="0">
+  <w:abstractNum w:abstractNumId="19" w15:restartNumberingAfterBreak="0">
     <w:nsid w:val="296D64A2"/>
     <w:multiLevelType w:val="multilevel"/>
     <w:tmpl w:val="A8F680A8"/>
@@ -7050,7 +8539,7 @@
       </w:rPr>
     </w:lvl>
   </w:abstractNum>
-  <w:abstractNum w:abstractNumId="19" w15:restartNumberingAfterBreak="0">
+  <w:abstractNum w:abstractNumId="20" w15:restartNumberingAfterBreak="0">
     <w:nsid w:val="2A205A8C"/>
     <w:multiLevelType w:val="multilevel"/>
     <w:tmpl w:val="CCFC7210"/>
@@ -7163,7 +8652,7 @@
       </w:rPr>
     </w:lvl>
   </w:abstractNum>
-  <w:abstractNum w:abstractNumId="20" w15:restartNumberingAfterBreak="0">
+  <w:abstractNum w:abstractNumId="21" w15:restartNumberingAfterBreak="0">
     <w:nsid w:val="2BF354CB"/>
     <w:multiLevelType w:val="multilevel"/>
     <w:tmpl w:val="866A0BBA"/>
@@ -7276,7 +8765,7 @@
       </w:rPr>
     </w:lvl>
   </w:abstractNum>
-  <w:abstractNum w:abstractNumId="21" w15:restartNumberingAfterBreak="0">
+  <w:abstractNum w:abstractNumId="22" w15:restartNumberingAfterBreak="0">
     <w:nsid w:val="2C5E4C22"/>
     <w:multiLevelType w:val="multilevel"/>
     <w:tmpl w:val="1272E71E"/>
@@ -7389,7 +8878,7 @@
       </w:rPr>
     </w:lvl>
   </w:abstractNum>
-  <w:abstractNum w:abstractNumId="22" w15:restartNumberingAfterBreak="0">
+  <w:abstractNum w:abstractNumId="23" w15:restartNumberingAfterBreak="0">
     <w:nsid w:val="2DFF3C1C"/>
     <w:multiLevelType w:val="multilevel"/>
     <w:tmpl w:val="8B76A10C"/>
@@ -7502,7 +8991,7 @@
       </w:rPr>
     </w:lvl>
   </w:abstractNum>
-  <w:abstractNum w:abstractNumId="23" w15:restartNumberingAfterBreak="0">
+  <w:abstractNum w:abstractNumId="24" w15:restartNumberingAfterBreak="0">
     <w:nsid w:val="32B4545C"/>
     <w:multiLevelType w:val="multilevel"/>
     <w:tmpl w:val="089EF376"/>
@@ -7647,7 +9136,7 @@
       </w:rPr>
     </w:lvl>
   </w:abstractNum>
-  <w:abstractNum w:abstractNumId="24" w15:restartNumberingAfterBreak="0">
+  <w:abstractNum w:abstractNumId="25" w15:restartNumberingAfterBreak="0">
     <w:nsid w:val="331C70D2"/>
     <w:multiLevelType w:val="multilevel"/>
     <w:tmpl w:val="F6ACD3EE"/>
@@ -7796,7 +9285,7 @@
       </w:rPr>
     </w:lvl>
   </w:abstractNum>
-  <w:abstractNum w:abstractNumId="25" w15:restartNumberingAfterBreak="0">
+  <w:abstractNum w:abstractNumId="26" w15:restartNumberingAfterBreak="0">
     <w:nsid w:val="33E63B2B"/>
     <w:multiLevelType w:val="multilevel"/>
     <w:tmpl w:val="3E56D05E"/>
@@ -7909,7 +9398,7 @@
       </w:rPr>
     </w:lvl>
   </w:abstractNum>
-  <w:abstractNum w:abstractNumId="26" w15:restartNumberingAfterBreak="0">
+  <w:abstractNum w:abstractNumId="27" w15:restartNumberingAfterBreak="0">
     <w:nsid w:val="352B657B"/>
     <w:multiLevelType w:val="multilevel"/>
     <w:tmpl w:val="B7A6127C"/>
@@ -8022,7 +9511,7 @@
       </w:rPr>
     </w:lvl>
   </w:abstractNum>
-  <w:abstractNum w:abstractNumId="27" w15:restartNumberingAfterBreak="0">
+  <w:abstractNum w:abstractNumId="28" w15:restartNumberingAfterBreak="0">
     <w:nsid w:val="36C73493"/>
     <w:multiLevelType w:val="multilevel"/>
     <w:tmpl w:val="5AFCD9BC"/>
@@ -8171,7 +9660,7 @@
       </w:rPr>
     </w:lvl>
   </w:abstractNum>
-  <w:abstractNum w:abstractNumId="28" w15:restartNumberingAfterBreak="0">
+  <w:abstractNum w:abstractNumId="29" w15:restartNumberingAfterBreak="0">
     <w:nsid w:val="3BD63B6F"/>
     <w:multiLevelType w:val="hybridMultilevel"/>
     <w:tmpl w:val="892254C2"/>
@@ -8260,7 +9749,7 @@
       </w:pPr>
     </w:lvl>
   </w:abstractNum>
-  <w:abstractNum w:abstractNumId="29" w15:restartNumberingAfterBreak="0">
+  <w:abstractNum w:abstractNumId="30" w15:restartNumberingAfterBreak="0">
     <w:nsid w:val="3E3A6625"/>
     <w:multiLevelType w:val="multilevel"/>
     <w:tmpl w:val="B0BC8F86"/>
@@ -8409,7 +9898,7 @@
       </w:rPr>
     </w:lvl>
   </w:abstractNum>
-  <w:abstractNum w:abstractNumId="30" w15:restartNumberingAfterBreak="0">
+  <w:abstractNum w:abstractNumId="31" w15:restartNumberingAfterBreak="0">
     <w:nsid w:val="407B7D11"/>
     <w:multiLevelType w:val="multilevel"/>
     <w:tmpl w:val="8EF83546"/>
@@ -8522,7 +10011,7 @@
       </w:rPr>
     </w:lvl>
   </w:abstractNum>
-  <w:abstractNum w:abstractNumId="31" w15:restartNumberingAfterBreak="0">
+  <w:abstractNum w:abstractNumId="32" w15:restartNumberingAfterBreak="0">
     <w:nsid w:val="440E06F7"/>
     <w:multiLevelType w:val="multilevel"/>
     <w:tmpl w:val="C7A6D616"/>
@@ -8635,7 +10124,7 @@
       </w:rPr>
     </w:lvl>
   </w:abstractNum>
-  <w:abstractNum w:abstractNumId="32" w15:restartNumberingAfterBreak="0">
+  <w:abstractNum w:abstractNumId="33" w15:restartNumberingAfterBreak="0">
     <w:nsid w:val="44F52C2F"/>
     <w:multiLevelType w:val="multilevel"/>
     <w:tmpl w:val="9ADA1E0C"/>
@@ -8784,7 +10273,7 @@
       </w:rPr>
     </w:lvl>
   </w:abstractNum>
-  <w:abstractNum w:abstractNumId="33" w15:restartNumberingAfterBreak="0">
+  <w:abstractNum w:abstractNumId="34" w15:restartNumberingAfterBreak="0">
     <w:nsid w:val="4A38175C"/>
     <w:multiLevelType w:val="multilevel"/>
     <w:tmpl w:val="22A46AC4"/>
@@ -8897,7 +10386,7 @@
       </w:rPr>
     </w:lvl>
   </w:abstractNum>
-  <w:abstractNum w:abstractNumId="34" w15:restartNumberingAfterBreak="0">
+  <w:abstractNum w:abstractNumId="35" w15:restartNumberingAfterBreak="0">
     <w:nsid w:val="4B08338D"/>
     <w:multiLevelType w:val="multilevel"/>
     <w:tmpl w:val="C32851E0"/>
@@ -9010,7 +10499,7 @@
       </w:rPr>
     </w:lvl>
   </w:abstractNum>
-  <w:abstractNum w:abstractNumId="35" w15:restartNumberingAfterBreak="0">
+  <w:abstractNum w:abstractNumId="36" w15:restartNumberingAfterBreak="0">
     <w:nsid w:val="4D5168C1"/>
     <w:multiLevelType w:val="hybridMultilevel"/>
     <w:tmpl w:val="1CC05BB0"/>
@@ -9099,7 +10588,7 @@
       </w:pPr>
     </w:lvl>
   </w:abstractNum>
-  <w:abstractNum w:abstractNumId="36" w15:restartNumberingAfterBreak="0">
+  <w:abstractNum w:abstractNumId="37" w15:restartNumberingAfterBreak="0">
     <w:nsid w:val="4EC051B9"/>
     <w:multiLevelType w:val="multilevel"/>
     <w:tmpl w:val="FD7AFA18"/>
@@ -9212,7 +10701,156 @@
       </w:rPr>
     </w:lvl>
   </w:abstractNum>
-  <w:abstractNum w:abstractNumId="37" w15:restartNumberingAfterBreak="0">
+  <w:abstractNum w:abstractNumId="38" w15:restartNumberingAfterBreak="0">
+    <w:nsid w:val="4EFD06EA"/>
+    <w:multiLevelType w:val="multilevel"/>
+    <w:tmpl w:val="02A27608"/>
+    <w:lvl w:ilvl="0">
+      <w:start w:val="1"/>
+      <w:numFmt w:val="bullet"/>
+      <w:lvlText w:val=""/>
+      <w:lvlJc w:val="left"/>
+      <w:pPr>
+        <w:tabs>
+          <w:tab w:val="num" w:pos="720"/>
+        </w:tabs>
+        <w:ind w:left="720" w:hanging="360"/>
+      </w:pPr>
+      <w:rPr>
+        <w:rFonts w:ascii="Symbol" w:hAnsi="Symbol" w:hint="default"/>
+        <w:sz w:val="20"/>
+      </w:rPr>
+    </w:lvl>
+    <w:lvl w:ilvl="1">
+      <w:start w:val="1"/>
+      <w:numFmt w:val="bullet"/>
+      <w:lvlText w:val="o"/>
+      <w:lvlJc w:val="left"/>
+      <w:pPr>
+        <w:tabs>
+          <w:tab w:val="num" w:pos="1440"/>
+        </w:tabs>
+        <w:ind w:left="1440" w:hanging="360"/>
+      </w:pPr>
+      <w:rPr>
+        <w:rFonts w:ascii="Courier New" w:hAnsi="Courier New" w:hint="default"/>
+        <w:sz w:val="20"/>
+      </w:rPr>
+    </w:lvl>
+    <w:lvl w:ilvl="2" w:tentative="1">
+      <w:start w:val="1"/>
+      <w:numFmt w:val="bullet"/>
+      <w:lvlText w:val=""/>
+      <w:lvlJc w:val="left"/>
+      <w:pPr>
+        <w:tabs>
+          <w:tab w:val="num" w:pos="2160"/>
+        </w:tabs>
+        <w:ind w:left="2160" w:hanging="360"/>
+      </w:pPr>
+      <w:rPr>
+        <w:rFonts w:ascii="Wingdings" w:hAnsi="Wingdings" w:hint="default"/>
+        <w:sz w:val="20"/>
+      </w:rPr>
+    </w:lvl>
+    <w:lvl w:ilvl="3" w:tentative="1">
+      <w:start w:val="1"/>
+      <w:numFmt w:val="bullet"/>
+      <w:lvlText w:val=""/>
+      <w:lvlJc w:val="left"/>
+      <w:pPr>
+        <w:tabs>
+          <w:tab w:val="num" w:pos="2880"/>
+        </w:tabs>
+        <w:ind w:left="2880" w:hanging="360"/>
+      </w:pPr>
+      <w:rPr>
+        <w:rFonts w:ascii="Wingdings" w:hAnsi="Wingdings" w:hint="default"/>
+        <w:sz w:val="20"/>
+      </w:rPr>
+    </w:lvl>
+    <w:lvl w:ilvl="4" w:tentative="1">
+      <w:start w:val="1"/>
+      <w:numFmt w:val="bullet"/>
+      <w:lvlText w:val=""/>
+      <w:lvlJc w:val="left"/>
+      <w:pPr>
+        <w:tabs>
+          <w:tab w:val="num" w:pos="3600"/>
+        </w:tabs>
+        <w:ind w:left="3600" w:hanging="360"/>
+      </w:pPr>
+      <w:rPr>
+        <w:rFonts w:ascii="Wingdings" w:hAnsi="Wingdings" w:hint="default"/>
+        <w:sz w:val="20"/>
+      </w:rPr>
+    </w:lvl>
+    <w:lvl w:ilvl="5" w:tentative="1">
+      <w:start w:val="1"/>
+      <w:numFmt w:val="bullet"/>
+      <w:lvlText w:val=""/>
+      <w:lvlJc w:val="left"/>
+      <w:pPr>
+        <w:tabs>
+          <w:tab w:val="num" w:pos="4320"/>
+        </w:tabs>
+        <w:ind w:left="4320" w:hanging="360"/>
+      </w:pPr>
+      <w:rPr>
+        <w:rFonts w:ascii="Wingdings" w:hAnsi="Wingdings" w:hint="default"/>
+        <w:sz w:val="20"/>
+      </w:rPr>
+    </w:lvl>
+    <w:lvl w:ilvl="6" w:tentative="1">
+      <w:start w:val="1"/>
+      <w:numFmt w:val="bullet"/>
+      <w:lvlText w:val=""/>
+      <w:lvlJc w:val="left"/>
+      <w:pPr>
+        <w:tabs>
+          <w:tab w:val="num" w:pos="5040"/>
+        </w:tabs>
+        <w:ind w:left="5040" w:hanging="360"/>
+      </w:pPr>
+      <w:rPr>
+        <w:rFonts w:ascii="Wingdings" w:hAnsi="Wingdings" w:hint="default"/>
+        <w:sz w:val="20"/>
+      </w:rPr>
+    </w:lvl>
+    <w:lvl w:ilvl="7" w:tentative="1">
+      <w:start w:val="1"/>
+      <w:numFmt w:val="bullet"/>
+      <w:lvlText w:val=""/>
+      <w:lvlJc w:val="left"/>
+      <w:pPr>
+        <w:tabs>
+          <w:tab w:val="num" w:pos="5760"/>
+        </w:tabs>
+        <w:ind w:left="5760" w:hanging="360"/>
+      </w:pPr>
+      <w:rPr>
+        <w:rFonts w:ascii="Wingdings" w:hAnsi="Wingdings" w:hint="default"/>
+        <w:sz w:val="20"/>
+      </w:rPr>
+    </w:lvl>
+    <w:lvl w:ilvl="8" w:tentative="1">
+      <w:start w:val="1"/>
+      <w:numFmt w:val="bullet"/>
+      <w:lvlText w:val=""/>
+      <w:lvlJc w:val="left"/>
+      <w:pPr>
+        <w:tabs>
+          <w:tab w:val="num" w:pos="6480"/>
+        </w:tabs>
+        <w:ind w:left="6480" w:hanging="360"/>
+      </w:pPr>
+      <w:rPr>
+        <w:rFonts w:ascii="Wingdings" w:hAnsi="Wingdings" w:hint="default"/>
+        <w:sz w:val="20"/>
+      </w:rPr>
+    </w:lvl>
+  </w:abstractNum>
+  <w:abstractNum w:abstractNumId="39" w15:restartNumberingAfterBreak="0">
     <w:nsid w:val="4F874405"/>
     <w:multiLevelType w:val="multilevel"/>
     <w:tmpl w:val="480C65A8"/>
@@ -9325,7 +10963,7 @@
       </w:rPr>
     </w:lvl>
   </w:abstractNum>
-  <w:abstractNum w:abstractNumId="38" w15:restartNumberingAfterBreak="0">
+  <w:abstractNum w:abstractNumId="40" w15:restartNumberingAfterBreak="0">
     <w:nsid w:val="51FA2F2B"/>
     <w:multiLevelType w:val="multilevel"/>
     <w:tmpl w:val="605AB292"/>
@@ -9438,7 +11076,7 @@
       </w:rPr>
     </w:lvl>
   </w:abstractNum>
-  <w:abstractNum w:abstractNumId="39" w15:restartNumberingAfterBreak="0">
+  <w:abstractNum w:abstractNumId="41" w15:restartNumberingAfterBreak="0">
     <w:nsid w:val="553C2741"/>
     <w:multiLevelType w:val="multilevel"/>
     <w:tmpl w:val="313646EA"/>
@@ -9551,7 +11189,156 @@
       </w:rPr>
     </w:lvl>
   </w:abstractNum>
-  <w:abstractNum w:abstractNumId="40" w15:restartNumberingAfterBreak="0">
+  <w:abstractNum w:abstractNumId="42" w15:restartNumberingAfterBreak="0">
+    <w:nsid w:val="56344ADB"/>
+    <w:multiLevelType w:val="multilevel"/>
+    <w:tmpl w:val="0198A63A"/>
+    <w:lvl w:ilvl="0">
+      <w:start w:val="1"/>
+      <w:numFmt w:val="bullet"/>
+      <w:lvlText w:val=""/>
+      <w:lvlJc w:val="left"/>
+      <w:pPr>
+        <w:tabs>
+          <w:tab w:val="num" w:pos="720"/>
+        </w:tabs>
+        <w:ind w:left="720" w:hanging="360"/>
+      </w:pPr>
+      <w:rPr>
+        <w:rFonts w:ascii="Symbol" w:hAnsi="Symbol" w:hint="default"/>
+        <w:sz w:val="20"/>
+      </w:rPr>
+    </w:lvl>
+    <w:lvl w:ilvl="1">
+      <w:start w:val="1"/>
+      <w:numFmt w:val="bullet"/>
+      <w:lvlText w:val="o"/>
+      <w:lvlJc w:val="left"/>
+      <w:pPr>
+        <w:tabs>
+          <w:tab w:val="num" w:pos="1440"/>
+        </w:tabs>
+        <w:ind w:left="1440" w:hanging="360"/>
+      </w:pPr>
+      <w:rPr>
+        <w:rFonts w:ascii="Courier New" w:hAnsi="Courier New" w:hint="default"/>
+        <w:sz w:val="20"/>
+      </w:rPr>
+    </w:lvl>
+    <w:lvl w:ilvl="2" w:tentative="1">
+      <w:start w:val="1"/>
+      <w:numFmt w:val="bullet"/>
+      <w:lvlText w:val=""/>
+      <w:lvlJc w:val="left"/>
+      <w:pPr>
+        <w:tabs>
+          <w:tab w:val="num" w:pos="2160"/>
+        </w:tabs>
+        <w:ind w:left="2160" w:hanging="360"/>
+      </w:pPr>
+      <w:rPr>
+        <w:rFonts w:ascii="Wingdings" w:hAnsi="Wingdings" w:hint="default"/>
+        <w:sz w:val="20"/>
+      </w:rPr>
+    </w:lvl>
+    <w:lvl w:ilvl="3" w:tentative="1">
+      <w:start w:val="1"/>
+      <w:numFmt w:val="bullet"/>
+      <w:lvlText w:val=""/>
+      <w:lvlJc w:val="left"/>
+      <w:pPr>
+        <w:tabs>
+          <w:tab w:val="num" w:pos="2880"/>
+        </w:tabs>
+        <w:ind w:left="2880" w:hanging="360"/>
+      </w:pPr>
+      <w:rPr>
+        <w:rFonts w:ascii="Wingdings" w:hAnsi="Wingdings" w:hint="default"/>
+        <w:sz w:val="20"/>
+      </w:rPr>
+    </w:lvl>
+    <w:lvl w:ilvl="4" w:tentative="1">
+      <w:start w:val="1"/>
+      <w:numFmt w:val="bullet"/>
+      <w:lvlText w:val=""/>
+      <w:lvlJc w:val="left"/>
+      <w:pPr>
+        <w:tabs>
+          <w:tab w:val="num" w:pos="3600"/>
+        </w:tabs>
+        <w:ind w:left="3600" w:hanging="360"/>
+      </w:pPr>
+      <w:rPr>
+        <w:rFonts w:ascii="Wingdings" w:hAnsi="Wingdings" w:hint="default"/>
+        <w:sz w:val="20"/>
+      </w:rPr>
+    </w:lvl>
+    <w:lvl w:ilvl="5" w:tentative="1">
+      <w:start w:val="1"/>
+      <w:numFmt w:val="bullet"/>
+      <w:lvlText w:val=""/>
+      <w:lvlJc w:val="left"/>
+      <w:pPr>
+        <w:tabs>
+          <w:tab w:val="num" w:pos="4320"/>
+        </w:tabs>
+        <w:ind w:left="4320" w:hanging="360"/>
+      </w:pPr>
+      <w:rPr>
+        <w:rFonts w:ascii="Wingdings" w:hAnsi="Wingdings" w:hint="default"/>
+        <w:sz w:val="20"/>
+      </w:rPr>
+    </w:lvl>
+    <w:lvl w:ilvl="6" w:tentative="1">
+      <w:start w:val="1"/>
+      <w:numFmt w:val="bullet"/>
+      <w:lvlText w:val=""/>
+      <w:lvlJc w:val="left"/>
+      <w:pPr>
+        <w:tabs>
+          <w:tab w:val="num" w:pos="5040"/>
+        </w:tabs>
+        <w:ind w:left="5040" w:hanging="360"/>
+      </w:pPr>
+      <w:rPr>
+        <w:rFonts w:ascii="Wingdings" w:hAnsi="Wingdings" w:hint="default"/>
+        <w:sz w:val="20"/>
+      </w:rPr>
+    </w:lvl>
+    <w:lvl w:ilvl="7" w:tentative="1">
+      <w:start w:val="1"/>
+      <w:numFmt w:val="bullet"/>
+      <w:lvlText w:val=""/>
+      <w:lvlJc w:val="left"/>
+      <w:pPr>
+        <w:tabs>
+          <w:tab w:val="num" w:pos="5760"/>
+        </w:tabs>
+        <w:ind w:left="5760" w:hanging="360"/>
+      </w:pPr>
+      <w:rPr>
+        <w:rFonts w:ascii="Wingdings" w:hAnsi="Wingdings" w:hint="default"/>
+        <w:sz w:val="20"/>
+      </w:rPr>
+    </w:lvl>
+    <w:lvl w:ilvl="8" w:tentative="1">
+      <w:start w:val="1"/>
+      <w:numFmt w:val="bullet"/>
+      <w:lvlText w:val=""/>
+      <w:lvlJc w:val="left"/>
+      <w:pPr>
+        <w:tabs>
+          <w:tab w:val="num" w:pos="6480"/>
+        </w:tabs>
+        <w:ind w:left="6480" w:hanging="360"/>
+      </w:pPr>
+      <w:rPr>
+        <w:rFonts w:ascii="Wingdings" w:hAnsi="Wingdings" w:hint="default"/>
+        <w:sz w:val="20"/>
+      </w:rPr>
+    </w:lvl>
+  </w:abstractNum>
+  <w:abstractNum w:abstractNumId="43" w15:restartNumberingAfterBreak="0">
     <w:nsid w:val="5EF241E9"/>
     <w:multiLevelType w:val="multilevel"/>
     <w:tmpl w:val="A9966C46"/>
@@ -9664,7 +11451,7 @@
       </w:rPr>
     </w:lvl>
   </w:abstractNum>
-  <w:abstractNum w:abstractNumId="41" w15:restartNumberingAfterBreak="0">
+  <w:abstractNum w:abstractNumId="44" w15:restartNumberingAfterBreak="0">
     <w:nsid w:val="6151371B"/>
     <w:multiLevelType w:val="hybridMultilevel"/>
     <w:tmpl w:val="DD3C0B62"/>
@@ -9753,7 +11540,7 @@
       </w:pPr>
     </w:lvl>
   </w:abstractNum>
-  <w:abstractNum w:abstractNumId="42" w15:restartNumberingAfterBreak="0">
+  <w:abstractNum w:abstractNumId="45" w15:restartNumberingAfterBreak="0">
     <w:nsid w:val="6A44007B"/>
     <w:multiLevelType w:val="multilevel"/>
     <w:tmpl w:val="569AAAC0"/>
@@ -9866,7 +11653,156 @@
       </w:rPr>
     </w:lvl>
   </w:abstractNum>
-  <w:abstractNum w:abstractNumId="43" w15:restartNumberingAfterBreak="0">
+  <w:abstractNum w:abstractNumId="46" w15:restartNumberingAfterBreak="0">
+    <w:nsid w:val="6C3D2E92"/>
+    <w:multiLevelType w:val="multilevel"/>
+    <w:tmpl w:val="C7246C78"/>
+    <w:lvl w:ilvl="0">
+      <w:start w:val="1"/>
+      <w:numFmt w:val="bullet"/>
+      <w:lvlText w:val=""/>
+      <w:lvlJc w:val="left"/>
+      <w:pPr>
+        <w:tabs>
+          <w:tab w:val="num" w:pos="720"/>
+        </w:tabs>
+        <w:ind w:left="720" w:hanging="360"/>
+      </w:pPr>
+      <w:rPr>
+        <w:rFonts w:ascii="Symbol" w:hAnsi="Symbol" w:hint="default"/>
+        <w:sz w:val="20"/>
+      </w:rPr>
+    </w:lvl>
+    <w:lvl w:ilvl="1">
+      <w:start w:val="1"/>
+      <w:numFmt w:val="bullet"/>
+      <w:lvlText w:val="o"/>
+      <w:lvlJc w:val="left"/>
+      <w:pPr>
+        <w:tabs>
+          <w:tab w:val="num" w:pos="1440"/>
+        </w:tabs>
+        <w:ind w:left="1440" w:hanging="360"/>
+      </w:pPr>
+      <w:rPr>
+        <w:rFonts w:ascii="Courier New" w:hAnsi="Courier New" w:hint="default"/>
+        <w:sz w:val="20"/>
+      </w:rPr>
+    </w:lvl>
+    <w:lvl w:ilvl="2" w:tentative="1">
+      <w:start w:val="1"/>
+      <w:numFmt w:val="bullet"/>
+      <w:lvlText w:val=""/>
+      <w:lvlJc w:val="left"/>
+      <w:pPr>
+        <w:tabs>
+          <w:tab w:val="num" w:pos="2160"/>
+        </w:tabs>
+        <w:ind w:left="2160" w:hanging="360"/>
+      </w:pPr>
+      <w:rPr>
+        <w:rFonts w:ascii="Wingdings" w:hAnsi="Wingdings" w:hint="default"/>
+        <w:sz w:val="20"/>
+      </w:rPr>
+    </w:lvl>
+    <w:lvl w:ilvl="3" w:tentative="1">
+      <w:start w:val="1"/>
+      <w:numFmt w:val="bullet"/>
+      <w:lvlText w:val=""/>
+      <w:lvlJc w:val="left"/>
+      <w:pPr>
+        <w:tabs>
+          <w:tab w:val="num" w:pos="2880"/>
+        </w:tabs>
+        <w:ind w:left="2880" w:hanging="360"/>
+      </w:pPr>
+      <w:rPr>
+        <w:rFonts w:ascii="Wingdings" w:hAnsi="Wingdings" w:hint="default"/>
+        <w:sz w:val="20"/>
+      </w:rPr>
+    </w:lvl>
+    <w:lvl w:ilvl="4" w:tentative="1">
+      <w:start w:val="1"/>
+      <w:numFmt w:val="bullet"/>
+      <w:lvlText w:val=""/>
+      <w:lvlJc w:val="left"/>
+      <w:pPr>
+        <w:tabs>
+          <w:tab w:val="num" w:pos="3600"/>
+        </w:tabs>
+        <w:ind w:left="3600" w:hanging="360"/>
+      </w:pPr>
+      <w:rPr>
+        <w:rFonts w:ascii="Wingdings" w:hAnsi="Wingdings" w:hint="default"/>
+        <w:sz w:val="20"/>
+      </w:rPr>
+    </w:lvl>
+    <w:lvl w:ilvl="5" w:tentative="1">
+      <w:start w:val="1"/>
+      <w:numFmt w:val="bullet"/>
+      <w:lvlText w:val=""/>
+      <w:lvlJc w:val="left"/>
+      <w:pPr>
+        <w:tabs>
+          <w:tab w:val="num" w:pos="4320"/>
+        </w:tabs>
+        <w:ind w:left="4320" w:hanging="360"/>
+      </w:pPr>
+      <w:rPr>
+        <w:rFonts w:ascii="Wingdings" w:hAnsi="Wingdings" w:hint="default"/>
+        <w:sz w:val="20"/>
+      </w:rPr>
+    </w:lvl>
+    <w:lvl w:ilvl="6" w:tentative="1">
+      <w:start w:val="1"/>
+      <w:numFmt w:val="bullet"/>
+      <w:lvlText w:val=""/>
+      <w:lvlJc w:val="left"/>
+      <w:pPr>
+        <w:tabs>
+          <w:tab w:val="num" w:pos="5040"/>
+        </w:tabs>
+        <w:ind w:left="5040" w:hanging="360"/>
+      </w:pPr>
+      <w:rPr>
+        <w:rFonts w:ascii="Wingdings" w:hAnsi="Wingdings" w:hint="default"/>
+        <w:sz w:val="20"/>
+      </w:rPr>
+    </w:lvl>
+    <w:lvl w:ilvl="7" w:tentative="1">
+      <w:start w:val="1"/>
+      <w:numFmt w:val="bullet"/>
+      <w:lvlText w:val=""/>
+      <w:lvlJc w:val="left"/>
+      <w:pPr>
+        <w:tabs>
+          <w:tab w:val="num" w:pos="5760"/>
+        </w:tabs>
+        <w:ind w:left="5760" w:hanging="360"/>
+      </w:pPr>
+      <w:rPr>
+        <w:rFonts w:ascii="Wingdings" w:hAnsi="Wingdings" w:hint="default"/>
+        <w:sz w:val="20"/>
+      </w:rPr>
+    </w:lvl>
+    <w:lvl w:ilvl="8" w:tentative="1">
+      <w:start w:val="1"/>
+      <w:numFmt w:val="bullet"/>
+      <w:lvlText w:val=""/>
+      <w:lvlJc w:val="left"/>
+      <w:pPr>
+        <w:tabs>
+          <w:tab w:val="num" w:pos="6480"/>
+        </w:tabs>
+        <w:ind w:left="6480" w:hanging="360"/>
+      </w:pPr>
+      <w:rPr>
+        <w:rFonts w:ascii="Wingdings" w:hAnsi="Wingdings" w:hint="default"/>
+        <w:sz w:val="20"/>
+      </w:rPr>
+    </w:lvl>
+  </w:abstractNum>
+  <w:abstractNum w:abstractNumId="47" w15:restartNumberingAfterBreak="0">
     <w:nsid w:val="6D4667EA"/>
     <w:multiLevelType w:val="multilevel"/>
     <w:tmpl w:val="8286BBFC"/>
@@ -9979,7 +11915,7 @@
       </w:rPr>
     </w:lvl>
   </w:abstractNum>
-  <w:abstractNum w:abstractNumId="44" w15:restartNumberingAfterBreak="0">
+  <w:abstractNum w:abstractNumId="48" w15:restartNumberingAfterBreak="0">
     <w:nsid w:val="6E5502FB"/>
     <w:multiLevelType w:val="hybridMultilevel"/>
     <w:tmpl w:val="307C9430"/>
@@ -10092,7 +12028,7 @@
       </w:rPr>
     </w:lvl>
   </w:abstractNum>
-  <w:abstractNum w:abstractNumId="45" w15:restartNumberingAfterBreak="0">
+  <w:abstractNum w:abstractNumId="49" w15:restartNumberingAfterBreak="0">
     <w:nsid w:val="6F780B73"/>
     <w:multiLevelType w:val="multilevel"/>
     <w:tmpl w:val="E9A287FE"/>
@@ -10241,7 +12177,7 @@
       </w:rPr>
     </w:lvl>
   </w:abstractNum>
-  <w:abstractNum w:abstractNumId="46" w15:restartNumberingAfterBreak="0">
+  <w:abstractNum w:abstractNumId="50" w15:restartNumberingAfterBreak="0">
     <w:nsid w:val="70E711C6"/>
     <w:multiLevelType w:val="multilevel"/>
     <w:tmpl w:val="2164484C"/>
@@ -10354,7 +12290,156 @@
       </w:rPr>
     </w:lvl>
   </w:abstractNum>
-  <w:abstractNum w:abstractNumId="47" w15:restartNumberingAfterBreak="0">
+  <w:abstractNum w:abstractNumId="51" w15:restartNumberingAfterBreak="0">
+    <w:nsid w:val="74A77349"/>
+    <w:multiLevelType w:val="multilevel"/>
+    <w:tmpl w:val="ED58DF3A"/>
+    <w:lvl w:ilvl="0">
+      <w:start w:val="1"/>
+      <w:numFmt w:val="bullet"/>
+      <w:lvlText w:val=""/>
+      <w:lvlJc w:val="left"/>
+      <w:pPr>
+        <w:tabs>
+          <w:tab w:val="num" w:pos="720"/>
+        </w:tabs>
+        <w:ind w:left="720" w:hanging="360"/>
+      </w:pPr>
+      <w:rPr>
+        <w:rFonts w:ascii="Symbol" w:hAnsi="Symbol" w:hint="default"/>
+        <w:sz w:val="20"/>
+      </w:rPr>
+    </w:lvl>
+    <w:lvl w:ilvl="1">
+      <w:start w:val="1"/>
+      <w:numFmt w:val="bullet"/>
+      <w:lvlText w:val="o"/>
+      <w:lvlJc w:val="left"/>
+      <w:pPr>
+        <w:tabs>
+          <w:tab w:val="num" w:pos="1440"/>
+        </w:tabs>
+        <w:ind w:left="1440" w:hanging="360"/>
+      </w:pPr>
+      <w:rPr>
+        <w:rFonts w:ascii="Courier New" w:hAnsi="Courier New" w:hint="default"/>
+        <w:sz w:val="20"/>
+      </w:rPr>
+    </w:lvl>
+    <w:lvl w:ilvl="2" w:tentative="1">
+      <w:start w:val="1"/>
+      <w:numFmt w:val="bullet"/>
+      <w:lvlText w:val=""/>
+      <w:lvlJc w:val="left"/>
+      <w:pPr>
+        <w:tabs>
+          <w:tab w:val="num" w:pos="2160"/>
+        </w:tabs>
+        <w:ind w:left="2160" w:hanging="360"/>
+      </w:pPr>
+      <w:rPr>
+        <w:rFonts w:ascii="Wingdings" w:hAnsi="Wingdings" w:hint="default"/>
+        <w:sz w:val="20"/>
+      </w:rPr>
+    </w:lvl>
+    <w:lvl w:ilvl="3" w:tentative="1">
+      <w:start w:val="1"/>
+      <w:numFmt w:val="bullet"/>
+      <w:lvlText w:val=""/>
+      <w:lvlJc w:val="left"/>
+      <w:pPr>
+        <w:tabs>
+          <w:tab w:val="num" w:pos="2880"/>
+        </w:tabs>
+        <w:ind w:left="2880" w:hanging="360"/>
+      </w:pPr>
+      <w:rPr>
+        <w:rFonts w:ascii="Wingdings" w:hAnsi="Wingdings" w:hint="default"/>
+        <w:sz w:val="20"/>
+      </w:rPr>
+    </w:lvl>
+    <w:lvl w:ilvl="4" w:tentative="1">
+      <w:start w:val="1"/>
+      <w:numFmt w:val="bullet"/>
+      <w:lvlText w:val=""/>
+      <w:lvlJc w:val="left"/>
+      <w:pPr>
+        <w:tabs>
+          <w:tab w:val="num" w:pos="3600"/>
+        </w:tabs>
+        <w:ind w:left="3600" w:hanging="360"/>
+      </w:pPr>
+      <w:rPr>
+        <w:rFonts w:ascii="Wingdings" w:hAnsi="Wingdings" w:hint="default"/>
+        <w:sz w:val="20"/>
+      </w:rPr>
+    </w:lvl>
+    <w:lvl w:ilvl="5" w:tentative="1">
+      <w:start w:val="1"/>
+      <w:numFmt w:val="bullet"/>
+      <w:lvlText w:val=""/>
+      <w:lvlJc w:val="left"/>
+      <w:pPr>
+        <w:tabs>
+          <w:tab w:val="num" w:pos="4320"/>
+        </w:tabs>
+        <w:ind w:left="4320" w:hanging="360"/>
+      </w:pPr>
+      <w:rPr>
+        <w:rFonts w:ascii="Wingdings" w:hAnsi="Wingdings" w:hint="default"/>
+        <w:sz w:val="20"/>
+      </w:rPr>
+    </w:lvl>
+    <w:lvl w:ilvl="6" w:tentative="1">
+      <w:start w:val="1"/>
+      <w:numFmt w:val="bullet"/>
+      <w:lvlText w:val=""/>
+      <w:lvlJc w:val="left"/>
+      <w:pPr>
+        <w:tabs>
+          <w:tab w:val="num" w:pos="5040"/>
+        </w:tabs>
+        <w:ind w:left="5040" w:hanging="360"/>
+      </w:pPr>
+      <w:rPr>
+        <w:rFonts w:ascii="Wingdings" w:hAnsi="Wingdings" w:hint="default"/>
+        <w:sz w:val="20"/>
+      </w:rPr>
+    </w:lvl>
+    <w:lvl w:ilvl="7" w:tentative="1">
+      <w:start w:val="1"/>
+      <w:numFmt w:val="bullet"/>
+      <w:lvlText w:val=""/>
+      <w:lvlJc w:val="left"/>
+      <w:pPr>
+        <w:tabs>
+          <w:tab w:val="num" w:pos="5760"/>
+        </w:tabs>
+        <w:ind w:left="5760" w:hanging="360"/>
+      </w:pPr>
+      <w:rPr>
+        <w:rFonts w:ascii="Wingdings" w:hAnsi="Wingdings" w:hint="default"/>
+        <w:sz w:val="20"/>
+      </w:rPr>
+    </w:lvl>
+    <w:lvl w:ilvl="8" w:tentative="1">
+      <w:start w:val="1"/>
+      <w:numFmt w:val="bullet"/>
+      <w:lvlText w:val=""/>
+      <w:lvlJc w:val="left"/>
+      <w:pPr>
+        <w:tabs>
+          <w:tab w:val="num" w:pos="6480"/>
+        </w:tabs>
+        <w:ind w:left="6480" w:hanging="360"/>
+      </w:pPr>
+      <w:rPr>
+        <w:rFonts w:ascii="Wingdings" w:hAnsi="Wingdings" w:hint="default"/>
+        <w:sz w:val="20"/>
+      </w:rPr>
+    </w:lvl>
+  </w:abstractNum>
+  <w:abstractNum w:abstractNumId="52" w15:restartNumberingAfterBreak="0">
     <w:nsid w:val="7C5B0B74"/>
     <w:multiLevelType w:val="multilevel"/>
     <w:tmpl w:val="476E9A9E"/>
@@ -10467,7 +12552,7 @@
       </w:rPr>
     </w:lvl>
   </w:abstractNum>
-  <w:abstractNum w:abstractNumId="48" w15:restartNumberingAfterBreak="0">
+  <w:abstractNum w:abstractNumId="53" w15:restartNumberingAfterBreak="0">
     <w:nsid w:val="7EC10415"/>
     <w:multiLevelType w:val="multilevel"/>
     <w:tmpl w:val="97C2610A"/>
@@ -10617,151 +12702,166 @@
     </w:lvl>
   </w:abstractNum>
   <w:num w:numId="1" w16cid:durableId="1161002362">
-    <w:abstractNumId w:val="35"/>
+    <w:abstractNumId w:val="36"/>
   </w:num>
   <w:num w:numId="2" w16cid:durableId="646665901">
-    <w:abstractNumId w:val="28"/>
+    <w:abstractNumId w:val="29"/>
   </w:num>
   <w:num w:numId="3" w16cid:durableId="579220518">
-    <w:abstractNumId w:val="41"/>
+    <w:abstractNumId w:val="44"/>
   </w:num>
   <w:num w:numId="4" w16cid:durableId="103500681">
-    <w:abstractNumId w:val="33"/>
+    <w:abstractNumId w:val="34"/>
   </w:num>
   <w:num w:numId="5" w16cid:durableId="617296083">
-    <w:abstractNumId w:val="22"/>
+    <w:abstractNumId w:val="23"/>
   </w:num>
   <w:num w:numId="6" w16cid:durableId="2052149824">
-    <w:abstractNumId w:val="9"/>
+    <w:abstractNumId w:val="10"/>
   </w:num>
   <w:num w:numId="7" w16cid:durableId="402222522">
-    <w:abstractNumId w:val="42"/>
+    <w:abstractNumId w:val="45"/>
   </w:num>
   <w:num w:numId="8" w16cid:durableId="1647200662">
     <w:abstractNumId w:val="4"/>
   </w:num>
   <w:num w:numId="9" w16cid:durableId="1682121071">
+    <w:abstractNumId w:val="52"/>
+  </w:num>
+  <w:num w:numId="10" w16cid:durableId="246695865">
+    <w:abstractNumId w:val="15"/>
+  </w:num>
+  <w:num w:numId="11" w16cid:durableId="2141993432">
     <w:abstractNumId w:val="47"/>
   </w:num>
-  <w:num w:numId="10" w16cid:durableId="246695865">
+  <w:num w:numId="12" w16cid:durableId="641038559">
+    <w:abstractNumId w:val="26"/>
+  </w:num>
+  <w:num w:numId="13" w16cid:durableId="1611089610">
+    <w:abstractNumId w:val="11"/>
+  </w:num>
+  <w:num w:numId="14" w16cid:durableId="1505780277">
+    <w:abstractNumId w:val="27"/>
+  </w:num>
+  <w:num w:numId="15" w16cid:durableId="1285043431">
+    <w:abstractNumId w:val="43"/>
+  </w:num>
+  <w:num w:numId="16" w16cid:durableId="60640942">
+    <w:abstractNumId w:val="31"/>
+  </w:num>
+  <w:num w:numId="17" w16cid:durableId="1933391165">
+    <w:abstractNumId w:val="19"/>
+  </w:num>
+  <w:num w:numId="18" w16cid:durableId="493376280">
+    <w:abstractNumId w:val="21"/>
+  </w:num>
+  <w:num w:numId="19" w16cid:durableId="128474687">
     <w:abstractNumId w:val="14"/>
   </w:num>
-  <w:num w:numId="11" w16cid:durableId="2141993432">
-    <w:abstractNumId w:val="43"/>
+  <w:num w:numId="20" w16cid:durableId="2080013416">
+    <w:abstractNumId w:val="50"/>
   </w:num>
-  <w:num w:numId="12" w16cid:durableId="641038559">
-    <w:abstractNumId w:val="25"/>
+  <w:num w:numId="21" w16cid:durableId="1864705951">
+    <w:abstractNumId w:val="18"/>
   </w:num>
-  <w:num w:numId="13" w16cid:durableId="1611089610">
-    <w:abstractNumId w:val="10"/>
+  <w:num w:numId="22" w16cid:durableId="1466965471">
+    <w:abstractNumId w:val="37"/>
   </w:num>
-  <w:num w:numId="14" w16cid:durableId="1505780277">
-    <w:abstractNumId w:val="26"/>
-  </w:num>
-  <w:num w:numId="15" w16cid:durableId="1285043431">
+  <w:num w:numId="23" w16cid:durableId="232741186">
     <w:abstractNumId w:val="40"/>
   </w:num>
-  <w:num w:numId="16" w16cid:durableId="60640942">
-    <w:abstractNumId w:val="30"/>
-  </w:num>
-  <w:num w:numId="17" w16cid:durableId="1933391165">
-    <w:abstractNumId w:val="18"/>
-  </w:num>
-  <w:num w:numId="18" w16cid:durableId="493376280">
-    <w:abstractNumId w:val="20"/>
-  </w:num>
-  <w:num w:numId="19" w16cid:durableId="128474687">
+  <w:num w:numId="24" w16cid:durableId="1743454208">
     <w:abstractNumId w:val="13"/>
-  </w:num>
-  <w:num w:numId="20" w16cid:durableId="2080013416">
-    <w:abstractNumId w:val="46"/>
-  </w:num>
-  <w:num w:numId="21" w16cid:durableId="1864705951">
-    <w:abstractNumId w:val="17"/>
-  </w:num>
-  <w:num w:numId="22" w16cid:durableId="1466965471">
-    <w:abstractNumId w:val="36"/>
-  </w:num>
-  <w:num w:numId="23" w16cid:durableId="232741186">
-    <w:abstractNumId w:val="38"/>
-  </w:num>
-  <w:num w:numId="24" w16cid:durableId="1743454208">
-    <w:abstractNumId w:val="12"/>
   </w:num>
   <w:num w:numId="25" w16cid:durableId="249390905">
     <w:abstractNumId w:val="1"/>
   </w:num>
   <w:num w:numId="26" w16cid:durableId="1428041549">
-    <w:abstractNumId w:val="21"/>
+    <w:abstractNumId w:val="22"/>
   </w:num>
   <w:num w:numId="27" w16cid:durableId="1168205411">
-    <w:abstractNumId w:val="34"/>
+    <w:abstractNumId w:val="35"/>
   </w:num>
   <w:num w:numId="28" w16cid:durableId="847213060">
-    <w:abstractNumId w:val="37"/>
+    <w:abstractNumId w:val="39"/>
   </w:num>
   <w:num w:numId="29" w16cid:durableId="461116745">
     <w:abstractNumId w:val="5"/>
   </w:num>
   <w:num w:numId="30" w16cid:durableId="780611823">
-    <w:abstractNumId w:val="23"/>
+    <w:abstractNumId w:val="24"/>
   </w:num>
   <w:num w:numId="31" w16cid:durableId="560598764">
-    <w:abstractNumId w:val="48"/>
+    <w:abstractNumId w:val="53"/>
   </w:num>
   <w:num w:numId="32" w16cid:durableId="1577281594">
-    <w:abstractNumId w:val="27"/>
+    <w:abstractNumId w:val="28"/>
   </w:num>
   <w:num w:numId="33" w16cid:durableId="219678338">
+    <w:abstractNumId w:val="33"/>
+  </w:num>
+  <w:num w:numId="34" w16cid:durableId="1347437688">
+    <w:abstractNumId w:val="17"/>
+  </w:num>
+  <w:num w:numId="35" w16cid:durableId="176117207">
+    <w:abstractNumId w:val="12"/>
+  </w:num>
+  <w:num w:numId="36" w16cid:durableId="60299312">
     <w:abstractNumId w:val="32"/>
   </w:num>
-  <w:num w:numId="34" w16cid:durableId="1347437688">
-    <w:abstractNumId w:val="16"/>
-  </w:num>
-  <w:num w:numId="35" w16cid:durableId="176117207">
-    <w:abstractNumId w:val="11"/>
-  </w:num>
-  <w:num w:numId="36" w16cid:durableId="60299312">
-    <w:abstractNumId w:val="31"/>
-  </w:num>
   <w:num w:numId="37" w16cid:durableId="132262369">
-    <w:abstractNumId w:val="8"/>
+    <w:abstractNumId w:val="9"/>
   </w:num>
   <w:num w:numId="38" w16cid:durableId="35011990">
     <w:abstractNumId w:val="0"/>
   </w:num>
   <w:num w:numId="39" w16cid:durableId="1096949523">
-    <w:abstractNumId w:val="7"/>
+    <w:abstractNumId w:val="8"/>
   </w:num>
   <w:num w:numId="40" w16cid:durableId="2057505569">
-    <w:abstractNumId w:val="19"/>
+    <w:abstractNumId w:val="20"/>
   </w:num>
   <w:num w:numId="41" w16cid:durableId="1611353309">
     <w:abstractNumId w:val="3"/>
   </w:num>
   <w:num w:numId="42" w16cid:durableId="258223712">
-    <w:abstractNumId w:val="15"/>
+    <w:abstractNumId w:val="16"/>
   </w:num>
   <w:num w:numId="43" w16cid:durableId="1978870285">
-    <w:abstractNumId w:val="39"/>
+    <w:abstractNumId w:val="41"/>
   </w:num>
   <w:num w:numId="44" w16cid:durableId="1362512055">
-    <w:abstractNumId w:val="6"/>
+    <w:abstractNumId w:val="7"/>
   </w:num>
   <w:num w:numId="45" w16cid:durableId="886255239">
-    <w:abstractNumId w:val="29"/>
+    <w:abstractNumId w:val="30"/>
   </w:num>
   <w:num w:numId="46" w16cid:durableId="1694376994">
-    <w:abstractNumId w:val="24"/>
+    <w:abstractNumId w:val="25"/>
   </w:num>
   <w:num w:numId="47" w16cid:durableId="1323896147">
-    <w:abstractNumId w:val="45"/>
+    <w:abstractNumId w:val="49"/>
   </w:num>
   <w:num w:numId="48" w16cid:durableId="1261139311">
     <w:abstractNumId w:val="2"/>
   </w:num>
   <w:num w:numId="49" w16cid:durableId="1263342825">
-    <w:abstractNumId w:val="44"/>
+    <w:abstractNumId w:val="48"/>
+  </w:num>
+  <w:num w:numId="50" w16cid:durableId="1111626971">
+    <w:abstractNumId w:val="6"/>
+  </w:num>
+  <w:num w:numId="51" w16cid:durableId="1201164508">
+    <w:abstractNumId w:val="38"/>
+  </w:num>
+  <w:num w:numId="52" w16cid:durableId="1052537446">
+    <w:abstractNumId w:val="42"/>
+  </w:num>
+  <w:num w:numId="53" w16cid:durableId="654337380">
+    <w:abstractNumId w:val="51"/>
+  </w:num>
+  <w:num w:numId="54" w16cid:durableId="1344434706">
+    <w:abstractNumId w:val="46"/>
   </w:num>
 </w:numbering>
 </file>
@@ -11375,7 +13475,6 @@
   <w:style w:type="character" w:default="1" w:styleId="a0">
     <w:name w:val="Default Paragraph Font"/>
     <w:uiPriority w:val="1"/>
-    <w:semiHidden/>
     <w:unhideWhenUsed/>
   </w:style>
   <w:style w:type="table" w:default="1" w:styleId="a1">

--- a/SantanderCS/report/빅데이터 20기 프로젝트_보고서_ejm.docx
+++ b/SantanderCS/report/빅데이터 20기 프로젝트_보고서_ejm.docx
@@ -18,11 +18,19 @@
         </w:rPr>
         <w:t xml:space="preserve">. </w:t>
       </w:r>
+      <w:proofErr w:type="spellStart"/>
       <w:r>
         <w:rPr>
           <w:rFonts w:hint="eastAsia"/>
         </w:rPr>
-        <w:t>산탄데르 고객 만족평가</w:t>
+        <w:t>산탄데르</w:t>
+      </w:r>
+      <w:proofErr w:type="spellEnd"/>
+      <w:r>
+        <w:rPr>
+          <w:rFonts w:hint="eastAsia"/>
+        </w:rPr>
+        <w:t xml:space="preserve"> 고객 만족평가</w:t>
       </w:r>
     </w:p>
     <w:p>
@@ -139,12 +147,14 @@
         </w:rPr>
         <w:t xml:space="preserve">- </w:t>
       </w:r>
+      <w:proofErr w:type="spellStart"/>
       <w:r>
         <w:rPr>
           <w:rFonts w:hint="eastAsia"/>
         </w:rPr>
         <w:t>재현율</w:t>
       </w:r>
+      <w:proofErr w:type="spellEnd"/>
       <w:r>
         <w:rPr>
           <w:rFonts w:hint="eastAsia"/>
@@ -181,7 +191,21 @@
         <w:rPr>
           <w:rFonts w:hint="eastAsia"/>
         </w:rPr>
-        <w:t>불균형데이터구조의 데이터를 DummyClassfier에 넣어 Accuracy(정확도)를 측정하게 되면, 학습을 안 한 상태에서도 정확도가 0.96까지 측정된다.</w:t>
+        <w:t xml:space="preserve">불균형데이터구조의 데이터를 </w:t>
+      </w:r>
+      <w:proofErr w:type="spellStart"/>
+      <w:r>
+        <w:rPr>
+          <w:rFonts w:hint="eastAsia"/>
+        </w:rPr>
+        <w:t>DummyClassfier</w:t>
+      </w:r>
+      <w:proofErr w:type="spellEnd"/>
+      <w:r>
+        <w:rPr>
+          <w:rFonts w:hint="eastAsia"/>
+        </w:rPr>
+        <w:t>에 넣어 Accuracy(정확도)를 측정하게 되면, 학습을 안 한 상태에서도 정확도가 0.96까지 측정된다.</w:t>
       </w:r>
     </w:p>
     <w:tbl>
@@ -199,26 +223,41 @@
             <w:tcW w:w="10456" w:type="dxa"/>
           </w:tcPr>
           <w:p>
-            <w:r>
-              <w:t xml:space="preserve">train_df = </w:t>
-            </w:r>
+            <w:proofErr w:type="spellStart"/>
+            <w:r>
+              <w:t>train_df</w:t>
+            </w:r>
+            <w:proofErr w:type="spellEnd"/>
+            <w:r>
+              <w:t xml:space="preserve"> = </w:t>
+            </w:r>
+            <w:proofErr w:type="spellStart"/>
             <w:proofErr w:type="gramStart"/>
             <w:r>
               <w:t>pd.read</w:t>
             </w:r>
             <w:proofErr w:type="gramEnd"/>
             <w:r>
-              <w:t>_csv('../data/train.csv')</w:t>
-            </w:r>
-          </w:p>
-          <w:p>
-            <w:r>
-              <w:t>X = train_</w:t>
+              <w:t>_csv</w:t>
+            </w:r>
+            <w:proofErr w:type="spellEnd"/>
+            <w:r>
+              <w:t>('../data/train.csv')</w:t>
+            </w:r>
+          </w:p>
+          <w:p>
+            <w:r>
+              <w:t xml:space="preserve">X = </w:t>
+            </w:r>
+            <w:proofErr w:type="spellStart"/>
+            <w:r>
+              <w:t>train_</w:t>
             </w:r>
             <w:proofErr w:type="gramStart"/>
             <w:r>
               <w:t>df.drop</w:t>
             </w:r>
+            <w:proofErr w:type="spellEnd"/>
             <w:proofErr w:type="gramEnd"/>
             <w:r>
               <w:t>('TARGET', axis=1)</w:t>
@@ -226,7 +265,15 @@
           </w:p>
           <w:p>
             <w:r>
-              <w:t>y = train_df['TARGET']</w:t>
+              <w:t xml:space="preserve">y = </w:t>
+            </w:r>
+            <w:proofErr w:type="spellStart"/>
+            <w:r>
+              <w:t>train_df</w:t>
+            </w:r>
+            <w:proofErr w:type="spellEnd"/>
+            <w:r>
+              <w:t>['TARGET']</w:t>
             </w:r>
           </w:p>
           <w:p/>
@@ -236,18 +283,71 @@
             </w:r>
           </w:p>
           <w:p>
-            <w:r>
-              <w:t>X_train, X_test, y_train, y_test = train_test_</w:t>
+            <w:proofErr w:type="spellStart"/>
+            <w:r>
+              <w:t>X_train</w:t>
+            </w:r>
+            <w:proofErr w:type="spellEnd"/>
+            <w:r>
+              <w:t xml:space="preserve">, </w:t>
+            </w:r>
+            <w:proofErr w:type="spellStart"/>
+            <w:r>
+              <w:t>X_test</w:t>
+            </w:r>
+            <w:proofErr w:type="spellEnd"/>
+            <w:r>
+              <w:t xml:space="preserve">, </w:t>
+            </w:r>
+            <w:proofErr w:type="spellStart"/>
+            <w:r>
+              <w:t>y_train</w:t>
+            </w:r>
+            <w:proofErr w:type="spellEnd"/>
+            <w:r>
+              <w:t xml:space="preserve">, </w:t>
+            </w:r>
+            <w:proofErr w:type="spellStart"/>
+            <w:r>
+              <w:t>y_test</w:t>
+            </w:r>
+            <w:proofErr w:type="spellEnd"/>
+            <w:r>
+              <w:t xml:space="preserve"> = </w:t>
+            </w:r>
+            <w:proofErr w:type="spellStart"/>
+            <w:r>
+              <w:t>train_test_</w:t>
             </w:r>
             <w:proofErr w:type="gramStart"/>
             <w:r>
-              <w:t>split(</w:t>
+              <w:t>split</w:t>
+            </w:r>
+            <w:proofErr w:type="spellEnd"/>
+            <w:r>
+              <w:t>(</w:t>
             </w:r>
             <w:proofErr w:type="gramEnd"/>
           </w:p>
           <w:p>
             <w:r>
-              <w:t>    X, y, test_size=0.2, random_state=42, stratify=y</w:t>
+              <w:t xml:space="preserve">    X, y, </w:t>
+            </w:r>
+            <w:proofErr w:type="spellStart"/>
+            <w:r>
+              <w:t>test_size</w:t>
+            </w:r>
+            <w:proofErr w:type="spellEnd"/>
+            <w:r>
+              <w:t xml:space="preserve">=0.2, </w:t>
+            </w:r>
+            <w:proofErr w:type="spellStart"/>
+            <w:r>
+              <w:t>random_state</w:t>
+            </w:r>
+            <w:proofErr w:type="spellEnd"/>
+            <w:r>
+              <w:t>=42, stratify=y</w:t>
             </w:r>
           </w:p>
           <w:p>
@@ -258,30 +358,82 @@
           <w:p/>
           <w:p>
             <w:r>
-              <w:t># 4. DummyClassifier 생성 및 학습</w:t>
-            </w:r>
-          </w:p>
-          <w:p>
-            <w:r>
-              <w:t xml:space="preserve">dummy_clf = </w:t>
-            </w:r>
+              <w:t xml:space="preserve"># 4. </w:t>
+            </w:r>
+            <w:proofErr w:type="spellStart"/>
+            <w:r>
+              <w:t>DummyClassifier</w:t>
+            </w:r>
+            <w:proofErr w:type="spellEnd"/>
+            <w:r>
+              <w:t xml:space="preserve"> 생성 및 학습</w:t>
+            </w:r>
+          </w:p>
+          <w:p>
+            <w:proofErr w:type="spellStart"/>
+            <w:r>
+              <w:t>dummy_clf</w:t>
+            </w:r>
+            <w:proofErr w:type="spellEnd"/>
+            <w:r>
+              <w:t xml:space="preserve"> = </w:t>
+            </w:r>
+            <w:proofErr w:type="spellStart"/>
             <w:proofErr w:type="gramStart"/>
             <w:r>
-              <w:t>DummyClassifier(</w:t>
+              <w:t>DummyClassifier</w:t>
+            </w:r>
+            <w:proofErr w:type="spellEnd"/>
+            <w:r>
+              <w:t>(</w:t>
             </w:r>
             <w:proofErr w:type="gramEnd"/>
             <w:r>
-              <w:t>strategy="most_frequent", random_state=42)</w:t>
-            </w:r>
-          </w:p>
-          <w:p>
+              <w:t>strategy="</w:t>
+            </w:r>
+            <w:proofErr w:type="spellStart"/>
+            <w:r>
+              <w:t>most_frequent</w:t>
+            </w:r>
+            <w:proofErr w:type="spellEnd"/>
+            <w:r>
+              <w:t xml:space="preserve">", </w:t>
+            </w:r>
+            <w:proofErr w:type="spellStart"/>
+            <w:r>
+              <w:t>random_state</w:t>
+            </w:r>
+            <w:proofErr w:type="spellEnd"/>
+            <w:r>
+              <w:t>=42)</w:t>
+            </w:r>
+          </w:p>
+          <w:p>
+            <w:proofErr w:type="spellStart"/>
             <w:proofErr w:type="gramStart"/>
             <w:r>
-              <w:t>dummy_clf.fit(</w:t>
-            </w:r>
+              <w:t>dummy_clf.fit</w:t>
+            </w:r>
+            <w:proofErr w:type="spellEnd"/>
+            <w:r>
+              <w:t>(</w:t>
+            </w:r>
+            <w:proofErr w:type="spellStart"/>
             <w:proofErr w:type="gramEnd"/>
             <w:r>
-              <w:t>X_train, y_train)</w:t>
+              <w:t>X_train</w:t>
+            </w:r>
+            <w:proofErr w:type="spellEnd"/>
+            <w:r>
+              <w:t xml:space="preserve">, </w:t>
+            </w:r>
+            <w:proofErr w:type="spellStart"/>
+            <w:r>
+              <w:t>y_train</w:t>
+            </w:r>
+            <w:proofErr w:type="spellEnd"/>
+            <w:r>
+              <w:t>)</w:t>
             </w:r>
           </w:p>
           <w:p/>
@@ -291,16 +443,34 @@
             </w:r>
           </w:p>
           <w:p>
-            <w:r>
-              <w:t>y_pred = dummy_</w:t>
+            <w:proofErr w:type="spellStart"/>
+            <w:r>
+              <w:t>y_pred</w:t>
+            </w:r>
+            <w:proofErr w:type="spellEnd"/>
+            <w:r>
+              <w:t xml:space="preserve"> = </w:t>
+            </w:r>
+            <w:proofErr w:type="spellStart"/>
+            <w:r>
+              <w:t>dummy_</w:t>
             </w:r>
             <w:proofErr w:type="gramStart"/>
             <w:r>
               <w:t>clf.predict</w:t>
             </w:r>
+            <w:proofErr w:type="spellEnd"/>
             <w:proofErr w:type="gramEnd"/>
             <w:r>
-              <w:t>(X_test)</w:t>
+              <w:t>(</w:t>
+            </w:r>
+            <w:proofErr w:type="spellStart"/>
+            <w:r>
+              <w:t>X_test</w:t>
+            </w:r>
+            <w:proofErr w:type="spellEnd"/>
+            <w:r>
+              <w:t>)</w:t>
             </w:r>
           </w:p>
           <w:p/>
@@ -311,15 +481,44 @@
             </w:r>
             <w:proofErr w:type="gramEnd"/>
             <w:r>
-              <w:t>"DummyClassifier Accuracy:", accuracy_</w:t>
+              <w:t>"</w:t>
+            </w:r>
+            <w:proofErr w:type="spellStart"/>
+            <w:r>
+              <w:t>DummyClassifier</w:t>
+            </w:r>
+            <w:proofErr w:type="spellEnd"/>
+            <w:r>
+              <w:t xml:space="preserve"> Accuracy:", </w:t>
+            </w:r>
+            <w:proofErr w:type="spellStart"/>
+            <w:r>
+              <w:t>accuracy_</w:t>
             </w:r>
             <w:proofErr w:type="gramStart"/>
             <w:r>
-              <w:t>score(</w:t>
-            </w:r>
+              <w:t>score</w:t>
+            </w:r>
+            <w:proofErr w:type="spellEnd"/>
+            <w:r>
+              <w:t>(</w:t>
+            </w:r>
+            <w:proofErr w:type="spellStart"/>
             <w:proofErr w:type="gramEnd"/>
             <w:r>
-              <w:t>y_test, y_pred))</w:t>
+              <w:t>y_test</w:t>
+            </w:r>
+            <w:proofErr w:type="spellEnd"/>
+            <w:r>
+              <w:t xml:space="preserve">, </w:t>
+            </w:r>
+            <w:proofErr w:type="spellStart"/>
+            <w:r>
+              <w:t>y_pred</w:t>
+            </w:r>
+            <w:proofErr w:type="spellEnd"/>
+            <w:r>
+              <w:t>))</w:t>
             </w:r>
           </w:p>
           <w:p/>
@@ -496,8 +695,18 @@
                 <w:sz w:val="22"/>
                 <w:szCs w:val="22"/>
               </w:rPr>
-              <w:t>데이터 전처리</w:t>
-            </w:r>
+              <w:t xml:space="preserve">데이터 </w:t>
+            </w:r>
+            <w:proofErr w:type="spellStart"/>
+            <w:r>
+              <w:rPr>
+                <w:rFonts w:ascii="맑은 고딕" w:eastAsia="맑은 고딕" w:hAnsi="맑은 고딕" w:cs="굴림" w:hint="eastAsia"/>
+                <w:sz w:val="22"/>
+                <w:szCs w:val="22"/>
+              </w:rPr>
+              <w:t>전처리</w:t>
+            </w:r>
+            <w:proofErr w:type="spellEnd"/>
           </w:p>
         </w:tc>
         <w:tc>
@@ -629,6 +838,7 @@
                 <w:szCs w:val="22"/>
               </w:rPr>
             </w:pPr>
+            <w:proofErr w:type="spellStart"/>
             <w:r>
               <w:rPr>
                 <w:rFonts w:ascii="맑은 고딕" w:eastAsia="맑은 고딕" w:hAnsi="맑은 고딕" w:cs="굴림" w:hint="eastAsia"/>
@@ -637,6 +847,7 @@
               </w:rPr>
               <w:t>XGBoost</w:t>
             </w:r>
+            <w:proofErr w:type="spellEnd"/>
           </w:p>
         </w:tc>
         <w:tc>
@@ -677,7 +888,25 @@
                 <w:sz w:val="22"/>
                 <w:szCs w:val="22"/>
               </w:rPr>
-              <w:t>ar3이상치를 최빈값 2로 대체</w:t>
+              <w:t xml:space="preserve">ar3이상치를 </w:t>
+            </w:r>
+            <w:proofErr w:type="spellStart"/>
+            <w:r>
+              <w:rPr>
+                <w:rFonts w:ascii="맑은 고딕" w:eastAsia="맑은 고딕" w:hAnsi="맑은 고딕" w:cs="굴림" w:hint="eastAsia"/>
+                <w:sz w:val="22"/>
+                <w:szCs w:val="22"/>
+              </w:rPr>
+              <w:t>최빈값</w:t>
+            </w:r>
+            <w:proofErr w:type="spellEnd"/>
+            <w:r>
+              <w:rPr>
+                <w:rFonts w:ascii="맑은 고딕" w:eastAsia="맑은 고딕" w:hAnsi="맑은 고딕" w:cs="굴림" w:hint="eastAsia"/>
+                <w:sz w:val="22"/>
+                <w:szCs w:val="22"/>
+              </w:rPr>
+              <w:t xml:space="preserve"> 2로 대체</w:t>
             </w:r>
           </w:p>
           <w:p>
@@ -690,13 +919,23 @@
                 <w:szCs w:val="22"/>
               </w:rPr>
             </w:pPr>
+            <w:proofErr w:type="spellStart"/>
             <w:r>
               <w:rPr>
                 <w:rFonts w:ascii="맑은 고딕" w:eastAsia="맑은 고딕" w:hAnsi="맑은 고딕" w:cs="굴림" w:hint="eastAsia"/>
                 <w:sz w:val="22"/>
                 <w:szCs w:val="22"/>
               </w:rPr>
-              <w:t>StandardScaler 적용</w:t>
+              <w:t>StandardScaler</w:t>
+            </w:r>
+            <w:proofErr w:type="spellEnd"/>
+            <w:r>
+              <w:rPr>
+                <w:rFonts w:ascii="맑은 고딕" w:eastAsia="맑은 고딕" w:hAnsi="맑은 고딕" w:cs="굴림" w:hint="eastAsia"/>
+                <w:sz w:val="22"/>
+                <w:szCs w:val="22"/>
+              </w:rPr>
+              <w:t xml:space="preserve"> 적용</w:t>
             </w:r>
           </w:p>
         </w:tc>
@@ -831,6 +1070,7 @@
                 <w:szCs w:val="22"/>
               </w:rPr>
             </w:pPr>
+            <w:proofErr w:type="spellStart"/>
             <w:r>
               <w:rPr>
                 <w:rFonts w:ascii="맑은 고딕" w:eastAsia="맑은 고딕" w:hAnsi="맑은 고딕" w:cs="굴림"/>
@@ -839,6 +1079,7 @@
               </w:rPr>
               <w:t>LightGBM</w:t>
             </w:r>
+            <w:proofErr w:type="spellEnd"/>
           </w:p>
         </w:tc>
         <w:tc>
@@ -878,7 +1119,25 @@
                 <w:sz w:val="22"/>
                 <w:szCs w:val="22"/>
               </w:rPr>
-              <w:t>ar3이상치를 최빈값 2로 대체</w:t>
+              <w:t xml:space="preserve">ar3이상치를 </w:t>
+            </w:r>
+            <w:proofErr w:type="spellStart"/>
+            <w:r>
+              <w:rPr>
+                <w:rFonts w:ascii="맑은 고딕" w:eastAsia="맑은 고딕" w:hAnsi="맑은 고딕" w:cs="굴림" w:hint="eastAsia"/>
+                <w:sz w:val="22"/>
+                <w:szCs w:val="22"/>
+              </w:rPr>
+              <w:t>최빈값</w:t>
+            </w:r>
+            <w:proofErr w:type="spellEnd"/>
+            <w:r>
+              <w:rPr>
+                <w:rFonts w:ascii="맑은 고딕" w:eastAsia="맑은 고딕" w:hAnsi="맑은 고딕" w:cs="굴림" w:hint="eastAsia"/>
+                <w:sz w:val="22"/>
+                <w:szCs w:val="22"/>
+              </w:rPr>
+              <w:t xml:space="preserve"> 2로 대체</w:t>
             </w:r>
           </w:p>
           <w:p>
@@ -891,13 +1150,23 @@
                 <w:szCs w:val="22"/>
               </w:rPr>
             </w:pPr>
+            <w:proofErr w:type="spellStart"/>
             <w:r>
               <w:rPr>
                 <w:rFonts w:ascii="맑은 고딕" w:eastAsia="맑은 고딕" w:hAnsi="맑은 고딕" w:cs="굴림" w:hint="eastAsia"/>
                 <w:sz w:val="22"/>
                 <w:szCs w:val="22"/>
               </w:rPr>
-              <w:t>StandardScaler 적용</w:t>
+              <w:t>StandardScaler</w:t>
+            </w:r>
+            <w:proofErr w:type="spellEnd"/>
+            <w:r>
+              <w:rPr>
+                <w:rFonts w:ascii="맑은 고딕" w:eastAsia="맑은 고딕" w:hAnsi="맑은 고딕" w:cs="굴림" w:hint="eastAsia"/>
+                <w:sz w:val="22"/>
+                <w:szCs w:val="22"/>
+              </w:rPr>
+              <w:t xml:space="preserve"> 적용</w:t>
             </w:r>
           </w:p>
         </w:tc>
@@ -1029,6 +1298,7 @@
                 <w:szCs w:val="22"/>
               </w:rPr>
             </w:pPr>
+            <w:proofErr w:type="spellStart"/>
             <w:r>
               <w:rPr>
                 <w:rFonts w:ascii="맑은 고딕" w:eastAsia="맑은 고딕" w:hAnsi="맑은 고딕" w:hint="eastAsia"/>
@@ -1037,6 +1307,7 @@
               </w:rPr>
               <w:t>LogisticRegression</w:t>
             </w:r>
+            <w:proofErr w:type="spellEnd"/>
           </w:p>
         </w:tc>
         <w:tc>
@@ -1076,7 +1347,25 @@
                 <w:sz w:val="22"/>
                 <w:szCs w:val="22"/>
               </w:rPr>
-              <w:t>ar3이상치를 최빈값 2로 대체</w:t>
+              <w:t xml:space="preserve">ar3이상치를 </w:t>
+            </w:r>
+            <w:proofErr w:type="spellStart"/>
+            <w:r>
+              <w:rPr>
+                <w:rFonts w:ascii="맑은 고딕" w:eastAsia="맑은 고딕" w:hAnsi="맑은 고딕" w:cs="굴림" w:hint="eastAsia"/>
+                <w:sz w:val="22"/>
+                <w:szCs w:val="22"/>
+              </w:rPr>
+              <w:t>최빈값</w:t>
+            </w:r>
+            <w:proofErr w:type="spellEnd"/>
+            <w:r>
+              <w:rPr>
+                <w:rFonts w:ascii="맑은 고딕" w:eastAsia="맑은 고딕" w:hAnsi="맑은 고딕" w:cs="굴림" w:hint="eastAsia"/>
+                <w:sz w:val="22"/>
+                <w:szCs w:val="22"/>
+              </w:rPr>
+              <w:t xml:space="preserve"> 2로 대체</w:t>
             </w:r>
           </w:p>
           <w:p>
@@ -1089,13 +1378,23 @@
                 <w:szCs w:val="22"/>
               </w:rPr>
             </w:pPr>
+            <w:proofErr w:type="spellStart"/>
             <w:r>
               <w:rPr>
                 <w:rFonts w:ascii="맑은 고딕" w:eastAsia="맑은 고딕" w:hAnsi="맑은 고딕" w:cs="굴림" w:hint="eastAsia"/>
                 <w:sz w:val="22"/>
                 <w:szCs w:val="22"/>
               </w:rPr>
-              <w:t>StandardScaler 적용</w:t>
+              <w:t>StandardScaler</w:t>
+            </w:r>
+            <w:proofErr w:type="spellEnd"/>
+            <w:r>
+              <w:rPr>
+                <w:rFonts w:ascii="맑은 고딕" w:eastAsia="맑은 고딕" w:hAnsi="맑은 고딕" w:cs="굴림" w:hint="eastAsia"/>
+                <w:sz w:val="22"/>
+                <w:szCs w:val="22"/>
+              </w:rPr>
+              <w:t xml:space="preserve"> 적용</w:t>
             </w:r>
           </w:p>
         </w:tc>
@@ -1227,6 +1526,7 @@
                 <w:szCs w:val="22"/>
               </w:rPr>
             </w:pPr>
+            <w:proofErr w:type="spellStart"/>
             <w:r>
               <w:rPr>
                 <w:rFonts w:ascii="맑은 고딕" w:eastAsia="맑은 고딕" w:hAnsi="맑은 고딕" w:cs="굴림"/>
@@ -1235,6 +1535,7 @@
               </w:rPr>
               <w:t>RandomForest</w:t>
             </w:r>
+            <w:proofErr w:type="spellEnd"/>
           </w:p>
           <w:p>
             <w:pPr>
@@ -1285,7 +1586,25 @@
                 <w:sz w:val="22"/>
                 <w:szCs w:val="22"/>
               </w:rPr>
-              <w:t>ar3이상치를 최빈값 2로 대체</w:t>
+              <w:t xml:space="preserve">ar3이상치를 </w:t>
+            </w:r>
+            <w:proofErr w:type="spellStart"/>
+            <w:r>
+              <w:rPr>
+                <w:rFonts w:ascii="맑은 고딕" w:eastAsia="맑은 고딕" w:hAnsi="맑은 고딕" w:cs="굴림" w:hint="eastAsia"/>
+                <w:sz w:val="22"/>
+                <w:szCs w:val="22"/>
+              </w:rPr>
+              <w:t>최빈값</w:t>
+            </w:r>
+            <w:proofErr w:type="spellEnd"/>
+            <w:r>
+              <w:rPr>
+                <w:rFonts w:ascii="맑은 고딕" w:eastAsia="맑은 고딕" w:hAnsi="맑은 고딕" w:cs="굴림" w:hint="eastAsia"/>
+                <w:sz w:val="22"/>
+                <w:szCs w:val="22"/>
+              </w:rPr>
+              <w:t xml:space="preserve"> 2로 대체</w:t>
             </w:r>
           </w:p>
           <w:p>
@@ -1298,13 +1617,23 @@
                 <w:szCs w:val="22"/>
               </w:rPr>
             </w:pPr>
+            <w:proofErr w:type="spellStart"/>
             <w:r>
               <w:rPr>
                 <w:rFonts w:ascii="맑은 고딕" w:eastAsia="맑은 고딕" w:hAnsi="맑은 고딕" w:cs="굴림" w:hint="eastAsia"/>
                 <w:sz w:val="22"/>
                 <w:szCs w:val="22"/>
               </w:rPr>
-              <w:t>StandardScaler 적용</w:t>
+              <w:t>StandardScaler</w:t>
+            </w:r>
+            <w:proofErr w:type="spellEnd"/>
+            <w:r>
+              <w:rPr>
+                <w:rFonts w:ascii="맑은 고딕" w:eastAsia="맑은 고딕" w:hAnsi="맑은 고딕" w:cs="굴림" w:hint="eastAsia"/>
+                <w:sz w:val="22"/>
+                <w:szCs w:val="22"/>
+              </w:rPr>
+              <w:t xml:space="preserve"> 적용</w:t>
             </w:r>
           </w:p>
         </w:tc>
@@ -1557,8 +1886,18 @@
                 <w:sz w:val="22"/>
                 <w:szCs w:val="22"/>
               </w:rPr>
-              <w:t>데이터 전처리</w:t>
-            </w:r>
+              <w:t xml:space="preserve">데이터 </w:t>
+            </w:r>
+            <w:proofErr w:type="spellStart"/>
+            <w:r>
+              <w:rPr>
+                <w:rFonts w:ascii="맑은 고딕" w:eastAsia="맑은 고딕" w:hAnsi="맑은 고딕" w:cs="굴림" w:hint="eastAsia"/>
+                <w:sz w:val="22"/>
+                <w:szCs w:val="22"/>
+              </w:rPr>
+              <w:t>전처리</w:t>
+            </w:r>
+            <w:proofErr w:type="spellEnd"/>
           </w:p>
         </w:tc>
         <w:tc>
@@ -1690,6 +2029,7 @@
                 <w:szCs w:val="22"/>
               </w:rPr>
             </w:pPr>
+            <w:proofErr w:type="spellStart"/>
             <w:r>
               <w:rPr>
                 <w:rFonts w:ascii="맑은 고딕" w:eastAsia="맑은 고딕" w:hAnsi="맑은 고딕" w:cs="굴림" w:hint="eastAsia"/>
@@ -1698,6 +2038,7 @@
               </w:rPr>
               <w:t>XGBoost</w:t>
             </w:r>
+            <w:proofErr w:type="spellEnd"/>
           </w:p>
         </w:tc>
         <w:tc>
@@ -1738,7 +2079,25 @@
                 <w:sz w:val="22"/>
                 <w:szCs w:val="22"/>
               </w:rPr>
-              <w:t>ar3이상치를 최빈값 2로 대체</w:t>
+              <w:t xml:space="preserve">ar3이상치를 </w:t>
+            </w:r>
+            <w:proofErr w:type="spellStart"/>
+            <w:r>
+              <w:rPr>
+                <w:rFonts w:ascii="맑은 고딕" w:eastAsia="맑은 고딕" w:hAnsi="맑은 고딕" w:cs="굴림" w:hint="eastAsia"/>
+                <w:sz w:val="22"/>
+                <w:szCs w:val="22"/>
+              </w:rPr>
+              <w:t>최빈값</w:t>
+            </w:r>
+            <w:proofErr w:type="spellEnd"/>
+            <w:r>
+              <w:rPr>
+                <w:rFonts w:ascii="맑은 고딕" w:eastAsia="맑은 고딕" w:hAnsi="맑은 고딕" w:cs="굴림" w:hint="eastAsia"/>
+                <w:sz w:val="22"/>
+                <w:szCs w:val="22"/>
+              </w:rPr>
+              <w:t xml:space="preserve"> 2로 대체</w:t>
             </w:r>
           </w:p>
           <w:p>
@@ -1751,13 +2110,23 @@
                 <w:szCs w:val="22"/>
               </w:rPr>
             </w:pPr>
+            <w:proofErr w:type="spellStart"/>
             <w:r>
               <w:rPr>
                 <w:rFonts w:ascii="맑은 고딕" w:eastAsia="맑은 고딕" w:hAnsi="맑은 고딕" w:cs="굴림" w:hint="eastAsia"/>
                 <w:sz w:val="22"/>
                 <w:szCs w:val="22"/>
               </w:rPr>
-              <w:t>StandardScaler 적용</w:t>
+              <w:t>StandardScaler</w:t>
+            </w:r>
+            <w:proofErr w:type="spellEnd"/>
+            <w:r>
+              <w:rPr>
+                <w:rFonts w:ascii="맑은 고딕" w:eastAsia="맑은 고딕" w:hAnsi="맑은 고딕" w:cs="굴림" w:hint="eastAsia"/>
+                <w:sz w:val="22"/>
+                <w:szCs w:val="22"/>
+              </w:rPr>
+              <w:t xml:space="preserve"> 적용</w:t>
             </w:r>
           </w:p>
           <w:p>
@@ -1776,7 +2145,25 @@
                 <w:sz w:val="22"/>
                 <w:szCs w:val="22"/>
               </w:rPr>
-              <w:t>행전체가 0인 피처 삭제, corr 비율 0.95이하인 피처 삭제</w:t>
+              <w:t xml:space="preserve">행전체가 0인 피처 삭제, </w:t>
+            </w:r>
+            <w:proofErr w:type="spellStart"/>
+            <w:r>
+              <w:rPr>
+                <w:rFonts w:ascii="맑은 고딕" w:eastAsia="맑은 고딕" w:hAnsi="맑은 고딕" w:cs="굴림" w:hint="eastAsia"/>
+                <w:sz w:val="22"/>
+                <w:szCs w:val="22"/>
+              </w:rPr>
+              <w:t>corr</w:t>
+            </w:r>
+            <w:proofErr w:type="spellEnd"/>
+            <w:r>
+              <w:rPr>
+                <w:rFonts w:ascii="맑은 고딕" w:eastAsia="맑은 고딕" w:hAnsi="맑은 고딕" w:cs="굴림" w:hint="eastAsia"/>
+                <w:sz w:val="22"/>
+                <w:szCs w:val="22"/>
+              </w:rPr>
+              <w:t xml:space="preserve"> 비율 0.95이하인 피처 삭제</w:t>
             </w:r>
           </w:p>
         </w:tc>
@@ -1914,6 +2301,7 @@
                 <w:szCs w:val="22"/>
               </w:rPr>
             </w:pPr>
+            <w:proofErr w:type="spellStart"/>
             <w:r>
               <w:rPr>
                 <w:rFonts w:ascii="맑은 고딕" w:eastAsia="맑은 고딕" w:hAnsi="맑은 고딕" w:cs="굴림"/>
@@ -1922,6 +2310,7 @@
               </w:rPr>
               <w:t>LightGBM</w:t>
             </w:r>
+            <w:proofErr w:type="spellEnd"/>
           </w:p>
         </w:tc>
         <w:tc>
@@ -1961,7 +2350,25 @@
                 <w:sz w:val="22"/>
                 <w:szCs w:val="22"/>
               </w:rPr>
-              <w:t>ar3이상치를 최빈값 2로 대체</w:t>
+              <w:t xml:space="preserve">ar3이상치를 </w:t>
+            </w:r>
+            <w:proofErr w:type="spellStart"/>
+            <w:r>
+              <w:rPr>
+                <w:rFonts w:ascii="맑은 고딕" w:eastAsia="맑은 고딕" w:hAnsi="맑은 고딕" w:cs="굴림" w:hint="eastAsia"/>
+                <w:sz w:val="22"/>
+                <w:szCs w:val="22"/>
+              </w:rPr>
+              <w:t>최빈값</w:t>
+            </w:r>
+            <w:proofErr w:type="spellEnd"/>
+            <w:r>
+              <w:rPr>
+                <w:rFonts w:ascii="맑은 고딕" w:eastAsia="맑은 고딕" w:hAnsi="맑은 고딕" w:cs="굴림" w:hint="eastAsia"/>
+                <w:sz w:val="22"/>
+                <w:szCs w:val="22"/>
+              </w:rPr>
+              <w:t xml:space="preserve"> 2로 대체</w:t>
             </w:r>
           </w:p>
           <w:p>
@@ -1974,13 +2381,23 @@
                 <w:szCs w:val="22"/>
               </w:rPr>
             </w:pPr>
+            <w:proofErr w:type="spellStart"/>
             <w:r>
               <w:rPr>
                 <w:rFonts w:ascii="맑은 고딕" w:eastAsia="맑은 고딕" w:hAnsi="맑은 고딕" w:cs="굴림" w:hint="eastAsia"/>
                 <w:sz w:val="22"/>
                 <w:szCs w:val="22"/>
               </w:rPr>
-              <w:t>StandardScaler 적용</w:t>
+              <w:t>StandardScaler</w:t>
+            </w:r>
+            <w:proofErr w:type="spellEnd"/>
+            <w:r>
+              <w:rPr>
+                <w:rFonts w:ascii="맑은 고딕" w:eastAsia="맑은 고딕" w:hAnsi="맑은 고딕" w:cs="굴림" w:hint="eastAsia"/>
+                <w:sz w:val="22"/>
+                <w:szCs w:val="22"/>
+              </w:rPr>
+              <w:t xml:space="preserve"> 적용</w:t>
             </w:r>
           </w:p>
           <w:p>
@@ -1999,7 +2416,25 @@
                 <w:sz w:val="22"/>
                 <w:szCs w:val="22"/>
               </w:rPr>
-              <w:t>행전체가 0인 피처 삭제, corr 비율 0.95이하인 피처 삭제</w:t>
+              <w:t xml:space="preserve">행전체가 0인 피처 삭제, </w:t>
+            </w:r>
+            <w:proofErr w:type="spellStart"/>
+            <w:r>
+              <w:rPr>
+                <w:rFonts w:ascii="맑은 고딕" w:eastAsia="맑은 고딕" w:hAnsi="맑은 고딕" w:cs="굴림" w:hint="eastAsia"/>
+                <w:sz w:val="22"/>
+                <w:szCs w:val="22"/>
+              </w:rPr>
+              <w:t>corr</w:t>
+            </w:r>
+            <w:proofErr w:type="spellEnd"/>
+            <w:r>
+              <w:rPr>
+                <w:rFonts w:ascii="맑은 고딕" w:eastAsia="맑은 고딕" w:hAnsi="맑은 고딕" w:cs="굴림" w:hint="eastAsia"/>
+                <w:sz w:val="22"/>
+                <w:szCs w:val="22"/>
+              </w:rPr>
+              <w:t xml:space="preserve"> 비율 0.95이하인 피처 삭제</w:t>
             </w:r>
           </w:p>
         </w:tc>
@@ -2131,6 +2566,7 @@
                 <w:szCs w:val="22"/>
               </w:rPr>
             </w:pPr>
+            <w:proofErr w:type="spellStart"/>
             <w:r>
               <w:rPr>
                 <w:rFonts w:ascii="맑은 고딕" w:eastAsia="맑은 고딕" w:hAnsi="맑은 고딕" w:hint="eastAsia"/>
@@ -2139,6 +2575,7 @@
               </w:rPr>
               <w:t>LogisticRegression</w:t>
             </w:r>
+            <w:proofErr w:type="spellEnd"/>
           </w:p>
         </w:tc>
         <w:tc>
@@ -2178,7 +2615,25 @@
                 <w:sz w:val="22"/>
                 <w:szCs w:val="22"/>
               </w:rPr>
-              <w:t>ar3이상치를 최빈값 2로 대체</w:t>
+              <w:t xml:space="preserve">ar3이상치를 </w:t>
+            </w:r>
+            <w:proofErr w:type="spellStart"/>
+            <w:r>
+              <w:rPr>
+                <w:rFonts w:ascii="맑은 고딕" w:eastAsia="맑은 고딕" w:hAnsi="맑은 고딕" w:cs="굴림" w:hint="eastAsia"/>
+                <w:sz w:val="22"/>
+                <w:szCs w:val="22"/>
+              </w:rPr>
+              <w:t>최빈값</w:t>
+            </w:r>
+            <w:proofErr w:type="spellEnd"/>
+            <w:r>
+              <w:rPr>
+                <w:rFonts w:ascii="맑은 고딕" w:eastAsia="맑은 고딕" w:hAnsi="맑은 고딕" w:cs="굴림" w:hint="eastAsia"/>
+                <w:sz w:val="22"/>
+                <w:szCs w:val="22"/>
+              </w:rPr>
+              <w:t xml:space="preserve"> 2로 대체</w:t>
             </w:r>
           </w:p>
           <w:p>
@@ -2191,13 +2646,23 @@
                 <w:szCs w:val="22"/>
               </w:rPr>
             </w:pPr>
+            <w:proofErr w:type="spellStart"/>
             <w:r>
               <w:rPr>
                 <w:rFonts w:ascii="맑은 고딕" w:eastAsia="맑은 고딕" w:hAnsi="맑은 고딕" w:cs="굴림" w:hint="eastAsia"/>
                 <w:sz w:val="22"/>
                 <w:szCs w:val="22"/>
               </w:rPr>
-              <w:t>StandardScaler 적용</w:t>
+              <w:t>StandardScaler</w:t>
+            </w:r>
+            <w:proofErr w:type="spellEnd"/>
+            <w:r>
+              <w:rPr>
+                <w:rFonts w:ascii="맑은 고딕" w:eastAsia="맑은 고딕" w:hAnsi="맑은 고딕" w:cs="굴림" w:hint="eastAsia"/>
+                <w:sz w:val="22"/>
+                <w:szCs w:val="22"/>
+              </w:rPr>
+              <w:t xml:space="preserve"> 적용</w:t>
             </w:r>
           </w:p>
           <w:p>
@@ -2216,7 +2681,25 @@
                 <w:sz w:val="22"/>
                 <w:szCs w:val="22"/>
               </w:rPr>
-              <w:t>행전체가 0인 피처 삭제, corr 비율 0.95이하인 피처 삭제</w:t>
+              <w:t xml:space="preserve">행전체가 0인 피처 삭제, </w:t>
+            </w:r>
+            <w:proofErr w:type="spellStart"/>
+            <w:r>
+              <w:rPr>
+                <w:rFonts w:ascii="맑은 고딕" w:eastAsia="맑은 고딕" w:hAnsi="맑은 고딕" w:cs="굴림" w:hint="eastAsia"/>
+                <w:sz w:val="22"/>
+                <w:szCs w:val="22"/>
+              </w:rPr>
+              <w:t>corr</w:t>
+            </w:r>
+            <w:proofErr w:type="spellEnd"/>
+            <w:r>
+              <w:rPr>
+                <w:rFonts w:ascii="맑은 고딕" w:eastAsia="맑은 고딕" w:hAnsi="맑은 고딕" w:cs="굴림" w:hint="eastAsia"/>
+                <w:sz w:val="22"/>
+                <w:szCs w:val="22"/>
+              </w:rPr>
+              <w:t xml:space="preserve"> 비율 0.95이하인 피처 삭제</w:t>
             </w:r>
           </w:p>
         </w:tc>
@@ -2351,6 +2834,7 @@
                 <w:szCs w:val="22"/>
               </w:rPr>
             </w:pPr>
+            <w:proofErr w:type="spellStart"/>
             <w:r>
               <w:rPr>
                 <w:rFonts w:ascii="맑은 고딕" w:eastAsia="맑은 고딕" w:hAnsi="맑은 고딕" w:cs="굴림"/>
@@ -2359,6 +2843,7 @@
               </w:rPr>
               <w:t>RandomForest</w:t>
             </w:r>
+            <w:proofErr w:type="spellEnd"/>
           </w:p>
         </w:tc>
         <w:tc>
@@ -2398,7 +2883,25 @@
                 <w:sz w:val="22"/>
                 <w:szCs w:val="22"/>
               </w:rPr>
-              <w:t>ar3이상치를 최빈값 2로 대체</w:t>
+              <w:t xml:space="preserve">ar3이상치를 </w:t>
+            </w:r>
+            <w:proofErr w:type="spellStart"/>
+            <w:r>
+              <w:rPr>
+                <w:rFonts w:ascii="맑은 고딕" w:eastAsia="맑은 고딕" w:hAnsi="맑은 고딕" w:cs="굴림" w:hint="eastAsia"/>
+                <w:sz w:val="22"/>
+                <w:szCs w:val="22"/>
+              </w:rPr>
+              <w:t>최빈값</w:t>
+            </w:r>
+            <w:proofErr w:type="spellEnd"/>
+            <w:r>
+              <w:rPr>
+                <w:rFonts w:ascii="맑은 고딕" w:eastAsia="맑은 고딕" w:hAnsi="맑은 고딕" w:cs="굴림" w:hint="eastAsia"/>
+                <w:sz w:val="22"/>
+                <w:szCs w:val="22"/>
+              </w:rPr>
+              <w:t xml:space="preserve"> 2로 대체</w:t>
             </w:r>
           </w:p>
           <w:p>
@@ -2411,13 +2914,23 @@
                 <w:szCs w:val="22"/>
               </w:rPr>
             </w:pPr>
+            <w:proofErr w:type="spellStart"/>
             <w:r>
               <w:rPr>
                 <w:rFonts w:ascii="맑은 고딕" w:eastAsia="맑은 고딕" w:hAnsi="맑은 고딕" w:cs="굴림" w:hint="eastAsia"/>
                 <w:sz w:val="22"/>
                 <w:szCs w:val="22"/>
               </w:rPr>
-              <w:t>StandardScaler 적용</w:t>
+              <w:t>StandardScaler</w:t>
+            </w:r>
+            <w:proofErr w:type="spellEnd"/>
+            <w:r>
+              <w:rPr>
+                <w:rFonts w:ascii="맑은 고딕" w:eastAsia="맑은 고딕" w:hAnsi="맑은 고딕" w:cs="굴림" w:hint="eastAsia"/>
+                <w:sz w:val="22"/>
+                <w:szCs w:val="22"/>
+              </w:rPr>
+              <w:t xml:space="preserve"> 적용</w:t>
             </w:r>
           </w:p>
           <w:p>
@@ -2436,7 +2949,25 @@
                 <w:sz w:val="22"/>
                 <w:szCs w:val="22"/>
               </w:rPr>
-              <w:t>행전체가 0인 피처 삭제, corr 비율 0.95이하인 피처 삭제</w:t>
+              <w:t xml:space="preserve">행전체가 0인 피처 삭제, </w:t>
+            </w:r>
+            <w:proofErr w:type="spellStart"/>
+            <w:r>
+              <w:rPr>
+                <w:rFonts w:ascii="맑은 고딕" w:eastAsia="맑은 고딕" w:hAnsi="맑은 고딕" w:cs="굴림" w:hint="eastAsia"/>
+                <w:sz w:val="22"/>
+                <w:szCs w:val="22"/>
+              </w:rPr>
+              <w:t>corr</w:t>
+            </w:r>
+            <w:proofErr w:type="spellEnd"/>
+            <w:r>
+              <w:rPr>
+                <w:rFonts w:ascii="맑은 고딕" w:eastAsia="맑은 고딕" w:hAnsi="맑은 고딕" w:cs="굴림" w:hint="eastAsia"/>
+                <w:sz w:val="22"/>
+                <w:szCs w:val="22"/>
+              </w:rPr>
+              <w:t xml:space="preserve"> 비율 0.95이하인 피처 삭제</w:t>
             </w:r>
           </w:p>
         </w:tc>
@@ -2654,6 +3185,7 @@
       </w:r>
     </w:p>
     <w:p>
+      <w:proofErr w:type="spellStart"/>
       <w:r>
         <w:rPr>
           <w:b/>
@@ -2661,6 +3193,7 @@
         </w:rPr>
         <w:t>XGBoost</w:t>
       </w:r>
+      <w:proofErr w:type="spellEnd"/>
       <w:r>
         <w:t xml:space="preserve">의 비정상적 </w:t>
       </w:r>
@@ -2683,14 +3216,38 @@
           <w:numId w:val="50"/>
         </w:numPr>
       </w:pPr>
-      <w:r>
-        <w:t>하이퍼파라미터 미조정: 전처리 후 피처 수 감소에 맞춘 재튜닝</w:t>
+      <w:proofErr w:type="spellStart"/>
+      <w:r>
+        <w:t>하이퍼파라미터</w:t>
+      </w:r>
+      <w:proofErr w:type="spellEnd"/>
+      <w:r>
+        <w:t xml:space="preserve"> 미조정: </w:t>
+      </w:r>
+      <w:proofErr w:type="spellStart"/>
+      <w:r>
+        <w:t>전처리</w:t>
+      </w:r>
+      <w:proofErr w:type="spellEnd"/>
+      <w:r>
+        <w:t xml:space="preserve"> 후 피처 수 감소에 맞춘 </w:t>
+      </w:r>
+      <w:proofErr w:type="spellStart"/>
+      <w:r>
+        <w:t>재튜닝</w:t>
       </w:r>
       <w:r>
         <w:rPr>
           <w:rFonts w:hint="eastAsia"/>
         </w:rPr>
-        <w:t>을 안 하였다</w:t>
+        <w:t>을</w:t>
+      </w:r>
+      <w:proofErr w:type="spellEnd"/>
+      <w:r>
+        <w:rPr>
+          <w:rFonts w:hint="eastAsia"/>
+        </w:rPr>
+        <w:t xml:space="preserve"> 안 하였다</w:t>
       </w:r>
     </w:p>
     <w:p>
@@ -2701,7 +3258,15 @@
         </w:numPr>
       </w:pPr>
       <w:r>
-        <w:t>Threshold 문제: 예측 임계값이 너무 높게 설정</w:t>
+        <w:t xml:space="preserve">Threshold 문제: 예측 </w:t>
+      </w:r>
+      <w:proofErr w:type="spellStart"/>
+      <w:r>
+        <w:t>임계값이</w:t>
+      </w:r>
+      <w:proofErr w:type="spellEnd"/>
+      <w:r>
+        <w:t xml:space="preserve"> 너무 높게 설정</w:t>
       </w:r>
       <w:r>
         <w:rPr>
@@ -2735,7 +3300,15 @@
         </w:numPr>
       </w:pPr>
       <w:r>
-        <w:t>데이터 누수: 전처리 과정에서 중요 정보 손실</w:t>
+        <w:t xml:space="preserve">데이터 누수: </w:t>
+      </w:r>
+      <w:proofErr w:type="spellStart"/>
+      <w:r>
+        <w:t>전처리</w:t>
+      </w:r>
+      <w:proofErr w:type="spellEnd"/>
+      <w:r>
+        <w:t xml:space="preserve"> 과정에서 중요 정보 손실</w:t>
       </w:r>
       <w:r>
         <w:rPr>
@@ -2970,12 +3543,14 @@
             <w:vAlign w:val="center"/>
           </w:tcPr>
           <w:p>
+            <w:proofErr w:type="spellStart"/>
             <w:r>
               <w:rPr>
                 <w:rStyle w:val="ad"/>
               </w:rPr>
               <w:t>XGBoost</w:t>
             </w:r>
+            <w:proofErr w:type="spellEnd"/>
           </w:p>
         </w:tc>
         <w:tc>
@@ -3139,12 +3714,14 @@
             <w:vAlign w:val="center"/>
           </w:tcPr>
           <w:p>
+            <w:proofErr w:type="spellStart"/>
             <w:r>
               <w:rPr>
                 <w:rStyle w:val="ad"/>
               </w:rPr>
               <w:t>LightGBM</w:t>
             </w:r>
+            <w:proofErr w:type="spellEnd"/>
           </w:p>
         </w:tc>
         <w:tc>
@@ -3206,12 +3783,14 @@
             <w:vAlign w:val="center"/>
           </w:tcPr>
           <w:p>
+            <w:proofErr w:type="spellStart"/>
             <w:r>
               <w:rPr>
                 <w:rStyle w:val="ad"/>
               </w:rPr>
               <w:t>LogisticRegression</w:t>
             </w:r>
+            <w:proofErr w:type="spellEnd"/>
           </w:p>
         </w:tc>
         <w:tc>
@@ -3273,12 +3852,14 @@
             <w:vAlign w:val="center"/>
           </w:tcPr>
           <w:p>
+            <w:proofErr w:type="spellStart"/>
             <w:r>
               <w:rPr>
                 <w:rStyle w:val="ad"/>
               </w:rPr>
               <w:t>RandomForest</w:t>
             </w:r>
+            <w:proofErr w:type="spellEnd"/>
           </w:p>
         </w:tc>
         <w:tc>
@@ -3535,6 +4116,7 @@
                 <w:bCs/>
               </w:rPr>
             </w:pPr>
+            <w:proofErr w:type="spellStart"/>
             <w:r>
               <w:rPr>
                 <w:rFonts w:hint="eastAsia"/>
@@ -3543,6 +4125,7 @@
               </w:rPr>
               <w:t>XGBoost</w:t>
             </w:r>
+            <w:proofErr w:type="spellEnd"/>
           </w:p>
         </w:tc>
         <w:tc>
@@ -3557,6 +4140,7 @@
                 <w:bCs/>
               </w:rPr>
             </w:pPr>
+            <w:proofErr w:type="spellStart"/>
             <w:r>
               <w:rPr>
                 <w:rFonts w:hint="eastAsia"/>
@@ -3565,6 +4149,7 @@
               </w:rPr>
               <w:t>LightGBM</w:t>
             </w:r>
+            <w:proofErr w:type="spellEnd"/>
           </w:p>
         </w:tc>
         <w:tc>
@@ -3579,6 +4164,7 @@
                 <w:bCs/>
               </w:rPr>
             </w:pPr>
+            <w:proofErr w:type="spellStart"/>
             <w:r>
               <w:rPr>
                 <w:rFonts w:hint="eastAsia"/>
@@ -3587,6 +4173,7 @@
               </w:rPr>
               <w:t>RandomForest</w:t>
             </w:r>
+            <w:proofErr w:type="spellEnd"/>
           </w:p>
         </w:tc>
         <w:tc>
@@ -3601,6 +4188,7 @@
                 <w:bCs/>
               </w:rPr>
             </w:pPr>
+            <w:proofErr w:type="spellStart"/>
             <w:r>
               <w:rPr>
                 <w:rFonts w:hint="eastAsia"/>
@@ -3609,6 +4197,7 @@
               </w:rPr>
               <w:t>LogisticRegression</w:t>
             </w:r>
+            <w:proofErr w:type="spellEnd"/>
           </w:p>
         </w:tc>
       </w:tr>
@@ -3921,12 +4510,21 @@
           <w:bCs/>
         </w:rPr>
       </w:pPr>
+      <w:proofErr w:type="spellStart"/>
       <w:r>
         <w:rPr>
           <w:b/>
           <w:bCs/>
         </w:rPr>
-        <w:t>모델별 특성</w:t>
+        <w:t>모델별</w:t>
+      </w:r>
+      <w:proofErr w:type="spellEnd"/>
+      <w:r>
+        <w:rPr>
+          <w:b/>
+          <w:bCs/>
+        </w:rPr>
+        <w:t xml:space="preserve"> 특성</w:t>
       </w:r>
     </w:p>
     <w:p>
@@ -3936,12 +4534,21 @@
           <w:bCs/>
         </w:rPr>
       </w:pPr>
+      <w:proofErr w:type="spellStart"/>
       <w:r>
         <w:rPr>
           <w:b/>
           <w:bCs/>
         </w:rPr>
-        <w:t>XGBoost - 중요도 분산이 가장 균등</w:t>
+        <w:t>XGBoost</w:t>
+      </w:r>
+      <w:proofErr w:type="spellEnd"/>
+      <w:r>
+        <w:rPr>
+          <w:b/>
+          <w:bCs/>
+        </w:rPr>
+        <w:t xml:space="preserve"> - 중요도 분산이 가장 균등</w:t>
       </w:r>
       <w:r>
         <w:rPr>
@@ -4011,12 +4618,21 @@
           <w:bCs/>
         </w:rPr>
       </w:pPr>
+      <w:proofErr w:type="spellStart"/>
       <w:r>
         <w:rPr>
           <w:b/>
           <w:bCs/>
         </w:rPr>
-        <w:t>LightGBM - 상위 피처 집중도가 높음</w:t>
+        <w:t>LightGBM</w:t>
+      </w:r>
+      <w:proofErr w:type="spellEnd"/>
+      <w:r>
+        <w:rPr>
+          <w:b/>
+          <w:bCs/>
+        </w:rPr>
+        <w:t xml:space="preserve"> - 상위 피처 집중도가 높음</w:t>
       </w:r>
     </w:p>
     <w:p>
@@ -4072,12 +4688,37 @@
           <w:bCs/>
         </w:rPr>
       </w:pPr>
+      <w:proofErr w:type="spellStart"/>
       <w:r>
         <w:rPr>
           <w:b/>
           <w:bCs/>
         </w:rPr>
-        <w:t>RandomForest - XGBoost와 유사한 패턴</w:t>
+        <w:t>RandomForest</w:t>
+      </w:r>
+      <w:proofErr w:type="spellEnd"/>
+      <w:r>
+        <w:rPr>
+          <w:b/>
+          <w:bCs/>
+        </w:rPr>
+        <w:t xml:space="preserve"> - </w:t>
+      </w:r>
+      <w:proofErr w:type="spellStart"/>
+      <w:r>
+        <w:rPr>
+          <w:b/>
+          <w:bCs/>
+        </w:rPr>
+        <w:t>XGBoost</w:t>
+      </w:r>
+      <w:proofErr w:type="spellEnd"/>
+      <w:r>
+        <w:rPr>
+          <w:b/>
+          <w:bCs/>
+        </w:rPr>
+        <w:t>와 유사한 패턴</w:t>
       </w:r>
     </w:p>
     <w:p>
@@ -4127,11 +4768,19 @@
       </w:r>
     </w:p>
     <w:p>
+      <w:proofErr w:type="spellStart"/>
       <w:r>
         <w:rPr>
           <w:rStyle w:val="ad"/>
         </w:rPr>
-        <w:t>LogisticRegression - 거래 금액 중심</w:t>
+        <w:t>LogisticRegression</w:t>
+      </w:r>
+      <w:proofErr w:type="spellEnd"/>
+      <w:r>
+        <w:rPr>
+          <w:rStyle w:val="ad"/>
+        </w:rPr>
+        <w:t xml:space="preserve"> - 거래 금액 중심</w:t>
       </w:r>
       <w:r>
         <w:t xml:space="preserve"> </w:t>
@@ -4246,12 +4895,21 @@
         </w:rPr>
         <w:t xml:space="preserve"> 핵심 변수이며, </w:t>
       </w:r>
+      <w:proofErr w:type="spellStart"/>
       <w:r>
         <w:rPr>
           <w:b/>
           <w:bCs/>
         </w:rPr>
-        <w:t>LogisticRegression 선형 모델의 단순함이 오히려 장점</w:t>
+        <w:t>LogisticRegression</w:t>
+      </w:r>
+      <w:proofErr w:type="spellEnd"/>
+      <w:r>
+        <w:rPr>
+          <w:b/>
+          <w:bCs/>
+        </w:rPr>
+        <w:t xml:space="preserve"> 선형 모델의 단순함이 오히려 장점</w:t>
       </w:r>
       <w:r>
         <w:rPr>
@@ -4292,11 +4950,19 @@
         </w:rPr>
         <w:t xml:space="preserve">데이터 </w:t>
       </w:r>
+      <w:proofErr w:type="spellStart"/>
       <w:r>
         <w:rPr>
           <w:rFonts w:hint="eastAsia"/>
         </w:rPr>
-        <w:t>전처리 이후 예측한 값과 실제</w:t>
+        <w:t>전처리</w:t>
+      </w:r>
+      <w:proofErr w:type="spellEnd"/>
+      <w:r>
+        <w:rPr>
+          <w:rFonts w:hint="eastAsia"/>
+        </w:rPr>
+        <w:t xml:space="preserve"> 이후 예측한 값과 실제</w:t>
       </w:r>
       <w:r>
         <w:rPr>
@@ -4321,13 +4987,23 @@
       </w:r>
     </w:p>
     <w:p>
+      <w:proofErr w:type="spellStart"/>
       <w:r>
         <w:rPr>
           <w:rFonts w:hint="eastAsia"/>
           <w:b/>
           <w:bCs/>
         </w:rPr>
-        <w:t>XGBoost모델</w:t>
+        <w:t>XGBoost</w:t>
+      </w:r>
+      <w:proofErr w:type="spellEnd"/>
+      <w:r>
+        <w:rPr>
+          <w:rFonts w:hint="eastAsia"/>
+          <w:b/>
+          <w:bCs/>
+        </w:rPr>
+        <w:t>모델</w:t>
       </w:r>
       <w:r>
         <w:rPr>
@@ -4557,6 +5233,7 @@
       </w:pPr>
     </w:p>
     <w:p>
+      <w:proofErr w:type="spellStart"/>
       <w:r>
         <w:rPr>
           <w:rFonts w:hint="eastAsia"/>
@@ -4565,6 +5242,7 @@
         </w:rPr>
         <w:t>LightGBM</w:t>
       </w:r>
+      <w:proofErr w:type="spellEnd"/>
       <w:r>
         <w:rPr>
           <w:rFonts w:hint="eastAsia"/>
@@ -4805,6 +5483,7 @@
           <w:rFonts w:hint="eastAsia"/>
         </w:rPr>
       </w:pPr>
+      <w:proofErr w:type="spellStart"/>
       <w:r>
         <w:rPr>
           <w:rFonts w:hint="eastAsia"/>
@@ -4813,6 +5492,7 @@
         </w:rPr>
         <w:t>RandomForest</w:t>
       </w:r>
+      <w:proofErr w:type="spellEnd"/>
       <w:r>
         <w:rPr>
           <w:rFonts w:hint="eastAsia"/>
@@ -5058,6 +5738,7 @@
       </w:pPr>
     </w:p>
     <w:p>
+      <w:proofErr w:type="spellStart"/>
       <w:r>
         <w:rPr>
           <w:rFonts w:hint="eastAsia"/>
@@ -5066,6 +5747,7 @@
         </w:rPr>
         <w:t>LogisticRegression</w:t>
       </w:r>
+      <w:proofErr w:type="spellEnd"/>
       <w:r>
         <w:rPr>
           <w:rFonts w:hint="eastAsia"/>
@@ -5303,35 +5985,1133 @@
     </w:tbl>
     <w:p/>
     <w:p>
-      <w:pPr>
-        <w:rPr>
+      <w:r>
+        <w:rPr>
+          <w:rFonts w:hint="eastAsia"/>
+        </w:rPr>
+        <w:t xml:space="preserve">예측 결과 와 실제 결과를 </w:t>
+      </w:r>
+      <w:proofErr w:type="gramStart"/>
+      <w:r>
+        <w:rPr>
+          <w:rFonts w:hint="eastAsia"/>
+        </w:rPr>
+        <w:t>비교 한</w:t>
+      </w:r>
+      <w:proofErr w:type="gramEnd"/>
+      <w:r>
+        <w:rPr>
+          <w:rFonts w:hint="eastAsia"/>
+        </w:rPr>
+        <w:t xml:space="preserve"> 결과 가장 밸런스가 좋은 모델은 </w:t>
+      </w:r>
+      <w:proofErr w:type="spellStart"/>
+      <w:r>
+        <w:rPr>
+          <w:rFonts w:hint="eastAsia"/>
           <w:b/>
           <w:bCs/>
         </w:rPr>
-      </w:pPr>
+        <w:t>LightGBM</w:t>
+      </w:r>
+      <w:proofErr w:type="spellEnd"/>
+      <w:r>
+        <w:rPr>
+          <w:rFonts w:hint="eastAsia"/>
+        </w:rPr>
+        <w:t>으로 판별되었다.</w:t>
+      </w:r>
     </w:p>
     <w:p>
       <w:pPr>
         <w:rPr>
+          <w:rFonts w:hint="eastAsia"/>
+        </w:rPr>
+      </w:pPr>
+      <w:r>
+        <w:rPr>
+          <w:rFonts w:hint="eastAsia"/>
+        </w:rPr>
+        <w:t xml:space="preserve">허나 모델을 바로 적용해야 하는 상황이면 가장 은 불만족 </w:t>
+      </w:r>
+      <w:proofErr w:type="spellStart"/>
+      <w:r>
+        <w:rPr>
+          <w:rFonts w:hint="eastAsia"/>
+        </w:rPr>
+        <w:t>예측률이</w:t>
+      </w:r>
+      <w:proofErr w:type="spellEnd"/>
+      <w:r>
+        <w:rPr>
+          <w:rFonts w:hint="eastAsia"/>
+        </w:rPr>
+        <w:t xml:space="preserve"> 가장 좋은 </w:t>
+      </w:r>
+      <w:proofErr w:type="spellStart"/>
+      <w:r>
+        <w:rPr>
+          <w:rFonts w:hint="eastAsia"/>
           <w:b/>
           <w:bCs/>
         </w:rPr>
+        <w:t>LogisticRegression</w:t>
+      </w:r>
+      <w:proofErr w:type="spellEnd"/>
+      <w:r>
+        <w:rPr>
+          <w:rFonts w:hint="eastAsia"/>
+        </w:rPr>
+        <w:t>모델을 채택하는 것도 단기적으로 좋은 모델이다</w:t>
+      </w:r>
+    </w:p>
+    <w:p/>
+    <w:p>
+      <w:pPr>
+        <w:rPr>
+          <w:rFonts w:hint="eastAsia"/>
+        </w:rPr>
+      </w:pPr>
+      <w:r>
+        <w:t>주요 지표 계산 및 비교</w:t>
+      </w:r>
+    </w:p>
+    <w:tbl>
+      <w:tblPr>
+        <w:tblStyle w:val="af3"/>
+        <w:tblW w:w="0" w:type="auto"/>
+        <w:tblLayout w:type="fixed"/>
+        <w:tblLook w:val="04A0" w:firstRow="1" w:lastRow="0" w:firstColumn="1" w:lastColumn="0" w:noHBand="0" w:noVBand="1"/>
+      </w:tblPr>
+      <w:tblGrid>
+        <w:gridCol w:w="2073"/>
+        <w:gridCol w:w="1183"/>
+        <w:gridCol w:w="1275"/>
+        <w:gridCol w:w="1276"/>
+        <w:gridCol w:w="1276"/>
+        <w:gridCol w:w="1134"/>
+        <w:gridCol w:w="1134"/>
+        <w:gridCol w:w="1105"/>
+      </w:tblGrid>
+      <w:tr>
+        <w:tc>
+          <w:tcPr>
+            <w:tcW w:w="2073" w:type="dxa"/>
+            <w:vAlign w:val="center"/>
+          </w:tcPr>
+          <w:p>
+            <w:pPr>
+              <w:rPr>
+                <w:b/>
+                <w:bCs/>
+              </w:rPr>
+            </w:pPr>
+            <w:r>
+              <w:rPr>
+                <w:b/>
+                <w:bCs/>
+              </w:rPr>
+              <w:t>모델명</w:t>
+            </w:r>
+          </w:p>
+        </w:tc>
+        <w:tc>
+          <w:tcPr>
+            <w:tcW w:w="1183" w:type="dxa"/>
+            <w:vAlign w:val="center"/>
+          </w:tcPr>
+          <w:p>
+            <w:pPr>
+              <w:rPr>
+                <w:rFonts w:asciiTheme="majorHAnsi" w:eastAsiaTheme="majorHAnsi" w:hAnsiTheme="majorHAnsi"/>
+                <w:b/>
+                <w:bCs/>
+              </w:rPr>
+            </w:pPr>
+            <w:r>
+              <w:rPr>
+                <w:rFonts w:asciiTheme="majorHAnsi" w:eastAsiaTheme="majorHAnsi" w:hAnsiTheme="majorHAnsi"/>
+                <w:b/>
+                <w:bCs/>
+              </w:rPr>
+              <w:t>TN (실제 만족/예측 만족)</w:t>
+            </w:r>
+          </w:p>
+          <w:p>
+            <w:pPr>
+              <w:rPr>
+                <w:rFonts w:asciiTheme="majorHAnsi" w:eastAsiaTheme="majorHAnsi" w:hAnsiTheme="majorHAnsi"/>
+                <w:b/>
+                <w:bCs/>
+              </w:rPr>
+            </w:pPr>
+          </w:p>
+        </w:tc>
+        <w:tc>
+          <w:tcPr>
+            <w:tcW w:w="1275" w:type="dxa"/>
+            <w:vAlign w:val="center"/>
+          </w:tcPr>
+          <w:p>
+            <w:pPr>
+              <w:rPr>
+                <w:rFonts w:asciiTheme="majorHAnsi" w:eastAsiaTheme="majorHAnsi" w:hAnsiTheme="majorHAnsi"/>
+                <w:b/>
+                <w:bCs/>
+              </w:rPr>
+            </w:pPr>
+            <w:r>
+              <w:rPr>
+                <w:rFonts w:asciiTheme="majorHAnsi" w:eastAsiaTheme="majorHAnsi" w:hAnsiTheme="majorHAnsi"/>
+                <w:b/>
+                <w:bCs/>
+              </w:rPr>
+              <w:t>FP</w:t>
+            </w:r>
+            <w:r>
+              <w:rPr>
+                <w:rFonts w:asciiTheme="majorHAnsi" w:eastAsiaTheme="majorHAnsi" w:hAnsiTheme="majorHAnsi" w:hint="eastAsia"/>
+                <w:b/>
+                <w:bCs/>
+              </w:rPr>
+              <w:t xml:space="preserve"> </w:t>
+            </w:r>
+            <w:r>
+              <w:rPr>
+                <w:rFonts w:asciiTheme="majorHAnsi" w:eastAsiaTheme="majorHAnsi" w:hAnsiTheme="majorHAnsi"/>
+                <w:b/>
+                <w:bCs/>
+              </w:rPr>
+              <w:t>실제 만족/예측 불만족)</w:t>
+            </w:r>
+          </w:p>
+          <w:p>
+            <w:pPr>
+              <w:rPr>
+                <w:rFonts w:asciiTheme="majorHAnsi" w:eastAsiaTheme="majorHAnsi" w:hAnsiTheme="majorHAnsi"/>
+                <w:b/>
+                <w:bCs/>
+              </w:rPr>
+            </w:pPr>
+          </w:p>
+        </w:tc>
+        <w:tc>
+          <w:tcPr>
+            <w:tcW w:w="1276" w:type="dxa"/>
+            <w:vAlign w:val="center"/>
+          </w:tcPr>
+          <w:p>
+            <w:pPr>
+              <w:rPr>
+                <w:rFonts w:asciiTheme="majorHAnsi" w:eastAsiaTheme="majorHAnsi" w:hAnsiTheme="majorHAnsi"/>
+                <w:b/>
+                <w:bCs/>
+              </w:rPr>
+            </w:pPr>
+            <w:r>
+              <w:rPr>
+                <w:rFonts w:asciiTheme="majorHAnsi" w:eastAsiaTheme="majorHAnsi" w:hAnsiTheme="majorHAnsi"/>
+                <w:b/>
+                <w:bCs/>
+              </w:rPr>
+              <w:t>FN (실제 불만족/예측 만족)</w:t>
+            </w:r>
+          </w:p>
+          <w:p>
+            <w:pPr>
+              <w:rPr>
+                <w:rFonts w:asciiTheme="majorHAnsi" w:eastAsiaTheme="majorHAnsi" w:hAnsiTheme="majorHAnsi"/>
+                <w:b/>
+                <w:bCs/>
+              </w:rPr>
+            </w:pPr>
+          </w:p>
+        </w:tc>
+        <w:tc>
+          <w:tcPr>
+            <w:tcW w:w="1276" w:type="dxa"/>
+            <w:vAlign w:val="center"/>
+          </w:tcPr>
+          <w:p>
+            <w:pPr>
+              <w:rPr>
+                <w:rFonts w:asciiTheme="majorHAnsi" w:eastAsiaTheme="majorHAnsi" w:hAnsiTheme="majorHAnsi"/>
+                <w:b/>
+                <w:bCs/>
+              </w:rPr>
+            </w:pPr>
+            <w:r>
+              <w:rPr>
+                <w:rFonts w:asciiTheme="majorHAnsi" w:eastAsiaTheme="majorHAnsi" w:hAnsiTheme="majorHAnsi"/>
+                <w:b/>
+                <w:bCs/>
+              </w:rPr>
+              <w:t>TP (실제 불만족/예측 불만족)</w:t>
+            </w:r>
+          </w:p>
+          <w:p>
+            <w:pPr>
+              <w:rPr>
+                <w:rFonts w:asciiTheme="majorHAnsi" w:eastAsiaTheme="majorHAnsi" w:hAnsiTheme="majorHAnsi"/>
+                <w:b/>
+                <w:bCs/>
+              </w:rPr>
+            </w:pPr>
+          </w:p>
+        </w:tc>
+        <w:tc>
+          <w:tcPr>
+            <w:tcW w:w="1134" w:type="dxa"/>
+            <w:vAlign w:val="center"/>
+          </w:tcPr>
+          <w:p>
+            <w:pPr>
+              <w:rPr>
+                <w:rFonts w:asciiTheme="majorHAnsi" w:eastAsiaTheme="majorHAnsi" w:hAnsiTheme="majorHAnsi"/>
+                <w:b/>
+                <w:bCs/>
+              </w:rPr>
+            </w:pPr>
+            <w:r>
+              <w:rPr>
+                <w:rStyle w:val="math-inline"/>
+                <w:rFonts w:asciiTheme="majorHAnsi" w:eastAsiaTheme="majorHAnsi" w:hAnsiTheme="majorHAnsi" w:cs="Arial"/>
+                <w:b/>
+                <w:bCs/>
+              </w:rPr>
+              <w:t>Precision</w:t>
+            </w:r>
+          </w:p>
+        </w:tc>
+        <w:tc>
+          <w:tcPr>
+            <w:tcW w:w="1134" w:type="dxa"/>
+            <w:vAlign w:val="center"/>
+          </w:tcPr>
+          <w:p>
+            <w:pPr>
+              <w:rPr>
+                <w:rFonts w:asciiTheme="majorHAnsi" w:eastAsiaTheme="majorHAnsi" w:hAnsiTheme="majorHAnsi"/>
+                <w:b/>
+                <w:bCs/>
+              </w:rPr>
+            </w:pPr>
+            <w:r>
+              <w:rPr>
+                <w:rStyle w:val="math-inline"/>
+                <w:rFonts w:asciiTheme="majorHAnsi" w:eastAsiaTheme="majorHAnsi" w:hAnsiTheme="majorHAnsi" w:cs="Arial"/>
+                <w:b/>
+                <w:bCs/>
+              </w:rPr>
+              <w:t>Recall</w:t>
+            </w:r>
+          </w:p>
+        </w:tc>
+        <w:tc>
+          <w:tcPr>
+            <w:tcW w:w="1105" w:type="dxa"/>
+            <w:vAlign w:val="center"/>
+          </w:tcPr>
+          <w:p>
+            <w:pPr>
+              <w:rPr>
+                <w:rFonts w:asciiTheme="majorHAnsi" w:eastAsiaTheme="majorHAnsi" w:hAnsiTheme="majorHAnsi"/>
+                <w:b/>
+                <w:bCs/>
+              </w:rPr>
+            </w:pPr>
+            <w:r>
+              <w:rPr>
+                <w:rStyle w:val="math-inline"/>
+                <w:rFonts w:asciiTheme="majorHAnsi" w:eastAsiaTheme="majorHAnsi" w:hAnsiTheme="majorHAnsi" w:cs="Arial"/>
+                <w:b/>
+                <w:bCs/>
+              </w:rPr>
+              <w:t>F1-Score</w:t>
+            </w:r>
+          </w:p>
+        </w:tc>
+      </w:tr>
+      <w:tr>
+        <w:trPr>
+          <w:trHeight w:val="726"/>
+        </w:trPr>
+        <w:tc>
+          <w:tcPr>
+            <w:tcW w:w="2073" w:type="dxa"/>
+          </w:tcPr>
+          <w:p>
+            <w:pPr>
+              <w:rPr>
+                <w:b/>
+                <w:bCs/>
+              </w:rPr>
+            </w:pPr>
+            <w:proofErr w:type="spellStart"/>
+            <w:r>
+              <w:rPr>
+                <w:b/>
+                <w:bCs/>
+              </w:rPr>
+              <w:t>XGBoost</w:t>
+            </w:r>
+            <w:proofErr w:type="spellEnd"/>
+          </w:p>
+        </w:tc>
+        <w:tc>
+          <w:tcPr>
+            <w:tcW w:w="1183" w:type="dxa"/>
+            <w:vAlign w:val="center"/>
+          </w:tcPr>
+          <w:p>
+            <w:pPr>
+              <w:jc w:val="center"/>
+              <w:rPr>
+                <w:b/>
+                <w:bCs/>
+              </w:rPr>
+            </w:pPr>
+            <w:r>
+              <w:rPr>
+                <w:b/>
+                <w:bCs/>
+              </w:rPr>
+              <w:t>14,599</w:t>
+            </w:r>
+          </w:p>
+        </w:tc>
+        <w:tc>
+          <w:tcPr>
+            <w:tcW w:w="1275" w:type="dxa"/>
+            <w:vAlign w:val="center"/>
+          </w:tcPr>
+          <w:p>
+            <w:pPr>
+              <w:jc w:val="center"/>
+              <w:rPr>
+                <w:b/>
+                <w:bCs/>
+              </w:rPr>
+            </w:pPr>
+            <w:r>
+              <w:rPr>
+                <w:b/>
+                <w:bCs/>
+              </w:rPr>
+              <w:t>3</w:t>
+            </w:r>
+          </w:p>
+        </w:tc>
+        <w:tc>
+          <w:tcPr>
+            <w:tcW w:w="1276" w:type="dxa"/>
+            <w:vAlign w:val="center"/>
+          </w:tcPr>
+          <w:p>
+            <w:pPr>
+              <w:jc w:val="center"/>
+              <w:rPr>
+                <w:b/>
+                <w:bCs/>
+              </w:rPr>
+            </w:pPr>
+            <w:r>
+              <w:rPr>
+                <w:b/>
+                <w:bCs/>
+              </w:rPr>
+              <w:t>600</w:t>
+            </w:r>
+          </w:p>
+        </w:tc>
+        <w:tc>
+          <w:tcPr>
+            <w:tcW w:w="1276" w:type="dxa"/>
+            <w:vAlign w:val="center"/>
+          </w:tcPr>
+          <w:p>
+            <w:pPr>
+              <w:jc w:val="center"/>
+              <w:rPr>
+                <w:b/>
+                <w:bCs/>
+              </w:rPr>
+            </w:pPr>
+            <w:r>
+              <w:rPr>
+                <w:b/>
+                <w:bCs/>
+              </w:rPr>
+              <w:t>2</w:t>
+            </w:r>
+          </w:p>
+        </w:tc>
+        <w:tc>
+          <w:tcPr>
+            <w:tcW w:w="1134" w:type="dxa"/>
+            <w:vAlign w:val="center"/>
+          </w:tcPr>
+          <w:p>
+            <w:pPr>
+              <w:jc w:val="center"/>
+              <w:rPr>
+                <w:rFonts w:hint="eastAsia"/>
+                <w:b/>
+                <w:bCs/>
+              </w:rPr>
+            </w:pPr>
+            <w:r>
+              <w:rPr>
+                <w:b/>
+                <w:bCs/>
+              </w:rPr>
+              <w:t>40.00%</w:t>
+            </w:r>
+          </w:p>
+        </w:tc>
+        <w:tc>
+          <w:tcPr>
+            <w:tcW w:w="1134" w:type="dxa"/>
+            <w:vAlign w:val="center"/>
+          </w:tcPr>
+          <w:p>
+            <w:pPr>
+              <w:jc w:val="center"/>
+              <w:rPr>
+                <w:rFonts w:hint="eastAsia"/>
+                <w:b/>
+                <w:bCs/>
+              </w:rPr>
+            </w:pPr>
+            <w:r>
+              <w:rPr>
+                <w:b/>
+                <w:bCs/>
+              </w:rPr>
+              <w:t>0.33%</w:t>
+            </w:r>
+          </w:p>
+        </w:tc>
+        <w:tc>
+          <w:tcPr>
+            <w:tcW w:w="1105" w:type="dxa"/>
+            <w:vAlign w:val="center"/>
+          </w:tcPr>
+          <w:p>
+            <w:pPr>
+              <w:jc w:val="center"/>
+              <w:rPr>
+                <w:rFonts w:hint="eastAsia"/>
+                <w:b/>
+                <w:bCs/>
+              </w:rPr>
+            </w:pPr>
+            <w:r>
+              <w:rPr>
+                <w:b/>
+                <w:bCs/>
+              </w:rPr>
+              <w:t>0.66%</w:t>
+            </w:r>
+          </w:p>
+        </w:tc>
+      </w:tr>
+      <w:tr>
+        <w:trPr>
+          <w:trHeight w:val="726"/>
+        </w:trPr>
+        <w:tc>
+          <w:tcPr>
+            <w:tcW w:w="2073" w:type="dxa"/>
+          </w:tcPr>
+          <w:p>
+            <w:pPr>
+              <w:rPr>
+                <w:b/>
+                <w:bCs/>
+              </w:rPr>
+            </w:pPr>
+            <w:proofErr w:type="spellStart"/>
+            <w:r>
+              <w:rPr>
+                <w:b/>
+                <w:bCs/>
+              </w:rPr>
+              <w:t>LightGBM</w:t>
+            </w:r>
+            <w:proofErr w:type="spellEnd"/>
+          </w:p>
+        </w:tc>
+        <w:tc>
+          <w:tcPr>
+            <w:tcW w:w="1183" w:type="dxa"/>
+            <w:vAlign w:val="center"/>
+          </w:tcPr>
+          <w:p>
+            <w:pPr>
+              <w:jc w:val="center"/>
+              <w:rPr>
+                <w:b/>
+                <w:bCs/>
+              </w:rPr>
+            </w:pPr>
+            <w:r>
+              <w:rPr>
+                <w:b/>
+                <w:bCs/>
+              </w:rPr>
+              <w:t>13,193</w:t>
+            </w:r>
+          </w:p>
+        </w:tc>
+        <w:tc>
+          <w:tcPr>
+            <w:tcW w:w="1275" w:type="dxa"/>
+            <w:vAlign w:val="center"/>
+          </w:tcPr>
+          <w:p>
+            <w:pPr>
+              <w:jc w:val="center"/>
+              <w:rPr>
+                <w:b/>
+                <w:bCs/>
+              </w:rPr>
+            </w:pPr>
+            <w:r>
+              <w:rPr>
+                <w:b/>
+                <w:bCs/>
+              </w:rPr>
+              <w:t>1,409</w:t>
+            </w:r>
+          </w:p>
+        </w:tc>
+        <w:tc>
+          <w:tcPr>
+            <w:tcW w:w="1276" w:type="dxa"/>
+            <w:vAlign w:val="center"/>
+          </w:tcPr>
+          <w:p>
+            <w:pPr>
+              <w:jc w:val="center"/>
+              <w:rPr>
+                <w:b/>
+                <w:bCs/>
+              </w:rPr>
+            </w:pPr>
+            <w:r>
+              <w:rPr>
+                <w:b/>
+                <w:bCs/>
+              </w:rPr>
+              <w:t>265</w:t>
+            </w:r>
+          </w:p>
+        </w:tc>
+        <w:tc>
+          <w:tcPr>
+            <w:tcW w:w="1276" w:type="dxa"/>
+            <w:vAlign w:val="center"/>
+          </w:tcPr>
+          <w:p>
+            <w:pPr>
+              <w:jc w:val="center"/>
+              <w:rPr>
+                <w:b/>
+                <w:bCs/>
+              </w:rPr>
+            </w:pPr>
+            <w:r>
+              <w:rPr>
+                <w:b/>
+                <w:bCs/>
+              </w:rPr>
+              <w:t>337</w:t>
+            </w:r>
+          </w:p>
+        </w:tc>
+        <w:tc>
+          <w:tcPr>
+            <w:tcW w:w="1134" w:type="dxa"/>
+            <w:vAlign w:val="center"/>
+          </w:tcPr>
+          <w:p>
+            <w:pPr>
+              <w:jc w:val="center"/>
+              <w:rPr>
+                <w:rFonts w:hint="eastAsia"/>
+                <w:b/>
+                <w:bCs/>
+              </w:rPr>
+            </w:pPr>
+            <w:r>
+              <w:rPr>
+                <w:b/>
+                <w:bCs/>
+              </w:rPr>
+              <w:t>19.31%</w:t>
+            </w:r>
+          </w:p>
+        </w:tc>
+        <w:tc>
+          <w:tcPr>
+            <w:tcW w:w="1134" w:type="dxa"/>
+            <w:vAlign w:val="center"/>
+          </w:tcPr>
+          <w:p>
+            <w:pPr>
+              <w:jc w:val="center"/>
+              <w:rPr>
+                <w:rFonts w:hint="eastAsia"/>
+                <w:b/>
+                <w:bCs/>
+              </w:rPr>
+            </w:pPr>
+            <w:r>
+              <w:rPr>
+                <w:b/>
+                <w:bCs/>
+              </w:rPr>
+              <w:t>55.98%</w:t>
+            </w:r>
+          </w:p>
+        </w:tc>
+        <w:tc>
+          <w:tcPr>
+            <w:tcW w:w="1105" w:type="dxa"/>
+            <w:vAlign w:val="center"/>
+          </w:tcPr>
+          <w:p>
+            <w:pPr>
+              <w:jc w:val="center"/>
+              <w:rPr>
+                <w:rFonts w:hint="eastAsia"/>
+                <w:b/>
+                <w:bCs/>
+              </w:rPr>
+            </w:pPr>
+            <w:r>
+              <w:rPr>
+                <w:b/>
+                <w:bCs/>
+              </w:rPr>
+              <w:t>28.70%</w:t>
+            </w:r>
+          </w:p>
+        </w:tc>
+      </w:tr>
+      <w:tr>
+        <w:trPr>
+          <w:trHeight w:val="726"/>
+        </w:trPr>
+        <w:tc>
+          <w:tcPr>
+            <w:tcW w:w="2073" w:type="dxa"/>
+          </w:tcPr>
+          <w:p>
+            <w:pPr>
+              <w:rPr>
+                <w:b/>
+                <w:bCs/>
+              </w:rPr>
+            </w:pPr>
+            <w:proofErr w:type="spellStart"/>
+            <w:r>
+              <w:rPr>
+                <w:b/>
+                <w:bCs/>
+              </w:rPr>
+              <w:t>RandomForest</w:t>
+            </w:r>
+            <w:proofErr w:type="spellEnd"/>
+          </w:p>
+        </w:tc>
+        <w:tc>
+          <w:tcPr>
+            <w:tcW w:w="1183" w:type="dxa"/>
+            <w:vAlign w:val="center"/>
+          </w:tcPr>
+          <w:p>
+            <w:pPr>
+              <w:jc w:val="center"/>
+              <w:rPr>
+                <w:b/>
+                <w:bCs/>
+              </w:rPr>
+            </w:pPr>
+            <w:r>
+              <w:rPr>
+                <w:b/>
+                <w:bCs/>
+              </w:rPr>
+              <w:t>13,648</w:t>
+            </w:r>
+          </w:p>
+        </w:tc>
+        <w:tc>
+          <w:tcPr>
+            <w:tcW w:w="1275" w:type="dxa"/>
+            <w:vAlign w:val="center"/>
+          </w:tcPr>
+          <w:p>
+            <w:pPr>
+              <w:jc w:val="center"/>
+              <w:rPr>
+                <w:b/>
+                <w:bCs/>
+              </w:rPr>
+            </w:pPr>
+            <w:r>
+              <w:rPr>
+                <w:b/>
+                <w:bCs/>
+              </w:rPr>
+              <w:t>954</w:t>
+            </w:r>
+          </w:p>
+        </w:tc>
+        <w:tc>
+          <w:tcPr>
+            <w:tcW w:w="1276" w:type="dxa"/>
+            <w:vAlign w:val="center"/>
+          </w:tcPr>
+          <w:p>
+            <w:pPr>
+              <w:jc w:val="center"/>
+              <w:rPr>
+                <w:b/>
+                <w:bCs/>
+              </w:rPr>
+            </w:pPr>
+            <w:r>
+              <w:rPr>
+                <w:b/>
+                <w:bCs/>
+              </w:rPr>
+              <w:t>364</w:t>
+            </w:r>
+          </w:p>
+        </w:tc>
+        <w:tc>
+          <w:tcPr>
+            <w:tcW w:w="1276" w:type="dxa"/>
+            <w:vAlign w:val="center"/>
+          </w:tcPr>
+          <w:p>
+            <w:pPr>
+              <w:jc w:val="center"/>
+              <w:rPr>
+                <w:b/>
+                <w:bCs/>
+              </w:rPr>
+            </w:pPr>
+            <w:r>
+              <w:rPr>
+                <w:b/>
+                <w:bCs/>
+              </w:rPr>
+              <w:t>238</w:t>
+            </w:r>
+          </w:p>
+        </w:tc>
+        <w:tc>
+          <w:tcPr>
+            <w:tcW w:w="1134" w:type="dxa"/>
+            <w:vAlign w:val="center"/>
+          </w:tcPr>
+          <w:p>
+            <w:pPr>
+              <w:jc w:val="center"/>
+              <w:rPr>
+                <w:rFonts w:hint="eastAsia"/>
+                <w:b/>
+                <w:bCs/>
+              </w:rPr>
+            </w:pPr>
+            <w:r>
+              <w:rPr>
+                <w:b/>
+                <w:bCs/>
+              </w:rPr>
+              <w:t>19.96%</w:t>
+            </w:r>
+          </w:p>
+        </w:tc>
+        <w:tc>
+          <w:tcPr>
+            <w:tcW w:w="1134" w:type="dxa"/>
+            <w:vAlign w:val="center"/>
+          </w:tcPr>
+          <w:p>
+            <w:pPr>
+              <w:jc w:val="center"/>
+              <w:rPr>
+                <w:rFonts w:hint="eastAsia"/>
+                <w:b/>
+                <w:bCs/>
+              </w:rPr>
+            </w:pPr>
+            <w:r>
+              <w:rPr>
+                <w:b/>
+                <w:bCs/>
+              </w:rPr>
+              <w:t>39.53%</w:t>
+            </w:r>
+          </w:p>
+        </w:tc>
+        <w:tc>
+          <w:tcPr>
+            <w:tcW w:w="1105" w:type="dxa"/>
+            <w:vAlign w:val="center"/>
+          </w:tcPr>
+          <w:p>
+            <w:pPr>
+              <w:jc w:val="center"/>
+              <w:rPr>
+                <w:rFonts w:hint="eastAsia"/>
+                <w:b/>
+                <w:bCs/>
+              </w:rPr>
+            </w:pPr>
+            <w:r>
+              <w:rPr>
+                <w:b/>
+                <w:bCs/>
+              </w:rPr>
+              <w:t>26.49%</w:t>
+            </w:r>
+          </w:p>
+        </w:tc>
+      </w:tr>
+      <w:tr>
+        <w:trPr>
+          <w:trHeight w:val="727"/>
+        </w:trPr>
+        <w:tc>
+          <w:tcPr>
+            <w:tcW w:w="2073" w:type="dxa"/>
+          </w:tcPr>
+          <w:p>
+            <w:pPr>
+              <w:jc w:val="center"/>
+              <w:rPr>
+                <w:b/>
+                <w:bCs/>
+              </w:rPr>
+            </w:pPr>
+            <w:proofErr w:type="spellStart"/>
+            <w:r>
+              <w:rPr>
+                <w:b/>
+                <w:bCs/>
+              </w:rPr>
+              <w:t>LogisticRegression</w:t>
+            </w:r>
+            <w:proofErr w:type="spellEnd"/>
+          </w:p>
+        </w:tc>
+        <w:tc>
+          <w:tcPr>
+            <w:tcW w:w="1183" w:type="dxa"/>
+            <w:vAlign w:val="center"/>
+          </w:tcPr>
+          <w:p>
+            <w:pPr>
+              <w:jc w:val="center"/>
+              <w:rPr>
+                <w:b/>
+                <w:bCs/>
+              </w:rPr>
+            </w:pPr>
+            <w:r>
+              <w:rPr>
+                <w:b/>
+                <w:bCs/>
+              </w:rPr>
+              <w:t>9,913</w:t>
+            </w:r>
+          </w:p>
+        </w:tc>
+        <w:tc>
+          <w:tcPr>
+            <w:tcW w:w="1275" w:type="dxa"/>
+            <w:vAlign w:val="center"/>
+          </w:tcPr>
+          <w:p>
+            <w:pPr>
+              <w:jc w:val="center"/>
+              <w:rPr>
+                <w:b/>
+                <w:bCs/>
+              </w:rPr>
+            </w:pPr>
+            <w:r>
+              <w:rPr>
+                <w:b/>
+                <w:bCs/>
+              </w:rPr>
+              <w:t>4,689</w:t>
+            </w:r>
+          </w:p>
+        </w:tc>
+        <w:tc>
+          <w:tcPr>
+            <w:tcW w:w="1276" w:type="dxa"/>
+            <w:vAlign w:val="center"/>
+          </w:tcPr>
+          <w:p>
+            <w:pPr>
+              <w:jc w:val="center"/>
+              <w:rPr>
+                <w:b/>
+                <w:bCs/>
+              </w:rPr>
+            </w:pPr>
+            <w:r>
+              <w:rPr>
+                <w:b/>
+                <w:bCs/>
+              </w:rPr>
+              <w:t>137</w:t>
+            </w:r>
+          </w:p>
+        </w:tc>
+        <w:tc>
+          <w:tcPr>
+            <w:tcW w:w="1276" w:type="dxa"/>
+            <w:vAlign w:val="center"/>
+          </w:tcPr>
+          <w:p>
+            <w:pPr>
+              <w:jc w:val="center"/>
+              <w:rPr>
+                <w:b/>
+                <w:bCs/>
+              </w:rPr>
+            </w:pPr>
+            <w:r>
+              <w:rPr>
+                <w:b/>
+                <w:bCs/>
+              </w:rPr>
+              <w:t>465</w:t>
+            </w:r>
+          </w:p>
+        </w:tc>
+        <w:tc>
+          <w:tcPr>
+            <w:tcW w:w="1134" w:type="dxa"/>
+            <w:vAlign w:val="center"/>
+          </w:tcPr>
+          <w:p>
+            <w:pPr>
+              <w:jc w:val="center"/>
+              <w:rPr>
+                <w:rFonts w:hint="eastAsia"/>
+                <w:b/>
+                <w:bCs/>
+              </w:rPr>
+            </w:pPr>
+            <w:r>
+              <w:rPr>
+                <w:b/>
+                <w:bCs/>
+              </w:rPr>
+              <w:t>9.03%</w:t>
+            </w:r>
+          </w:p>
+        </w:tc>
+        <w:tc>
+          <w:tcPr>
+            <w:tcW w:w="1134" w:type="dxa"/>
+            <w:vAlign w:val="center"/>
+          </w:tcPr>
+          <w:p>
+            <w:pPr>
+              <w:jc w:val="center"/>
+              <w:rPr>
+                <w:rFonts w:hint="eastAsia"/>
+                <w:b/>
+                <w:bCs/>
+              </w:rPr>
+            </w:pPr>
+            <w:r>
+              <w:rPr>
+                <w:b/>
+                <w:bCs/>
+              </w:rPr>
+              <w:t>77.24%</w:t>
+            </w:r>
+          </w:p>
+        </w:tc>
+        <w:tc>
+          <w:tcPr>
+            <w:tcW w:w="1105" w:type="dxa"/>
+            <w:vAlign w:val="center"/>
+          </w:tcPr>
+          <w:p>
+            <w:pPr>
+              <w:jc w:val="center"/>
+              <w:rPr>
+                <w:rFonts w:hint="eastAsia"/>
+                <w:b/>
+                <w:bCs/>
+              </w:rPr>
+            </w:pPr>
+            <w:r>
+              <w:rPr>
+                <w:b/>
+                <w:bCs/>
+              </w:rPr>
+              <w:t>16.08%</w:t>
+            </w:r>
+          </w:p>
+        </w:tc>
+      </w:tr>
+    </w:tbl>
+    <w:p>
+      <w:pPr>
+        <w:rPr>
+          <w:rFonts w:hint="eastAsia"/>
+          <w:b/>
+          <w:bCs/>
+        </w:rPr>
       </w:pPr>
     </w:p>
     <w:p>
       <w:pPr>
+        <w:pStyle w:val="4"/>
+      </w:pPr>
+      <w:r>
+        <w:rPr>
+          <w:rFonts w:hint="eastAsia"/>
+        </w:rPr>
+        <w:t>2.5.3.2 오차 분석</w:t>
+      </w:r>
+    </w:p>
+    <w:p>
+      <w:pPr>
         <w:rPr>
           <w:b/>
           <w:bCs/>
         </w:rPr>
       </w:pPr>
+      <w:proofErr w:type="spellStart"/>
       <w:r>
         <w:rPr>
           <w:b/>
           <w:bCs/>
         </w:rPr>
-        <w:lastRenderedPageBreak/>
-        <w:t>XGBoost 모델: 극도의 보수적 예측 (Precision 높음, Recall/F1 극도로 낮음)</w:t>
+        <w:t>XGBoost</w:t>
+      </w:r>
+      <w:proofErr w:type="spellEnd"/>
+      <w:r>
+        <w:rPr>
+          <w:b/>
+          <w:bCs/>
+        </w:rPr>
+        <w:t xml:space="preserve"> 모델: 극도의 보수적 예측 (Precision 높음, Recall/F1 극도로 낮음)</w:t>
       </w:r>
     </w:p>
     <w:p>
@@ -5565,12 +7345,21 @@
           <w:bCs/>
         </w:rPr>
       </w:pPr>
+      <w:proofErr w:type="spellStart"/>
       <w:r>
         <w:rPr>
           <w:b/>
           <w:bCs/>
         </w:rPr>
-        <w:t>LightGBM 모델: 균형 잡힌 시도 (Recall 대비 Precision 중간)</w:t>
+        <w:t>LightGBM</w:t>
+      </w:r>
+      <w:proofErr w:type="spellEnd"/>
+      <w:r>
+        <w:rPr>
+          <w:b/>
+          <w:bCs/>
+        </w:rPr>
+        <w:t xml:space="preserve"> 모델: 균형 잡힌 시도 (Recall 대비 Precision 중간)</w:t>
       </w:r>
     </w:p>
     <w:p>
@@ -5622,7 +7411,15 @@
         <w:t>TP</w:t>
       </w:r>
       <w:r>
-        <w:t xml:space="preserve"> (337건)이 XGBoost보다 월등히 높아 </w:t>
+        <w:t xml:space="preserve"> (337건)이 </w:t>
+      </w:r>
+      <w:proofErr w:type="spellStart"/>
+      <w:r>
+        <w:t>XGBoost</w:t>
+      </w:r>
+      <w:proofErr w:type="spellEnd"/>
+      <w:r>
+        <w:t xml:space="preserve">보다 월등히 높아 </w:t>
       </w:r>
       <w:r>
         <w:rPr>
@@ -5649,6 +7446,7 @@
         </w:numPr>
       </w:pPr>
       <w:r>
+        <w:lastRenderedPageBreak/>
         <w:t xml:space="preserve">하지만 $\text{FP}$ (1,409건)도 높아, 불만족으로 예측했을 때 실제 불만족일 확률 </w:t>
       </w:r>
       <w:r>
@@ -5686,6 +7484,7 @@
       <w:r>
         <w:t xml:space="preserve">을 높이는 것이 중요함을 고려할 때, </w:t>
       </w:r>
+      <w:proofErr w:type="spellStart"/>
       <w:r>
         <w:rPr>
           <w:b/>
@@ -5693,6 +7492,7 @@
         </w:rPr>
         <w:t>XGBoost</w:t>
       </w:r>
+      <w:proofErr w:type="spellEnd"/>
       <w:r>
         <w:t xml:space="preserve">보다 훨씬 </w:t>
       </w:r>
@@ -5720,12 +7520,37 @@
           <w:bCs/>
         </w:rPr>
       </w:pPr>
+      <w:proofErr w:type="spellStart"/>
       <w:r>
         <w:rPr>
           <w:b/>
           <w:bCs/>
         </w:rPr>
-        <w:t>RandomForest 모델: LightGBM과 유사 (Recall 낮음, Precision 높음)</w:t>
+        <w:t>RandomForest</w:t>
+      </w:r>
+      <w:proofErr w:type="spellEnd"/>
+      <w:r>
+        <w:rPr>
+          <w:b/>
+          <w:bCs/>
+        </w:rPr>
+        <w:t xml:space="preserve"> 모델: </w:t>
+      </w:r>
+      <w:proofErr w:type="spellStart"/>
+      <w:r>
+        <w:rPr>
+          <w:b/>
+          <w:bCs/>
+        </w:rPr>
+        <w:t>LightGBM</w:t>
+      </w:r>
+      <w:proofErr w:type="spellEnd"/>
+      <w:r>
+        <w:rPr>
+          <w:b/>
+          <w:bCs/>
+        </w:rPr>
+        <w:t>과 유사 (Recall 낮음, Precision 높음)</w:t>
       </w:r>
     </w:p>
     <w:p>
@@ -5743,7 +7568,15 @@
         <w:t>성향:</w:t>
       </w:r>
       <w:r>
-        <w:t xml:space="preserve"> LightGBM보다 약간 더 보수적</w:t>
+        <w:t xml:space="preserve"> </w:t>
+      </w:r>
+      <w:proofErr w:type="spellStart"/>
+      <w:r>
+        <w:t>LightGBM</w:t>
+      </w:r>
+      <w:proofErr w:type="spellEnd"/>
+      <w:r>
+        <w:t>보다 약간 더 보수적</w:t>
       </w:r>
       <w:r>
         <w:rPr>
@@ -5787,6 +7620,7 @@
       <w:r>
         <w:t xml:space="preserve">(39.53%)이 </w:t>
       </w:r>
+      <w:proofErr w:type="spellStart"/>
       <w:r>
         <w:rPr>
           <w:b/>
@@ -5794,6 +7628,7 @@
         </w:rPr>
         <w:t>LightGBM</w:t>
       </w:r>
+      <w:proofErr w:type="spellEnd"/>
       <w:r>
         <w:t xml:space="preserve">보다 낮고, </w:t>
       </w:r>
@@ -5807,6 +7642,7 @@
       <w:r>
         <w:t xml:space="preserve"> (19.96%)은</w:t>
       </w:r>
+      <w:proofErr w:type="spellStart"/>
       <w:r>
         <w:rPr>
           <w:b/>
@@ -5814,6 +7650,7 @@
         </w:rPr>
         <w:t>LightGBM</w:t>
       </w:r>
+      <w:proofErr w:type="spellEnd"/>
       <w:r>
         <w:t>과 유사</w:t>
       </w:r>
@@ -5842,7 +7679,15 @@
         <w:t>FN</w:t>
       </w:r>
       <w:r>
-        <w:t xml:space="preserve"> (364건)이 LightGBM (265건)보다 많아, </w:t>
+        <w:t xml:space="preserve"> (364건)이 </w:t>
+      </w:r>
+      <w:proofErr w:type="spellStart"/>
+      <w:r>
+        <w:t>LightGBM</w:t>
+      </w:r>
+      <w:proofErr w:type="spellEnd"/>
+      <w:r>
+        <w:t xml:space="preserve"> (265건)보다 많아, </w:t>
       </w:r>
       <w:r>
         <w:rPr>
@@ -5867,7 +7712,15 @@
         <w:t>결론:</w:t>
       </w:r>
       <w:r>
-        <w:t xml:space="preserve"> 불만족 고객 탐지 능력 면에서 LightGBM에 비해 열세</w:t>
+        <w:t xml:space="preserve"> 불만족 고객 탐지 능력 면에서 </w:t>
+      </w:r>
+      <w:proofErr w:type="spellStart"/>
+      <w:r>
+        <w:t>LightGBM</w:t>
+      </w:r>
+      <w:proofErr w:type="spellEnd"/>
+      <w:r>
+        <w:t>에 비해 열세</w:t>
       </w:r>
       <w:r>
         <w:rPr>
@@ -5886,12 +7739,21 @@
           <w:bCs/>
         </w:rPr>
       </w:pPr>
+      <w:proofErr w:type="spellStart"/>
       <w:r>
         <w:rPr>
           <w:b/>
           <w:bCs/>
         </w:rPr>
-        <w:t>LogisticRegression 모델: 극도의 공격적 예측 (Recall 매우 높음, Precision 매우 낮음)</w:t>
+        <w:t>LogisticRegression</w:t>
+      </w:r>
+      <w:proofErr w:type="spellEnd"/>
+      <w:r>
+        <w:rPr>
+          <w:b/>
+          <w:bCs/>
+        </w:rPr>
+        <w:t xml:space="preserve"> 모델: 극도의 공격적 예측 (Recall 매우 높음, Precision 매우 낮음)</w:t>
       </w:r>
     </w:p>
     <w:p>
@@ -5955,7 +7817,6 @@
           <w:b/>
           <w:bCs/>
         </w:rPr>
-        <w:lastRenderedPageBreak/>
         <w:t>Recall</w:t>
       </w:r>
       <w:r>
@@ -6074,21 +7935,13 @@
           <w:b/>
           <w:bCs/>
         </w:rPr>
-        <w:t xml:space="preserve"> </w:t>
-      </w:r>
-      <w:r>
-        <w:rPr>
-          <w:rFonts w:hint="eastAsia"/>
+        <w:t xml:space="preserve"> 값</w:t>
+      </w:r>
+      <w:r>
+        <w:rPr>
           <w:b/>
           <w:bCs/>
         </w:rPr>
-        <w:t>값</w:t>
-      </w:r>
-      <w:r>
-        <w:rPr>
-          <w:b/>
-          <w:bCs/>
-        </w:rPr>
         <w:t>이 매우 낮게 설정</w:t>
       </w:r>
       <w:r>
@@ -6106,14 +7959,10 @@
     </w:p>
     <w:p>
       <w:pPr>
-        <w:pStyle w:val="4"/>
-      </w:pPr>
-      <w:r>
         <w:rPr>
           <w:rFonts w:hint="eastAsia"/>
         </w:rPr>
-        <w:t>2.5.3.2 오차 분석</w:t>
-      </w:r>
+      </w:pPr>
     </w:p>
     <w:p>
       <w:pPr>
@@ -6123,8 +7972,27 @@
         <w:rPr>
           <w:rFonts w:hint="eastAsia"/>
         </w:rPr>
-        <w:t>2.5.3.3 문제적 파악</w:t>
-      </w:r>
+        <w:t>2.5.3.3 문제</w:t>
+      </w:r>
+      <w:r>
+        <w:rPr>
+          <w:rFonts w:hint="eastAsia"/>
+        </w:rPr>
+        <w:t>점</w:t>
+      </w:r>
+      <w:r>
+        <w:rPr>
+          <w:rFonts w:hint="eastAsia"/>
+        </w:rPr>
+        <w:t xml:space="preserve"> 파악</w:t>
+      </w:r>
+    </w:p>
+    <w:p>
+      <w:pPr>
+        <w:rPr>
+          <w:rFonts w:hint="eastAsia"/>
+        </w:rPr>
+      </w:pPr>
     </w:p>
     <w:p>
       <w:pPr>
@@ -14034,6 +15902,11 @@
       <w:szCs w:val="24"/>
     </w:rPr>
   </w:style>
+  <w:style w:type="character" w:customStyle="1" w:styleId="math-inline">
+    <w:name w:val="math-inline"/>
+    <w:basedOn w:val="a0"/>
+    <w:rsid w:val="00DB495D"/>
+  </w:style>
 </w:styles>
 </file>
 
